--- a/docs/manual/ar/user-manual-ar.docx
+++ b/docs/manual/ar/user-manual-ar.docx
@@ -4630,7 +4630,7 @@
           <w:rFonts w:ascii="IBM Plex Sans Arabic" w:cs="IBM Plex Sans Arabic" w:hAnsi="IBM Plex Sans Arabic"/>
           <w:rtl/>
         </w:rPr>
-        <w:t xml:space="preserve">أسئلة يعاد استخدامها في الخدمات: نوع الإجابة (نص، رقم، تاريخ، اختيار، نعم/لا)، والخيارات أو قائمة القيم، والقيود (أقل وأعلى قيمة، أقصى طول، النمط)، والتعبئة المسبقة من ملف المتعامل.</w:t>
+        <w:t xml:space="preserve">أسئلة يعاد استخدامها في الخدمات: نوع الإجابة (نص، رقم، تاريخ، اختيار، نعم/لا، رفع ملفات)، والخيارات أو قائمة القيم، والقيود (أقل وأعلى قيمة، أقصى طول، النمط)، والتعبئة المسبقة من ملف المتعامل.</w:t>
       </w:r>
     </w:p>
     <w:p>
@@ -4700,19 +4700,6 @@
     </w:p>
     <w:p>
       <w:pPr>
-        <w:pStyle w:val="Heading2"/>
-        <w:bidi/>
-      </w:pPr>
-      <w:r>
-        <w:rPr>
-          <w:rFonts w:ascii="IBM Plex Sans Arabic" w:cs="IBM Plex Sans Arabic" w:hAnsi="IBM Plex Sans Arabic"/>
-          <w:rtl/>
-        </w:rPr>
-        <w:t xml:space="preserve">7.4 تصنيفات الخدمات</w:t>
-      </w:r>
-    </w:p>
-    <w:p>
-      <w:pPr>
         <w:bidi/>
         <w:spacing w:after="120" w:line="320"/>
         <w:jc w:val="start"/>
@@ -4722,7 +4709,7 @@
           <w:rFonts w:ascii="IBM Plex Sans Arabic" w:cs="IBM Plex Sans Arabic" w:hAnsi="IBM Plex Sans Arabic"/>
           <w:rtl/>
         </w:rPr>
-        <w:t xml:space="preserve">تجمع التصنيفات الخدمات في تبويبات الصفحة الرئيسية للبوابة وفي تصفية البحث. التصنيفات قيم في «التصنيفات والقيم» (الفئة SVC_CATEGORY) وتُعدّ من هذه الشاشة أيضًا.</w:t>
+        <w:t xml:space="preserve">سؤال «رفع ملفات» يطلب من المتعامل إرفاق ملف: حدد أنواع الملفات المقبولة (مثل pdf, jpg؛ الفارغ للمستندات والصور المعتادة)، وأكبر حجم للملف (حتى 25 ميجابايت)، وفعّل «اختيار متعدد / عدة ملفات» مع أقصى عدد للملفات عند الحاجة لأكثر من ملف.</w:t>
       </w:r>
     </w:p>
     <w:p>
@@ -4735,7 +4722,7 @@
           <wp:inline distT="0" distB="0" distL="0" distR="0">
             <wp:extent cx="5715000" cy="3571875"/>
             <wp:effectExtent t="0" r="0" b="0" l="0"/>
-            <wp:docPr id="1" name="08-categories.jpg" descr="تصنيفات الخدمات" title="تصنيفات الخدمات"/>
+            <wp:docPr id="1" name="07b-file-question.jpg" descr="إعدادات سؤال رفع الملفات" title="إعدادات سؤال رفع الملفات"/>
             <wp:cNvGraphicFramePr>
               <a:graphicFrameLocks xmlns:a="http://schemas.openxmlformats.org/drawingml/2006/main" noChangeAspect="1"/>
             </wp:cNvGraphicFramePr>
@@ -4787,21 +4774,7 @@
           <w:szCs w:val="18"/>
           <w:rtl/>
         </w:rPr>
-        <w:t xml:space="preserve">تصنيفات الخدمات</w:t>
-      </w:r>
-    </w:p>
-    <w:p>
-      <w:pPr>
-        <w:pStyle w:val="Heading1"/>
-        <w:pageBreakBefore/>
-        <w:bidi/>
-      </w:pPr>
-      <w:r>
-        <w:rPr>
-          <w:rFonts w:ascii="IBM Plex Sans Arabic" w:cs="IBM Plex Sans Arabic" w:hAnsi="IBM Plex Sans Arabic"/>
-          <w:rtl/>
-        </w:rPr>
-        <w:t xml:space="preserve">8. مسارات العمل</w:t>
+        <w:t xml:space="preserve">إعدادات سؤال رفع الملفات</w:t>
       </w:r>
     </w:p>
     <w:p>
@@ -4815,7 +4788,7 @@
           <w:rFonts w:ascii="IBM Plex Sans Arabic" w:cs="IBM Plex Sans Arabic" w:hAnsi="IBM Plex Sans Arabic"/>
           <w:rtl/>
         </w:rPr>
-        <w:t xml:space="preserve">لكل خدمة مسار عمل يحدد خطوات معالجة الطلب. تعرض «مسارات العمل» المسارات و«إصدارات المسارات» إصداراتها.</w:t>
+        <w:t xml:space="preserve">لطلب ملف عند إجابة معينة فقط (مثل «هل لديك ترخيص سابق؟» = نعم): أضف سؤال الملف إلى النموذج في منشئ الخدمات واضبط له «مطلوب عندما» و«يظهر عندما» على تلك الإجابة. يرفع المتعامل الملفات في البوابة ويراها الموظف في تفاصيل الطلب وفي مهمة مركز الإجراءات ويفتحها بالضغط عليها.</w:t>
       </w:r>
     </w:p>
     <w:p>
@@ -4828,7 +4801,7 @@
           <wp:inline distT="0" distB="0" distL="0" distR="0">
             <wp:extent cx="5715000" cy="3571875"/>
             <wp:effectExtent t="0" r="0" b="0" l="0"/>
-            <wp:docPr id="1" name="10-workflows.jpg" descr="مسارات العمل" title="مسارات العمل"/>
+            <wp:docPr id="1" name="07c-request-files.jpg" descr="ملفات الطلب في تفاصيل الطلب" title="ملفات الطلب في تفاصيل الطلب"/>
             <wp:cNvGraphicFramePr>
               <a:graphicFrameLocks xmlns:a="http://schemas.openxmlformats.org/drawingml/2006/main" noChangeAspect="1"/>
             </wp:cNvGraphicFramePr>
@@ -4880,6 +4853,191 @@
           <w:szCs w:val="18"/>
           <w:rtl/>
         </w:rPr>
+        <w:t xml:space="preserve">ملفات الطلب في تفاصيل الطلب</w:t>
+      </w:r>
+    </w:p>
+    <w:p>
+      <w:pPr>
+        <w:pStyle w:val="Heading2"/>
+        <w:bidi/>
+      </w:pPr>
+      <w:r>
+        <w:rPr>
+          <w:rFonts w:ascii="IBM Plex Sans Arabic" w:cs="IBM Plex Sans Arabic" w:hAnsi="IBM Plex Sans Arabic"/>
+          <w:rtl/>
+        </w:rPr>
+        <w:t xml:space="preserve">7.4 تصنيفات الخدمات</w:t>
+      </w:r>
+    </w:p>
+    <w:p>
+      <w:pPr>
+        <w:bidi/>
+        <w:spacing w:after="120" w:line="320"/>
+        <w:jc w:val="start"/>
+      </w:pPr>
+      <w:r>
+        <w:rPr>
+          <w:rFonts w:ascii="IBM Plex Sans Arabic" w:cs="IBM Plex Sans Arabic" w:hAnsi="IBM Plex Sans Arabic"/>
+          <w:rtl/>
+        </w:rPr>
+        <w:t xml:space="preserve">تجمع التصنيفات الخدمات في تبويبات الصفحة الرئيسية للبوابة وفي تصفية البحث. التصنيفات قيم في «التصنيفات والقيم» (الفئة SVC_CATEGORY) وتُعدّ من هذه الشاشة أيضًا.</w:t>
+      </w:r>
+    </w:p>
+    <w:p>
+      <w:pPr>
+        <w:spacing w:after="60" w:before="120"/>
+        <w:jc w:val="center"/>
+      </w:pPr>
+      <w:r>
+        <w:drawing>
+          <wp:inline distT="0" distB="0" distL="0" distR="0">
+            <wp:extent cx="5715000" cy="3571875"/>
+            <wp:effectExtent t="0" r="0" b="0" l="0"/>
+            <wp:docPr id="1" name="08-categories.jpg" descr="تصنيفات الخدمات" title="تصنيفات الخدمات"/>
+            <wp:cNvGraphicFramePr>
+              <a:graphicFrameLocks xmlns:a="http://schemas.openxmlformats.org/drawingml/2006/main" noChangeAspect="1"/>
+            </wp:cNvGraphicFramePr>
+            <a:graphic xmlns:a="http://schemas.openxmlformats.org/drawingml/2006/main">
+              <a:graphicData uri="http://schemas.openxmlformats.org/drawingml/2006/picture">
+                <pic:pic xmlns:pic="http://schemas.openxmlformats.org/drawingml/2006/picture">
+                  <pic:nvPicPr>
+                    <pic:cNvPr id="0" name="" descr=""/>
+                    <pic:cNvPicPr>
+                      <a:picLocks noChangeAspect="1" noChangeArrowheads="1"/>
+                    </pic:cNvPicPr>
+                  </pic:nvPicPr>
+                  <pic:blipFill>
+                    <a:blip r:embed="rId32" cstate="none"/>
+                    <a:srcRect/>
+                    <a:stretch>
+                      <a:fillRect/>
+                    </a:stretch>
+                  </pic:blipFill>
+                  <pic:spPr bwMode="auto">
+                    <a:xfrm>
+                      <a:off x="0" y="0"/>
+                      <a:ext cx="5715000" cy="3571875"/>
+                    </a:xfrm>
+                    <a:prstGeom prst="rect">
+                      <a:avLst/>
+                    </a:prstGeom>
+                  </pic:spPr>
+                </pic:pic>
+              </a:graphicData>
+            </a:graphic>
+          </wp:inline>
+        </w:drawing>
+      </w:r>
+    </w:p>
+    <w:p>
+      <w:pPr>
+        <w:bidi/>
+        <w:spacing w:after="240"/>
+        <w:jc w:val="center"/>
+      </w:pPr>
+      <w:r>
+        <w:rPr>
+          <w:rFonts w:ascii="IBM Plex Sans Arabic" w:cs="IBM Plex Sans Arabic" w:hAnsi="IBM Plex Sans Arabic"/>
+          <w:i/>
+          <w:iCs/>
+          <w:color w:val="667085"/>
+          <w:sz w:val="18"/>
+          <w:szCs w:val="18"/>
+          <w:rtl/>
+        </w:rPr>
+        <w:t xml:space="preserve">تصنيفات الخدمات</w:t>
+      </w:r>
+    </w:p>
+    <w:p>
+      <w:pPr>
+        <w:pStyle w:val="Heading1"/>
+        <w:pageBreakBefore/>
+        <w:bidi/>
+      </w:pPr>
+      <w:r>
+        <w:rPr>
+          <w:rFonts w:ascii="IBM Plex Sans Arabic" w:cs="IBM Plex Sans Arabic" w:hAnsi="IBM Plex Sans Arabic"/>
+          <w:rtl/>
+        </w:rPr>
+        <w:t xml:space="preserve">8. مسارات العمل</w:t>
+      </w:r>
+    </w:p>
+    <w:p>
+      <w:pPr>
+        <w:bidi/>
+        <w:spacing w:after="120" w:line="320"/>
+        <w:jc w:val="start"/>
+      </w:pPr>
+      <w:r>
+        <w:rPr>
+          <w:rFonts w:ascii="IBM Plex Sans Arabic" w:cs="IBM Plex Sans Arabic" w:hAnsi="IBM Plex Sans Arabic"/>
+          <w:rtl/>
+        </w:rPr>
+        <w:t xml:space="preserve">لكل خدمة مسار عمل يحدد خطوات معالجة الطلب. تعرض «مسارات العمل» المسارات و«إصدارات المسارات» إصداراتها.</w:t>
+      </w:r>
+    </w:p>
+    <w:p>
+      <w:pPr>
+        <w:spacing w:after="60" w:before="120"/>
+        <w:jc w:val="center"/>
+      </w:pPr>
+      <w:r>
+        <w:drawing>
+          <wp:inline distT="0" distB="0" distL="0" distR="0">
+            <wp:extent cx="5715000" cy="3571875"/>
+            <wp:effectExtent t="0" r="0" b="0" l="0"/>
+            <wp:docPr id="1" name="10-workflows.jpg" descr="مسارات العمل" title="مسارات العمل"/>
+            <wp:cNvGraphicFramePr>
+              <a:graphicFrameLocks xmlns:a="http://schemas.openxmlformats.org/drawingml/2006/main" noChangeAspect="1"/>
+            </wp:cNvGraphicFramePr>
+            <a:graphic xmlns:a="http://schemas.openxmlformats.org/drawingml/2006/main">
+              <a:graphicData uri="http://schemas.openxmlformats.org/drawingml/2006/picture">
+                <pic:pic xmlns:pic="http://schemas.openxmlformats.org/drawingml/2006/picture">
+                  <pic:nvPicPr>
+                    <pic:cNvPr id="0" name="" descr=""/>
+                    <pic:cNvPicPr>
+                      <a:picLocks noChangeAspect="1" noChangeArrowheads="1"/>
+                    </pic:cNvPicPr>
+                  </pic:nvPicPr>
+                  <pic:blipFill>
+                    <a:blip r:embed="rId33" cstate="none"/>
+                    <a:srcRect/>
+                    <a:stretch>
+                      <a:fillRect/>
+                    </a:stretch>
+                  </pic:blipFill>
+                  <pic:spPr bwMode="auto">
+                    <a:xfrm>
+                      <a:off x="0" y="0"/>
+                      <a:ext cx="5715000" cy="3571875"/>
+                    </a:xfrm>
+                    <a:prstGeom prst="rect">
+                      <a:avLst/>
+                    </a:prstGeom>
+                  </pic:spPr>
+                </pic:pic>
+              </a:graphicData>
+            </a:graphic>
+          </wp:inline>
+        </w:drawing>
+      </w:r>
+    </w:p>
+    <w:p>
+      <w:pPr>
+        <w:bidi/>
+        <w:spacing w:after="240"/>
+        <w:jc w:val="center"/>
+      </w:pPr>
+      <w:r>
+        <w:rPr>
+          <w:rFonts w:ascii="IBM Plex Sans Arabic" w:cs="IBM Plex Sans Arabic" w:hAnsi="IBM Plex Sans Arabic"/>
+          <w:i/>
+          <w:iCs/>
+          <w:color w:val="667085"/>
+          <w:sz w:val="18"/>
+          <w:szCs w:val="18"/>
+          <w:rtl/>
+        </w:rPr>
         <w:t xml:space="preserve">مسارات العمل</w:t>
       </w:r>
     </w:p>
@@ -4920,7 +5078,7 @@
                     </pic:cNvPicPr>
                   </pic:nvPicPr>
                   <pic:blipFill>
-                    <a:blip r:embed="rId32" cstate="none"/>
+                    <a:blip r:embed="rId34" cstate="none"/>
                     <a:srcRect/>
                     <a:stretch>
                       <a:fillRect/>
@@ -5782,191 +5940,6 @@
                     </pic:cNvPicPr>
                   </pic:nvPicPr>
                   <pic:blipFill>
-                    <a:blip r:embed="rId33" cstate="none"/>
-                    <a:srcRect/>
-                    <a:stretch>
-                      <a:fillRect/>
-                    </a:stretch>
-                  </pic:blipFill>
-                  <pic:spPr bwMode="auto">
-                    <a:xfrm>
-                      <a:off x="0" y="0"/>
-                      <a:ext cx="5715000" cy="3571875"/>
-                    </a:xfrm>
-                    <a:prstGeom prst="rect">
-                      <a:avLst/>
-                    </a:prstGeom>
-                  </pic:spPr>
-                </pic:pic>
-              </a:graphicData>
-            </a:graphic>
-          </wp:inline>
-        </w:drawing>
-      </w:r>
-    </w:p>
-    <w:p>
-      <w:pPr>
-        <w:bidi/>
-        <w:spacing w:after="240"/>
-        <w:jc w:val="center"/>
-      </w:pPr>
-      <w:r>
-        <w:rPr>
-          <w:rFonts w:ascii="IBM Plex Sans Arabic" w:cs="IBM Plex Sans Arabic" w:hAnsi="IBM Plex Sans Arabic"/>
-          <w:i/>
-          <w:iCs/>
-          <w:color w:val="667085"/>
-          <w:sz w:val="18"/>
-          <w:szCs w:val="18"/>
-          <w:rtl/>
-        </w:rPr>
-        <w:t xml:space="preserve">مجموعات القواعد</w:t>
-      </w:r>
-    </w:p>
-    <w:p>
-      <w:pPr>
-        <w:bidi/>
-        <w:spacing w:after="120" w:line="320"/>
-        <w:jc w:val="start"/>
-      </w:pPr>
-      <w:r>
-        <w:rPr>
-          <w:rFonts w:ascii="IBM Plex Sans Arabic" w:cs="IBM Plex Sans Arabic" w:hAnsi="IBM Plex Sans Arabic"/>
-          <w:rtl/>
-        </w:rPr>
-        <w:t xml:space="preserve">في «إصدارات القواعد» يُبنى الإصدار الجديد من: الخطوات (اسم وقاعدة لكل خطوة)، ونتيجة لكل عنصر (مثل كل قطاع)، والنتيجة النهائية. جرّب الإصدار بمدخلات تجريبية قبل إضافته.</w:t>
-      </w:r>
-    </w:p>
-    <w:p>
-      <w:pPr>
-        <w:spacing w:after="60" w:before="120"/>
-        <w:jc w:val="center"/>
-      </w:pPr>
-      <w:r>
-        <w:drawing>
-          <wp:inline distT="0" distB="0" distL="0" distR="0">
-            <wp:extent cx="5715000" cy="3571875"/>
-            <wp:effectExtent t="0" r="0" b="0" l="0"/>
-            <wp:docPr id="1" name="13-rule-versions.jpg" descr="إصدارات القواعد" title="إصدارات القواعد"/>
-            <wp:cNvGraphicFramePr>
-              <a:graphicFrameLocks xmlns:a="http://schemas.openxmlformats.org/drawingml/2006/main" noChangeAspect="1"/>
-            </wp:cNvGraphicFramePr>
-            <a:graphic xmlns:a="http://schemas.openxmlformats.org/drawingml/2006/main">
-              <a:graphicData uri="http://schemas.openxmlformats.org/drawingml/2006/picture">
-                <pic:pic xmlns:pic="http://schemas.openxmlformats.org/drawingml/2006/picture">
-                  <pic:nvPicPr>
-                    <pic:cNvPr id="0" name="" descr=""/>
-                    <pic:cNvPicPr>
-                      <a:picLocks noChangeAspect="1" noChangeArrowheads="1"/>
-                    </pic:cNvPicPr>
-                  </pic:nvPicPr>
-                  <pic:blipFill>
-                    <a:blip r:embed="rId34" cstate="none"/>
-                    <a:srcRect/>
-                    <a:stretch>
-                      <a:fillRect/>
-                    </a:stretch>
-                  </pic:blipFill>
-                  <pic:spPr bwMode="auto">
-                    <a:xfrm>
-                      <a:off x="0" y="0"/>
-                      <a:ext cx="5715000" cy="3571875"/>
-                    </a:xfrm>
-                    <a:prstGeom prst="rect">
-                      <a:avLst/>
-                    </a:prstGeom>
-                  </pic:spPr>
-                </pic:pic>
-              </a:graphicData>
-            </a:graphic>
-          </wp:inline>
-        </w:drawing>
-      </w:r>
-    </w:p>
-    <w:p>
-      <w:pPr>
-        <w:bidi/>
-        <w:spacing w:after="240"/>
-        <w:jc w:val="center"/>
-      </w:pPr>
-      <w:r>
-        <w:rPr>
-          <w:rFonts w:ascii="IBM Plex Sans Arabic" w:cs="IBM Plex Sans Arabic" w:hAnsi="IBM Plex Sans Arabic"/>
-          <w:i/>
-          <w:iCs/>
-          <w:color w:val="667085"/>
-          <w:sz w:val="18"/>
-          <w:szCs w:val="18"/>
-          <w:rtl/>
-        </w:rPr>
-        <w:t xml:space="preserve">إصدارات القواعد</w:t>
-      </w:r>
-    </w:p>
-    <w:p>
-      <w:pPr>
-        <w:pStyle w:val="Heading1"/>
-        <w:pageBreakBefore/>
-        <w:bidi/>
-      </w:pPr>
-      <w:r>
-        <w:rPr>
-          <w:rFonts w:ascii="IBM Plex Sans Arabic" w:cs="IBM Plex Sans Arabic" w:hAnsi="IBM Plex Sans Arabic"/>
-          <w:rtl/>
-        </w:rPr>
-        <w:t xml:space="preserve">10. المستندات</w:t>
-      </w:r>
-    </w:p>
-    <w:p>
-      <w:pPr>
-        <w:pStyle w:val="Heading2"/>
-        <w:bidi/>
-      </w:pPr>
-      <w:r>
-        <w:rPr>
-          <w:rFonts w:ascii="IBM Plex Sans Arabic" w:cs="IBM Plex Sans Arabic" w:hAnsi="IBM Plex Sans Arabic"/>
-          <w:rtl/>
-        </w:rPr>
-        <w:t xml:space="preserve">10.1 أنواع المستندات</w:t>
-      </w:r>
-    </w:p>
-    <w:p>
-      <w:pPr>
-        <w:bidi/>
-        <w:spacing w:after="120" w:line="320"/>
-        <w:jc w:val="start"/>
-      </w:pPr>
-      <w:r>
-        <w:rPr>
-          <w:rFonts w:ascii="IBM Plex Sans Arabic" w:cs="IBM Plex Sans Arabic" w:hAnsi="IBM Plex Sans Arabic"/>
-          <w:rtl/>
-        </w:rPr>
-        <w:t xml:space="preserve">يحدد نوع المستند: بادئة الترقيم، ومدة الصلاحية، وأيام التذكير قبل الانتهاء، وحقول البيانات وحقول البنود (مع ما يظهر منها في صفحة التحقق العامة)، وقالب الطباعة.</w:t>
-      </w:r>
-    </w:p>
-    <w:p>
-      <w:pPr>
-        <w:spacing w:after="60" w:before="120"/>
-        <w:jc w:val="center"/>
-      </w:pPr>
-      <w:r>
-        <w:drawing>
-          <wp:inline distT="0" distB="0" distL="0" distR="0">
-            <wp:extent cx="5715000" cy="3571875"/>
-            <wp:effectExtent t="0" r="0" b="0" l="0"/>
-            <wp:docPr id="1" name="15-document-types.jpg" descr="أنواع المستندات" title="أنواع المستندات"/>
-            <wp:cNvGraphicFramePr>
-              <a:graphicFrameLocks xmlns:a="http://schemas.openxmlformats.org/drawingml/2006/main" noChangeAspect="1"/>
-            </wp:cNvGraphicFramePr>
-            <a:graphic xmlns:a="http://schemas.openxmlformats.org/drawingml/2006/main">
-              <a:graphicData uri="http://schemas.openxmlformats.org/drawingml/2006/picture">
-                <pic:pic xmlns:pic="http://schemas.openxmlformats.org/drawingml/2006/picture">
-                  <pic:nvPicPr>
-                    <pic:cNvPr id="0" name="" descr=""/>
-                    <pic:cNvPicPr>
-                      <a:picLocks noChangeAspect="1" noChangeArrowheads="1"/>
-                    </pic:cNvPicPr>
-                  </pic:nvPicPr>
-                  <pic:blipFill>
                     <a:blip r:embed="rId35" cstate="none"/>
                     <a:srcRect/>
                     <a:stretch>
@@ -6005,20 +5978,7 @@
           <w:szCs w:val="18"/>
           <w:rtl/>
         </w:rPr>
-        <w:t xml:space="preserve">أنواع المستندات</w:t>
-      </w:r>
-    </w:p>
-    <w:p>
-      <w:pPr>
-        <w:pStyle w:val="Heading2"/>
-        <w:bidi/>
-      </w:pPr>
-      <w:r>
-        <w:rPr>
-          <w:rFonts w:ascii="IBM Plex Sans Arabic" w:cs="IBM Plex Sans Arabic" w:hAnsi="IBM Plex Sans Arabic"/>
-          <w:rtl/>
-        </w:rPr>
-        <w:t xml:space="preserve">10.2 قوالب الطباعة</w:t>
+        <w:t xml:space="preserve">مجموعات القواعد</w:t>
       </w:r>
     </w:p>
     <w:p>
@@ -6032,7 +5992,7 @@
           <w:rFonts w:ascii="IBM Plex Sans Arabic" w:cs="IBM Plex Sans Arabic" w:hAnsi="IBM Plex Sans Arabic"/>
           <w:rtl/>
         </w:rPr>
-        <w:t xml:space="preserve">قوالب الشهادات القابلة للطباعة مع معاينة مباشرة على بيانات تجريبية، وتحوَّل إلى PDF عند الإصدار.</w:t>
+        <w:t xml:space="preserve">في «إصدارات القواعد» يُبنى الإصدار الجديد من: الخطوات (اسم وقاعدة لكل خطوة)، ونتيجة لكل عنصر (مثل كل قطاع)، والنتيجة النهائية. جرّب الإصدار بمدخلات تجريبية قبل إضافته.</w:t>
       </w:r>
     </w:p>
     <w:p>
@@ -6045,7 +6005,7 @@
           <wp:inline distT="0" distB="0" distL="0" distR="0">
             <wp:extent cx="5715000" cy="3571875"/>
             <wp:effectExtent t="0" r="0" b="0" l="0"/>
-            <wp:docPr id="1" name="16-print-templates.jpg" descr="قوالب الطباعة" title="قوالب الطباعة"/>
+            <wp:docPr id="1" name="13-rule-versions.jpg" descr="إصدارات القواعد" title="إصدارات القواعد"/>
             <wp:cNvGraphicFramePr>
               <a:graphicFrameLocks xmlns:a="http://schemas.openxmlformats.org/drawingml/2006/main" noChangeAspect="1"/>
             </wp:cNvGraphicFramePr>
@@ -6097,7 +6057,7 @@
           <w:szCs w:val="18"/>
           <w:rtl/>
         </w:rPr>
-        <w:t xml:space="preserve">قوالب الطباعة</w:t>
+        <w:t xml:space="preserve">إصدارات القواعد</w:t>
       </w:r>
     </w:p>
     <w:p>
@@ -6111,7 +6071,7 @@
           <w:rFonts w:ascii="IBM Plex Sans Arabic" w:cs="IBM Plex Sans Arabic" w:hAnsi="IBM Plex Sans Arabic"/>
           <w:rtl/>
         </w:rPr>
-        <w:t xml:space="preserve">11. التنبيهات والرسائل</w:t>
+        <w:t xml:space="preserve">10. المستندات</w:t>
       </w:r>
     </w:p>
     <w:p>
@@ -6124,7 +6084,7 @@
           <w:rFonts w:ascii="IBM Plex Sans Arabic" w:cs="IBM Plex Sans Arabic" w:hAnsi="IBM Plex Sans Arabic"/>
           <w:rtl/>
         </w:rPr>
-        <w:t xml:space="preserve">11.1 قواعد التنبيه</w:t>
+        <w:t xml:space="preserve">10.1 أنواع المستندات</w:t>
       </w:r>
     </w:p>
     <w:p>
@@ -6138,7 +6098,7 @@
           <w:rFonts w:ascii="IBM Plex Sans Arabic" w:cs="IBM Plex Sans Arabic" w:hAnsi="IBM Plex Sans Arabic"/>
           <w:rtl/>
         </w:rPr>
-        <w:t xml:space="preserve">تربط القاعدة حدثًا (مثل اعتماد الطلب أو اقتراب انتهاء المستند) بقالب رسالة وقنوات (داخل المنصة، البريد، الرسائل النصية) ومستلمين (المتعامل، أو حاملو دور، أو موظف)، مع شرط اختياري.</w:t>
+        <w:t xml:space="preserve">يحدد نوع المستند: بادئة الترقيم، ومدة الصلاحية، وأيام التذكير قبل الانتهاء، وحقول البيانات وحقول البنود (مع ما يظهر منها في صفحة التحقق العامة)، وقالب الطباعة.</w:t>
       </w:r>
     </w:p>
     <w:p>
@@ -6151,7 +6111,7 @@
           <wp:inline distT="0" distB="0" distL="0" distR="0">
             <wp:extent cx="5715000" cy="3571875"/>
             <wp:effectExtent t="0" r="0" b="0" l="0"/>
-            <wp:docPr id="1" name="18-notification-rules.jpg" descr="قواعد التنبيه" title="قواعد التنبيه"/>
+            <wp:docPr id="1" name="15-document-types.jpg" descr="أنواع المستندات" title="أنواع المستندات"/>
             <wp:cNvGraphicFramePr>
               <a:graphicFrameLocks xmlns:a="http://schemas.openxmlformats.org/drawingml/2006/main" noChangeAspect="1"/>
             </wp:cNvGraphicFramePr>
@@ -6203,7 +6163,7 @@
           <w:szCs w:val="18"/>
           <w:rtl/>
         </w:rPr>
-        <w:t xml:space="preserve">قواعد التنبيه</w:t>
+        <w:t xml:space="preserve">أنواع المستندات</w:t>
       </w:r>
     </w:p>
     <w:p>
@@ -6216,7 +6176,7 @@
           <w:rFonts w:ascii="IBM Plex Sans Arabic" w:cs="IBM Plex Sans Arabic" w:hAnsi="IBM Plex Sans Arabic"/>
           <w:rtl/>
         </w:rPr>
-        <w:t xml:space="preserve">11.2 قوالب الرسائل</w:t>
+        <w:t xml:space="preserve">10.2 قوالب الطباعة</w:t>
       </w:r>
     </w:p>
     <w:p>
@@ -6230,7 +6190,7 @@
           <w:rFonts w:ascii="IBM Plex Sans Arabic" w:cs="IBM Plex Sans Arabic" w:hAnsi="IBM Plex Sans Arabic"/>
           <w:rtl/>
         </w:rPr>
-        <w:t xml:space="preserve">لكل قالب نص لكل قناة بالعربية والإنجليزية. يُكتب نص البريد في محرر نصوص منسقة (عناوين، غامق، قوائم، روابط، محاذاة) دون كتابة HTML، ويُدرج «إدراج حقل» قيم الطلب مثل رقمه واسم المستفيد. تظهر المعاينة مباشرة على بيانات حدث تجريبي.</w:t>
+        <w:t xml:space="preserve">قوالب الشهادات القابلة للطباعة مع معاينة مباشرة على بيانات تجريبية، وتحوَّل إلى PDF عند الإصدار.</w:t>
       </w:r>
     </w:p>
     <w:p>
@@ -6243,7 +6203,7 @@
           <wp:inline distT="0" distB="0" distL="0" distR="0">
             <wp:extent cx="5715000" cy="3571875"/>
             <wp:effectExtent t="0" r="0" b="0" l="0"/>
-            <wp:docPr id="1" name="53-message-template.jpg" descr="محرر قالب الرسالة مع المعاينة" title="محرر قالب الرسالة مع المعاينة"/>
+            <wp:docPr id="1" name="16-print-templates.jpg" descr="قوالب الطباعة" title="قوالب الطباعة"/>
             <wp:cNvGraphicFramePr>
               <a:graphicFrameLocks xmlns:a="http://schemas.openxmlformats.org/drawingml/2006/main" noChangeAspect="1"/>
             </wp:cNvGraphicFramePr>
@@ -6295,7 +6255,7 @@
           <w:szCs w:val="18"/>
           <w:rtl/>
         </w:rPr>
-        <w:t xml:space="preserve">محرر قالب الرسالة مع المعاينة</w:t>
+        <w:t xml:space="preserve">قوالب الطباعة</w:t>
       </w:r>
     </w:p>
     <w:p>
@@ -6309,7 +6269,20 @@
           <w:rFonts w:ascii="IBM Plex Sans Arabic" w:cs="IBM Plex Sans Arabic" w:hAnsi="IBM Plex Sans Arabic"/>
           <w:rtl/>
         </w:rPr>
-        <w:t xml:space="preserve">12. المدفوعات</w:t>
+        <w:t xml:space="preserve">11. التنبيهات والرسائل</w:t>
+      </w:r>
+    </w:p>
+    <w:p>
+      <w:pPr>
+        <w:pStyle w:val="Heading2"/>
+        <w:bidi/>
+      </w:pPr>
+      <w:r>
+        <w:rPr>
+          <w:rFonts w:ascii="IBM Plex Sans Arabic" w:cs="IBM Plex Sans Arabic" w:hAnsi="IBM Plex Sans Arabic"/>
+          <w:rtl/>
+        </w:rPr>
+        <w:t xml:space="preserve">11.1 قواعد التنبيه</w:t>
       </w:r>
     </w:p>
     <w:p>
@@ -6323,7 +6296,7 @@
           <w:rFonts w:ascii="IBM Plex Sans Arabic" w:cs="IBM Plex Sans Arabic" w:hAnsi="IBM Plex Sans Arabic"/>
           <w:rtl/>
         </w:rPr>
-        <w:t xml:space="preserve">«مزودو الدفع» يحددون طريقة إصدار الفواتير (مثل سداد) ومدة صلاحيتها وحقول إشعار السداد. الأسرار (المفاتيح) لا تُخزن في الشاشة بل في مخزن الأسرار باسمها.</w:t>
+        <w:t xml:space="preserve">تربط القاعدة حدثًا (مثل اعتماد الطلب أو اقتراب انتهاء المستند) بقالب رسالة وقنوات (داخل المنصة، البريد، الرسائل النصية) ومستلمين (المتعامل، أو حاملو دور، أو موظف)، مع شرط اختياري.</w:t>
       </w:r>
     </w:p>
     <w:p>
@@ -6336,7 +6309,7 @@
           <wp:inline distT="0" distB="0" distL="0" distR="0">
             <wp:extent cx="5715000" cy="3571875"/>
             <wp:effectExtent t="0" r="0" b="0" l="0"/>
-            <wp:docPr id="1" name="21-payment-providers.jpg" descr="مزودو الدفع" title="مزودو الدفع"/>
+            <wp:docPr id="1" name="18-notification-rules.jpg" descr="قواعد التنبيه" title="قواعد التنبيه"/>
             <wp:cNvGraphicFramePr>
               <a:graphicFrameLocks xmlns:a="http://schemas.openxmlformats.org/drawingml/2006/main" noChangeAspect="1"/>
             </wp:cNvGraphicFramePr>
@@ -6388,21 +6361,20 @@
           <w:szCs w:val="18"/>
           <w:rtl/>
         </w:rPr>
-        <w:t xml:space="preserve">مزودو الدفع</w:t>
-      </w:r>
-    </w:p>
-    <w:p>
-      <w:pPr>
-        <w:pStyle w:val="Heading1"/>
-        <w:pageBreakBefore/>
-        <w:bidi/>
-      </w:pPr>
-      <w:r>
-        <w:rPr>
-          <w:rFonts w:ascii="IBM Plex Sans Arabic" w:cs="IBM Plex Sans Arabic" w:hAnsi="IBM Plex Sans Arabic"/>
-          <w:rtl/>
-        </w:rPr>
-        <w:t xml:space="preserve">13. الزيارات الميدانية</w:t>
+        <w:t xml:space="preserve">قواعد التنبيه</w:t>
+      </w:r>
+    </w:p>
+    <w:p>
+      <w:pPr>
+        <w:pStyle w:val="Heading2"/>
+        <w:bidi/>
+      </w:pPr>
+      <w:r>
+        <w:rPr>
+          <w:rFonts w:ascii="IBM Plex Sans Arabic" w:cs="IBM Plex Sans Arabic" w:hAnsi="IBM Plex Sans Arabic"/>
+          <w:rtl/>
+        </w:rPr>
+        <w:t xml:space="preserve">11.2 قوالب الرسائل</w:t>
       </w:r>
     </w:p>
     <w:p>
@@ -6416,7 +6388,7 @@
           <w:rFonts w:ascii="IBM Plex Sans Arabic" w:cs="IBM Plex Sans Arabic" w:hAnsi="IBM Plex Sans Arabic"/>
           <w:rtl/>
         </w:rPr>
-        <w:t xml:space="preserve">يحدد «نوع الزيارة» من يجريها (ميدانية، جهة معاينة خارجية، تسجيل يدوي)، والنتائج الممكنة، وحقول المفتش، وعدد الصور والتوقيع والموقع المطلوبة، وإعداد التكامل مع الجهة الخارجية.</w:t>
+        <w:t xml:space="preserve">لكل قالب نص لكل قناة بالعربية والإنجليزية. يُكتب نص البريد في محرر نصوص منسقة (عناوين، غامق، قوائم، روابط، محاذاة) دون كتابة HTML، ويُدرج «إدراج حقل» قيم الطلب مثل رقمه واسم المستفيد. تظهر المعاينة مباشرة على بيانات حدث تجريبي.</w:t>
       </w:r>
     </w:p>
     <w:p>
@@ -6429,7 +6401,7 @@
           <wp:inline distT="0" distB="0" distL="0" distR="0">
             <wp:extent cx="5715000" cy="3571875"/>
             <wp:effectExtent t="0" r="0" b="0" l="0"/>
-            <wp:docPr id="1" name="23-visit-types.jpg" descr="أنواع الزيارات" title="أنواع الزيارات"/>
+            <wp:docPr id="1" name="53-message-template.jpg" descr="محرر قالب الرسالة مع المعاينة" title="محرر قالب الرسالة مع المعاينة"/>
             <wp:cNvGraphicFramePr>
               <a:graphicFrameLocks xmlns:a="http://schemas.openxmlformats.org/drawingml/2006/main" noChangeAspect="1"/>
             </wp:cNvGraphicFramePr>
@@ -6481,7 +6453,7 @@
           <w:szCs w:val="18"/>
           <w:rtl/>
         </w:rPr>
-        <w:t xml:space="preserve">أنواع الزيارات</w:t>
+        <w:t xml:space="preserve">محرر قالب الرسالة مع المعاينة</w:t>
       </w:r>
     </w:p>
     <w:p>
@@ -6495,7 +6467,7 @@
           <w:rFonts w:ascii="IBM Plex Sans Arabic" w:cs="IBM Plex Sans Arabic" w:hAnsi="IBM Plex Sans Arabic"/>
           <w:rtl/>
         </w:rPr>
-        <w:t xml:space="preserve">14. محتوى البوابة</w:t>
+        <w:t xml:space="preserve">12. المدفوعات</w:t>
       </w:r>
     </w:p>
     <w:p>
@@ -6509,7 +6481,7 @@
           <w:rFonts w:ascii="IBM Plex Sans Arabic" w:cs="IBM Plex Sans Arabic" w:hAnsi="IBM Plex Sans Arabic"/>
           <w:rtl/>
         </w:rPr>
-        <w:t xml:space="preserve">يدير «محتوى البوابة» الصفحة الرئيسية (العنوان والصورة والإحصاءات والروابط)، والأسئلة الشائعة، والصفحات، وآراء الزوار.</w:t>
+        <w:t xml:space="preserve">«مزودو الدفع» يحددون طريقة إصدار الفواتير (مثل سداد) ومدة صلاحيتها وحقول إشعار السداد. الأسرار (المفاتيح) لا تُخزن في الشاشة بل في مخزن الأسرار باسمها.</w:t>
       </w:r>
     </w:p>
     <w:p>
@@ -6522,7 +6494,7 @@
           <wp:inline distT="0" distB="0" distL="0" distR="0">
             <wp:extent cx="5715000" cy="3571875"/>
             <wp:effectExtent t="0" r="0" b="0" l="0"/>
-            <wp:docPr id="1" name="24-portal-home.jpg" descr="الصفحة الرئيسية للبوابة" title="الصفحة الرئيسية للبوابة"/>
+            <wp:docPr id="1" name="21-payment-providers.jpg" descr="مزودو الدفع" title="مزودو الدفع"/>
             <wp:cNvGraphicFramePr>
               <a:graphicFrameLocks xmlns:a="http://schemas.openxmlformats.org/drawingml/2006/main" noChangeAspect="1"/>
             </wp:cNvGraphicFramePr>
@@ -6574,7 +6546,35 @@
           <w:szCs w:val="18"/>
           <w:rtl/>
         </w:rPr>
-        <w:t xml:space="preserve">الصفحة الرئيسية للبوابة</w:t>
+        <w:t xml:space="preserve">مزودو الدفع</w:t>
+      </w:r>
+    </w:p>
+    <w:p>
+      <w:pPr>
+        <w:pStyle w:val="Heading1"/>
+        <w:pageBreakBefore/>
+        <w:bidi/>
+      </w:pPr>
+      <w:r>
+        <w:rPr>
+          <w:rFonts w:ascii="IBM Plex Sans Arabic" w:cs="IBM Plex Sans Arabic" w:hAnsi="IBM Plex Sans Arabic"/>
+          <w:rtl/>
+        </w:rPr>
+        <w:t xml:space="preserve">13. الزيارات الميدانية</w:t>
+      </w:r>
+    </w:p>
+    <w:p>
+      <w:pPr>
+        <w:bidi/>
+        <w:spacing w:after="120" w:line="320"/>
+        <w:jc w:val="start"/>
+      </w:pPr>
+      <w:r>
+        <w:rPr>
+          <w:rFonts w:ascii="IBM Plex Sans Arabic" w:cs="IBM Plex Sans Arabic" w:hAnsi="IBM Plex Sans Arabic"/>
+          <w:rtl/>
+        </w:rPr>
+        <w:t xml:space="preserve">يحدد «نوع الزيارة» من يجريها (ميدانية، جهة معاينة خارجية، تسجيل يدوي)، والنتائج الممكنة، وحقول المفتش، وعدد الصور والتوقيع والموقع المطلوبة، وإعداد التكامل مع الجهة الخارجية.</w:t>
       </w:r>
     </w:p>
     <w:p>
@@ -6587,7 +6587,7 @@
           <wp:inline distT="0" distB="0" distL="0" distR="0">
             <wp:extent cx="5715000" cy="3571875"/>
             <wp:effectExtent t="0" r="0" b="0" l="0"/>
-            <wp:docPr id="1" name="25-faqs.jpg" descr="الأسئلة الشائعة" title="الأسئلة الشائعة"/>
+            <wp:docPr id="1" name="23-visit-types.jpg" descr="أنواع الزيارات" title="أنواع الزيارات"/>
             <wp:cNvGraphicFramePr>
               <a:graphicFrameLocks xmlns:a="http://schemas.openxmlformats.org/drawingml/2006/main" noChangeAspect="1"/>
             </wp:cNvGraphicFramePr>
@@ -6639,7 +6639,7 @@
           <w:szCs w:val="18"/>
           <w:rtl/>
         </w:rPr>
-        <w:t xml:space="preserve">الأسئلة الشائعة</w:t>
+        <w:t xml:space="preserve">أنواع الزيارات</w:t>
       </w:r>
     </w:p>
     <w:p>
@@ -6653,7 +6653,7 @@
           <w:rFonts w:ascii="IBM Plex Sans Arabic" w:cs="IBM Plex Sans Arabic" w:hAnsi="IBM Plex Sans Arabic"/>
           <w:rtl/>
         </w:rPr>
-        <w:t xml:space="preserve">15. التكاملات</w:t>
+        <w:t xml:space="preserve">14. محتوى البوابة</w:t>
       </w:r>
     </w:p>
     <w:p>
@@ -6667,83 +6667,7 @@
           <w:rFonts w:ascii="IBM Plex Sans Arabic" w:cs="IBM Plex Sans Arabic" w:hAnsi="IBM Plex Sans Arabic"/>
           <w:rtl/>
         </w:rPr>
-        <w:t xml:space="preserve">تربط التكاملات المنصة بالجهات الأخرى (السجل التجاري، النفاذ الوطني، سداد…):</w:t>
-      </w:r>
-    </w:p>
-    <w:p>
-      <w:pPr>
-        <w:pStyle w:val="ListParagraph"/>
-        <w:numPr>
-          <w:ilvl w:val="0"/>
-          <w:numId w:val="2"/>
-        </w:numPr>
-        <w:bidi/>
-        <w:spacing w:after="80" w:line="300"/>
-        <w:jc w:val="start"/>
-      </w:pPr>
-      <w:r>
-        <w:rPr>
-          <w:rFonts w:ascii="IBM Plex Sans Arabic" w:cs="IBM Plex Sans Arabic" w:hAnsi="IBM Plex Sans Arabic"/>
-          <w:rtl/>
-        </w:rPr>
-        <w:t xml:space="preserve">الجهات المزودة والاتصالات: عنوان الخدمة وطريقة المصادقة والمهلة وإعادة المحاولة.</w:t>
-      </w:r>
-    </w:p>
-    <w:p>
-      <w:pPr>
-        <w:pStyle w:val="ListParagraph"/>
-        <w:numPr>
-          <w:ilvl w:val="0"/>
-          <w:numId w:val="2"/>
-        </w:numPr>
-        <w:bidi/>
-        <w:spacing w:after="80" w:line="300"/>
-        <w:jc w:val="start"/>
-      </w:pPr>
-      <w:r>
-        <w:rPr>
-          <w:rFonts w:ascii="IBM Plex Sans Arabic" w:cs="IBM Plex Sans Arabic" w:hAnsi="IBM Plex Sans Arabic"/>
-          <w:rtl/>
-        </w:rPr>
-        <w:t xml:space="preserve">العمليات: المدخلات (الاسم والموقع وقيمة تجريبية) والمخرجات (الاسم والمسار في الاستجابة) ورموز الاستجابة.</w:t>
-      </w:r>
-    </w:p>
-    <w:p>
-      <w:pPr>
-        <w:pStyle w:val="ListParagraph"/>
-        <w:numPr>
-          <w:ilvl w:val="0"/>
-          <w:numId w:val="2"/>
-        </w:numPr>
-        <w:bidi/>
-        <w:spacing w:after="80" w:line="300"/>
-        <w:jc w:val="start"/>
-      </w:pPr>
-      <w:r>
-        <w:rPr>
-          <w:rFonts w:ascii="IBM Plex Sans Arabic" w:cs="IBM Plex Sans Arabic" w:hAnsi="IBM Plex Sans Arabic"/>
-          <w:rtl/>
-        </w:rPr>
-        <w:t xml:space="preserve">تجربة العمليات: استدعاء عملية بقيم تجريبية ومشاهدة النتيجة.</w:t>
-      </w:r>
-    </w:p>
-    <w:p>
-      <w:pPr>
-        <w:pStyle w:val="ListParagraph"/>
-        <w:numPr>
-          <w:ilvl w:val="0"/>
-          <w:numId w:val="2"/>
-        </w:numPr>
-        <w:bidi/>
-        <w:spacing w:after="80" w:line="300"/>
-        <w:jc w:val="start"/>
-      </w:pPr>
-      <w:r>
-        <w:rPr>
-          <w:rFonts w:ascii="IBM Plex Sans Arabic" w:cs="IBM Plex Sans Arabic" w:hAnsi="IBM Plex Sans Arabic"/>
-          <w:rtl/>
-        </w:rPr>
-        <w:t xml:space="preserve">سجل الاستدعاءات: كل استدعاء مع زمنه ونتيجته، مع إخفاء الحقول الحساسة.</w:t>
+        <w:t xml:space="preserve">يدير «محتوى البوابة» الصفحة الرئيسية (العنوان والصورة والإحصاءات والروابط)، والأسئلة الشائعة، والصفحات، وآراء الزوار.</w:t>
       </w:r>
     </w:p>
     <w:p>
@@ -6756,7 +6680,7 @@
           <wp:inline distT="0" distB="0" distL="0" distR="0">
             <wp:extent cx="5715000" cy="3571875"/>
             <wp:effectExtent t="0" r="0" b="0" l="0"/>
-            <wp:docPr id="1" name="28-operations.jpg" descr="العمليات" title="العمليات"/>
+            <wp:docPr id="1" name="24-portal-home.jpg" descr="الصفحة الرئيسية للبوابة" title="الصفحة الرئيسية للبوابة"/>
             <wp:cNvGraphicFramePr>
               <a:graphicFrameLocks xmlns:a="http://schemas.openxmlformats.org/drawingml/2006/main" noChangeAspect="1"/>
             </wp:cNvGraphicFramePr>
@@ -6808,7 +6732,7 @@
           <w:szCs w:val="18"/>
           <w:rtl/>
         </w:rPr>
-        <w:t xml:space="preserve">العمليات</w:t>
+        <w:t xml:space="preserve">الصفحة الرئيسية للبوابة</w:t>
       </w:r>
     </w:p>
     <w:p>
@@ -6821,7 +6745,7 @@
           <wp:inline distT="0" distB="0" distL="0" distR="0">
             <wp:extent cx="5715000" cy="3571875"/>
             <wp:effectExtent t="0" r="0" b="0" l="0"/>
-            <wp:docPr id="1" name="29-test-console.jpg" descr="تجربة العمليات" title="تجربة العمليات"/>
+            <wp:docPr id="1" name="25-faqs.jpg" descr="الأسئلة الشائعة" title="الأسئلة الشائعة"/>
             <wp:cNvGraphicFramePr>
               <a:graphicFrameLocks xmlns:a="http://schemas.openxmlformats.org/drawingml/2006/main" noChangeAspect="1"/>
             </wp:cNvGraphicFramePr>
@@ -6873,7 +6797,7 @@
           <w:szCs w:val="18"/>
           <w:rtl/>
         </w:rPr>
-        <w:t xml:space="preserve">تجربة العمليات</w:t>
+        <w:t xml:space="preserve">الأسئلة الشائعة</w:t>
       </w:r>
     </w:p>
     <w:p>
@@ -6887,20 +6811,7 @@
           <w:rFonts w:ascii="IBM Plex Sans Arabic" w:cs="IBM Plex Sans Arabic" w:hAnsi="IBM Plex Sans Arabic"/>
           <w:rtl/>
         </w:rPr>
-        <w:t xml:space="preserve">16. التحكم بالتطبيقات</w:t>
-      </w:r>
-    </w:p>
-    <w:p>
-      <w:pPr>
-        <w:pStyle w:val="Heading2"/>
-        <w:bidi/>
-      </w:pPr>
-      <w:r>
-        <w:rPr>
-          <w:rFonts w:ascii="IBM Plex Sans Arabic" w:cs="IBM Plex Sans Arabic" w:hAnsi="IBM Plex Sans Arabic"/>
-          <w:rtl/>
-        </w:rPr>
-        <w:t xml:space="preserve">16.1 التصنيفات والقيم</w:t>
+        <w:t xml:space="preserve">15. التكاملات</w:t>
       </w:r>
     </w:p>
     <w:p>
@@ -6914,7 +6825,83 @@
           <w:rFonts w:ascii="IBM Plex Sans Arabic" w:cs="IBM Plex Sans Arabic" w:hAnsi="IBM Plex Sans Arabic"/>
           <w:rtl/>
         </w:rPr>
-        <w:t xml:space="preserve">التصنيف (Class) قائمة قيم لها خصائص (نص، رقم، تاريخ، نعم/لا، مرجع لتصنيف آخر، JSON)، والقيمة (Domain) عنصر فيها. كل قوائم النظام تُدار هنا: المناطق والمدن، وتصنيفات الخدمات، وأنواع العلاقات والشهادات والجزاءات، وأنواع خطوات المسار، وطرق التوزيع، وقنوات التنبيه وغيرها.</w:t>
+        <w:t xml:space="preserve">تربط التكاملات المنصة بالجهات الأخرى (السجل التجاري، النفاذ الوطني، سداد…):</w:t>
+      </w:r>
+    </w:p>
+    <w:p>
+      <w:pPr>
+        <w:pStyle w:val="ListParagraph"/>
+        <w:numPr>
+          <w:ilvl w:val="0"/>
+          <w:numId w:val="2"/>
+        </w:numPr>
+        <w:bidi/>
+        <w:spacing w:after="80" w:line="300"/>
+        <w:jc w:val="start"/>
+      </w:pPr>
+      <w:r>
+        <w:rPr>
+          <w:rFonts w:ascii="IBM Plex Sans Arabic" w:cs="IBM Plex Sans Arabic" w:hAnsi="IBM Plex Sans Arabic"/>
+          <w:rtl/>
+        </w:rPr>
+        <w:t xml:space="preserve">الجهات المزودة والاتصالات: عنوان الخدمة وطريقة المصادقة والمهلة وإعادة المحاولة.</w:t>
+      </w:r>
+    </w:p>
+    <w:p>
+      <w:pPr>
+        <w:pStyle w:val="ListParagraph"/>
+        <w:numPr>
+          <w:ilvl w:val="0"/>
+          <w:numId w:val="2"/>
+        </w:numPr>
+        <w:bidi/>
+        <w:spacing w:after="80" w:line="300"/>
+        <w:jc w:val="start"/>
+      </w:pPr>
+      <w:r>
+        <w:rPr>
+          <w:rFonts w:ascii="IBM Plex Sans Arabic" w:cs="IBM Plex Sans Arabic" w:hAnsi="IBM Plex Sans Arabic"/>
+          <w:rtl/>
+        </w:rPr>
+        <w:t xml:space="preserve">العمليات: المدخلات (الاسم والموقع وقيمة تجريبية) والمخرجات (الاسم والمسار في الاستجابة) ورموز الاستجابة.</w:t>
+      </w:r>
+    </w:p>
+    <w:p>
+      <w:pPr>
+        <w:pStyle w:val="ListParagraph"/>
+        <w:numPr>
+          <w:ilvl w:val="0"/>
+          <w:numId w:val="2"/>
+        </w:numPr>
+        <w:bidi/>
+        <w:spacing w:after="80" w:line="300"/>
+        <w:jc w:val="start"/>
+      </w:pPr>
+      <w:r>
+        <w:rPr>
+          <w:rFonts w:ascii="IBM Plex Sans Arabic" w:cs="IBM Plex Sans Arabic" w:hAnsi="IBM Plex Sans Arabic"/>
+          <w:rtl/>
+        </w:rPr>
+        <w:t xml:space="preserve">تجربة العمليات: استدعاء عملية بقيم تجريبية ومشاهدة النتيجة.</w:t>
+      </w:r>
+    </w:p>
+    <w:p>
+      <w:pPr>
+        <w:pStyle w:val="ListParagraph"/>
+        <w:numPr>
+          <w:ilvl w:val="0"/>
+          <w:numId w:val="2"/>
+        </w:numPr>
+        <w:bidi/>
+        <w:spacing w:after="80" w:line="300"/>
+        <w:jc w:val="start"/>
+      </w:pPr>
+      <w:r>
+        <w:rPr>
+          <w:rFonts w:ascii="IBM Plex Sans Arabic" w:cs="IBM Plex Sans Arabic" w:hAnsi="IBM Plex Sans Arabic"/>
+          <w:rtl/>
+        </w:rPr>
+        <w:t xml:space="preserve">سجل الاستدعاءات: كل استدعاء مع زمنه ونتيجته، مع إخفاء الحقول الحساسة.</w:t>
       </w:r>
     </w:p>
     <w:p>
@@ -6927,7 +6914,7 @@
           <wp:inline distT="0" distB="0" distL="0" distR="0">
             <wp:extent cx="5715000" cy="3571875"/>
             <wp:effectExtent t="0" r="0" b="0" l="0"/>
-            <wp:docPr id="1" name="32-classes.jpg" descr="التصنيفات والقيم" title="التصنيفات والقيم"/>
+            <wp:docPr id="1" name="28-operations.jpg" descr="العمليات" title="العمليات"/>
             <wp:cNvGraphicFramePr>
               <a:graphicFrameLocks xmlns:a="http://schemas.openxmlformats.org/drawingml/2006/main" noChangeAspect="1"/>
             </wp:cNvGraphicFramePr>
@@ -6979,63 +6966,7 @@
           <w:szCs w:val="18"/>
           <w:rtl/>
         </w:rPr>
-        <w:t xml:space="preserve">التصنيفات والقيم</w:t>
-      </w:r>
-    </w:p>
-    <w:p>
-      <w:pPr>
-        <w:pBdr>
-          <w:right w:val="single" w:color="9D7A3D" w:sz="18" w:space="8"/>
-        </w:pBdr>
-        <w:shd w:fill="FBF8F2" w:color="auto" w:val="clear"/>
-        <w:bidi/>
-        <w:spacing w:after="120" w:line="320"/>
-        <w:ind w:start="200" w:end="200"/>
-        <w:jc w:val="start"/>
-      </w:pPr>
-      <w:r>
-        <w:rPr>
-          <w:rFonts w:ascii="IBM Plex Sans Arabic" w:cs="IBM Plex Sans Arabic" w:hAnsi="IBM Plex Sans Arabic"/>
-          <w:b/>
-          <w:bCs/>
-          <w:color w:val="9D7A3D"/>
-          <w:rtl/>
-        </w:rPr>
-        <w:t xml:space="preserve">ملاحظة: </w:t>
-      </w:r>
-      <w:r>
-        <w:rPr>
-          <w:rFonts w:ascii="IBM Plex Sans Arabic" w:cs="IBM Plex Sans Arabic" w:hAnsi="IBM Plex Sans Arabic"/>
-          <w:rtl/>
-        </w:rPr>
-        <w:t xml:space="preserve">تصنيفات النظام (المالك: النظام) لا يُغيَّر رمزها ولا خصائصها، لكن يمكن تعديل أسماء قيمها وترتيبها وإيقافها وإضافة قيم جديدة.</w:t>
-      </w:r>
-    </w:p>
-    <w:p>
-      <w:pPr>
-        <w:pStyle w:val="Heading2"/>
-        <w:bidi/>
-      </w:pPr>
-      <w:r>
-        <w:rPr>
-          <w:rFonts w:ascii="IBM Plex Sans Arabic" w:cs="IBM Plex Sans Arabic" w:hAnsi="IBM Plex Sans Arabic"/>
-          <w:rtl/>
-        </w:rPr>
-        <w:t xml:space="preserve">16.2 قوائم القيم</w:t>
-      </w:r>
-    </w:p>
-    <w:p>
-      <w:pPr>
-        <w:bidi/>
-        <w:spacing w:after="120" w:line="320"/>
-        <w:jc w:val="start"/>
-      </w:pPr>
-      <w:r>
-        <w:rPr>
-          <w:rFonts w:ascii="IBM Plex Sans Arabic" w:cs="IBM Plex Sans Arabic" w:hAnsi="IBM Plex Sans Arabic"/>
-          <w:rtl/>
-        </w:rPr>
-        <w:t xml:space="preserve">قائمة القيم مصدر لخيارات القوائم المنسدلة (من تصنيف أو جدول بيانات)، وتُربط بحقول الشاشات، وتُقيّد قيمها لكل دور.</w:t>
+        <w:t xml:space="preserve">العمليات</w:t>
       </w:r>
     </w:p>
     <w:p>
@@ -7048,7 +6979,7 @@
           <wp:inline distT="0" distB="0" distL="0" distR="0">
             <wp:extent cx="5715000" cy="3571875"/>
             <wp:effectExtent t="0" r="0" b="0" l="0"/>
-            <wp:docPr id="1" name="33-lovs.jpg" descr="قوائم القيم" title="قوائم القيم"/>
+            <wp:docPr id="1" name="29-test-console.jpg" descr="تجربة العمليات" title="تجربة العمليات"/>
             <wp:cNvGraphicFramePr>
               <a:graphicFrameLocks xmlns:a="http://schemas.openxmlformats.org/drawingml/2006/main" noChangeAspect="1"/>
             </wp:cNvGraphicFramePr>
@@ -7100,7 +7031,21 @@
           <w:szCs w:val="18"/>
           <w:rtl/>
         </w:rPr>
-        <w:t xml:space="preserve">قوائم القيم</w:t>
+        <w:t xml:space="preserve">تجربة العمليات</w:t>
+      </w:r>
+    </w:p>
+    <w:p>
+      <w:pPr>
+        <w:pStyle w:val="Heading1"/>
+        <w:pageBreakBefore/>
+        <w:bidi/>
+      </w:pPr>
+      <w:r>
+        <w:rPr>
+          <w:rFonts w:ascii="IBM Plex Sans Arabic" w:cs="IBM Plex Sans Arabic" w:hAnsi="IBM Plex Sans Arabic"/>
+          <w:rtl/>
+        </w:rPr>
+        <w:t xml:space="preserve">16. التحكم بالتطبيقات</w:t>
       </w:r>
     </w:p>
     <w:p>
@@ -7113,7 +7058,21 @@
           <w:rFonts w:ascii="IBM Plex Sans Arabic" w:cs="IBM Plex Sans Arabic" w:hAnsi="IBM Plex Sans Arabic"/>
           <w:rtl/>
         </w:rPr>
-        <w:t xml:space="preserve">16.3 الهيكل التنظيمي</w:t>
+        <w:t xml:space="preserve">16.1 التصنيفات والقيم</w:t>
+      </w:r>
+    </w:p>
+    <w:p>
+      <w:pPr>
+        <w:bidi/>
+        <w:spacing w:after="120" w:line="320"/>
+        <w:jc w:val="start"/>
+      </w:pPr>
+      <w:r>
+        <w:rPr>
+          <w:rFonts w:ascii="IBM Plex Sans Arabic" w:cs="IBM Plex Sans Arabic" w:hAnsi="IBM Plex Sans Arabic"/>
+          <w:rtl/>
+        </w:rPr>
+        <w:t xml:space="preserve">التصنيف (Class) قائمة قيم لها خصائص (نص، رقم، تاريخ، نعم/لا، مرجع لتصنيف آخر، JSON)، والقيمة (Domain) عنصر فيها. كل قوائم النظام تُدار هنا: المناطق والمدن، وتصنيفات الخدمات، وأنواع العلاقات والشهادات والجزاءات، وأنواع خطوات المسار، وطرق التوزيع، وقنوات التنبيه وغيرها.</w:t>
       </w:r>
     </w:p>
     <w:p>
@@ -7126,7 +7085,7 @@
           <wp:inline distT="0" distB="0" distL="0" distR="0">
             <wp:extent cx="5715000" cy="3571875"/>
             <wp:effectExtent t="0" r="0" b="0" l="0"/>
-            <wp:docPr id="1" name="55-org-unit.jpg" descr="الهيكل التنظيمي: الوحدة وموظفوها" title="الهيكل التنظيمي: الوحدة وموظفوها"/>
+            <wp:docPr id="1" name="32-classes.jpg" descr="التصنيفات والقيم" title="التصنيفات والقيم"/>
             <wp:cNvGraphicFramePr>
               <a:graphicFrameLocks xmlns:a="http://schemas.openxmlformats.org/drawingml/2006/main" noChangeAspect="1"/>
             </wp:cNvGraphicFramePr>
@@ -7178,83 +7137,36 @@
           <w:szCs w:val="18"/>
           <w:rtl/>
         </w:rPr>
-        <w:t xml:space="preserve">الهيكل التنظيمي: الوحدة وموظفوها</w:t>
-      </w:r>
-    </w:p>
-    <w:p>
-      <w:pPr>
-        <w:pStyle w:val="ListParagraph"/>
-        <w:numPr>
-          <w:ilvl w:val="0"/>
-          <w:numId w:val="2"/>
-        </w:numPr>
-        <w:bidi/>
-        <w:spacing w:after="80" w:line="300"/>
-        <w:jc w:val="start"/>
-      </w:pPr>
-      <w:r>
-        <w:rPr>
-          <w:rFonts w:ascii="IBM Plex Sans Arabic" w:cs="IBM Plex Sans Arabic" w:hAnsi="IBM Plex Sans Arabic"/>
-          <w:rtl/>
-        </w:rPr>
-        <w:t xml:space="preserve">الوحدات: شجرة الجهة؛ اختر وحدة لعرض بياناتها ووحداتها الفرعية، وأضف وحدة فرعية أو عدّلها أو انقلها.</w:t>
-      </w:r>
-    </w:p>
-    <w:p>
-      <w:pPr>
-        <w:pStyle w:val="ListParagraph"/>
-        <w:numPr>
-          <w:ilvl w:val="0"/>
-          <w:numId w:val="2"/>
-        </w:numPr>
-        <w:bidi/>
-        <w:spacing w:after="80" w:line="300"/>
-        <w:jc w:val="start"/>
-      </w:pPr>
-      <w:r>
-        <w:rPr>
-          <w:rFonts w:ascii="IBM Plex Sans Arabic" w:cs="IBM Plex Sans Arabic" w:hAnsi="IBM Plex Sans Arabic"/>
-          <w:rtl/>
-        </w:rPr>
-        <w:t xml:space="preserve">الموظفون: يعرض الجدول أسفل الوحدة الموظفين المعينين فيها ومسمياتهم، ومع «مع الوحدات التابعة» موظفي ما تحتها. أضف موظفًا بمسمى أو أزله من الوحدة.</w:t>
-      </w:r>
-    </w:p>
-    <w:p>
-      <w:pPr>
-        <w:pStyle w:val="ListParagraph"/>
-        <w:numPr>
-          <w:ilvl w:val="0"/>
-          <w:numId w:val="2"/>
-        </w:numPr>
-        <w:bidi/>
-        <w:spacing w:after="80" w:line="300"/>
-        <w:jc w:val="start"/>
-      </w:pPr>
-      <w:r>
-        <w:rPr>
-          <w:rFonts w:ascii="IBM Plex Sans Arabic" w:cs="IBM Plex Sans Arabic" w:hAnsi="IBM Plex Sans Arabic"/>
-          <w:rtl/>
-        </w:rPr>
-        <w:t xml:space="preserve">أنواع الوحدات: مستوى الوحدة في الهيكل (قطاع، إدارة عامة، إدارة، قسم، فرع)، وما يتبع كل نوع، وتستخدمها قواعد التوجيه.</w:t>
-      </w:r>
-    </w:p>
-    <w:p>
-      <w:pPr>
-        <w:pStyle w:val="ListParagraph"/>
-        <w:numPr>
-          <w:ilvl w:val="0"/>
-          <w:numId w:val="2"/>
-        </w:numPr>
-        <w:bidi/>
-        <w:spacing w:after="80" w:line="300"/>
-        <w:jc w:val="start"/>
-      </w:pPr>
-      <w:r>
-        <w:rPr>
-          <w:rFonts w:ascii="IBM Plex Sans Arabic" w:cs="IBM Plex Sans Arabic" w:hAnsi="IBM Plex Sans Arabic"/>
-          <w:rtl/>
-        </w:rPr>
-        <w:t xml:space="preserve">المسميات: الوظائف داخل الوحدة (مدير إدارة، رئيس قسم، محلل، مفتش)، لتوجيه المهام إلى «مدير الإدارة» دون تسمية شخص.</w:t>
+        <w:t xml:space="preserve">التصنيفات والقيم</w:t>
+      </w:r>
+    </w:p>
+    <w:p>
+      <w:pPr>
+        <w:pBdr>
+          <w:right w:val="single" w:color="9D7A3D" w:sz="18" w:space="8"/>
+        </w:pBdr>
+        <w:shd w:fill="FBF8F2" w:color="auto" w:val="clear"/>
+        <w:bidi/>
+        <w:spacing w:after="120" w:line="320"/>
+        <w:ind w:start="200" w:end="200"/>
+        <w:jc w:val="start"/>
+      </w:pPr>
+      <w:r>
+        <w:rPr>
+          <w:rFonts w:ascii="IBM Plex Sans Arabic" w:cs="IBM Plex Sans Arabic" w:hAnsi="IBM Plex Sans Arabic"/>
+          <w:b/>
+          <w:bCs/>
+          <w:color w:val="9D7A3D"/>
+          <w:rtl/>
+        </w:rPr>
+        <w:t xml:space="preserve">ملاحظة: </w:t>
+      </w:r>
+      <w:r>
+        <w:rPr>
+          <w:rFonts w:ascii="IBM Plex Sans Arabic" w:cs="IBM Plex Sans Arabic" w:hAnsi="IBM Plex Sans Arabic"/>
+          <w:rtl/>
+        </w:rPr>
+        <w:t xml:space="preserve">تصنيفات النظام (المالك: النظام) لا يُغيَّر رمزها ولا خصائصها، لكن يمكن تعديل أسماء قيمها وترتيبها وإيقافها وإضافة قيم جديدة.</w:t>
       </w:r>
     </w:p>
     <w:p>
@@ -7267,7 +7179,7 @@
           <w:rFonts w:ascii="IBM Plex Sans Arabic" w:cs="IBM Plex Sans Arabic" w:hAnsi="IBM Plex Sans Arabic"/>
           <w:rtl/>
         </w:rPr>
-        <w:t xml:space="preserve">16.4 المستخدمون</w:t>
+        <w:t xml:space="preserve">16.2 قوائم القيم</w:t>
       </w:r>
     </w:p>
     <w:p>
@@ -7281,7 +7193,7 @@
           <w:rFonts w:ascii="IBM Plex Sans Arabic" w:cs="IBM Plex Sans Arabic" w:hAnsi="IBM Plex Sans Arabic"/>
           <w:rtl/>
         </w:rPr>
-        <w:t xml:space="preserve">أضف الموظف، وعيّن أدواره، وتكليفاته (الوحدة والمسمى)، وجهته. يُدار حساب الدخول (التفعيل وكلمة المرور) من الشاشة نفسها ما لم يكن الدخول موحدًا مع دليل الجهة.</w:t>
+        <w:t xml:space="preserve">قائمة القيم مصدر لخيارات القوائم المنسدلة (من تصنيف أو جدول بيانات)، وتُربط بحقول الشاشات، وتُقيّد قيمها لكل دور.</w:t>
       </w:r>
     </w:p>
     <w:p>
@@ -7294,7 +7206,7 @@
           <wp:inline distT="0" distB="0" distL="0" distR="0">
             <wp:extent cx="5715000" cy="3571875"/>
             <wp:effectExtent t="0" r="0" b="0" l="0"/>
-            <wp:docPr id="1" name="35-users.jpg" descr="المستخدمون" title="المستخدمون"/>
+            <wp:docPr id="1" name="33-lovs.jpg" descr="قوائم القيم" title="قوائم القيم"/>
             <wp:cNvGraphicFramePr>
               <a:graphicFrameLocks xmlns:a="http://schemas.openxmlformats.org/drawingml/2006/main" noChangeAspect="1"/>
             </wp:cNvGraphicFramePr>
@@ -7346,7 +7258,7 @@
           <w:szCs w:val="18"/>
           <w:rtl/>
         </w:rPr>
-        <w:t xml:space="preserve">المستخدمون</w:t>
+        <w:t xml:space="preserve">قوائم القيم</w:t>
       </w:r>
     </w:p>
     <w:p>
@@ -7359,7 +7271,7 @@
           <w:rFonts w:ascii="IBM Plex Sans Arabic" w:cs="IBM Plex Sans Arabic" w:hAnsi="IBM Plex Sans Arabic"/>
           <w:rtl/>
         </w:rPr>
-        <w:t xml:space="preserve">16.5 الأدوار والصلاحيات</w:t>
+        <w:t xml:space="preserve">16.3 الهيكل التنظيمي</w:t>
       </w:r>
     </w:p>
     <w:p>
@@ -7372,7 +7284,7 @@
           <wp:inline distT="0" distB="0" distL="0" distR="0">
             <wp:extent cx="5715000" cy="3571875"/>
             <wp:effectExtent t="0" r="0" b="0" l="0"/>
-            <wp:docPr id="1" name="54-role-editor.jpg" descr="محرر الدور" title="محرر الدور"/>
+            <wp:docPr id="1" name="55-org-unit.jpg" descr="الهيكل التنظيمي: الوحدة وموظفوها" title="الهيكل التنظيمي: الوحدة وموظفوها"/>
             <wp:cNvGraphicFramePr>
               <a:graphicFrameLocks xmlns:a="http://schemas.openxmlformats.org/drawingml/2006/main" noChangeAspect="1"/>
             </wp:cNvGraphicFramePr>
@@ -7424,115 +7336,7 @@
           <w:szCs w:val="18"/>
           <w:rtl/>
         </w:rPr>
-        <w:t xml:space="preserve">محرر الدور</w:t>
-      </w:r>
-    </w:p>
-    <w:p>
-      <w:pPr>
-        <w:pStyle w:val="ListParagraph"/>
-        <w:numPr>
-          <w:ilvl w:val="0"/>
-          <w:numId w:val="5"/>
-        </w:numPr>
-        <w:bidi/>
-        <w:spacing w:after="80" w:line="300"/>
-        <w:jc w:val="start"/>
-      </w:pPr>
-      <w:r>
-        <w:rPr>
-          <w:rFonts w:ascii="IBM Plex Sans Arabic" w:cs="IBM Plex Sans Arabic" w:hAnsi="IBM Plex Sans Arabic"/>
-          <w:rtl/>
-        </w:rPr>
-        <w:t xml:space="preserve">البيانات: الاسم والرمز وتطبيقات الأعمال (دور واحد قد يخدم أكثر من تطبيق).</w:t>
-      </w:r>
-    </w:p>
-    <w:p>
-      <w:pPr>
-        <w:pStyle w:val="ListParagraph"/>
-        <w:numPr>
-          <w:ilvl w:val="0"/>
-          <w:numId w:val="5"/>
-        </w:numPr>
-        <w:bidi/>
-        <w:spacing w:after="80" w:line="300"/>
-        <w:jc w:val="start"/>
-      </w:pPr>
-      <w:r>
-        <w:rPr>
-          <w:rFonts w:ascii="IBM Plex Sans Arabic" w:cs="IBM Plex Sans Arabic" w:hAnsi="IBM Plex Sans Arabic"/>
-          <w:rtl/>
-        </w:rPr>
-        <w:t xml:space="preserve">الشاشات: اختر الشاشات التي يفتحها الدور.</w:t>
-      </w:r>
-    </w:p>
-    <w:p>
-      <w:pPr>
-        <w:pStyle w:val="ListParagraph"/>
-        <w:numPr>
-          <w:ilvl w:val="0"/>
-          <w:numId w:val="5"/>
-        </w:numPr>
-        <w:bidi/>
-        <w:spacing w:after="80" w:line="300"/>
-        <w:jc w:val="start"/>
-      </w:pPr>
-      <w:r>
-        <w:rPr>
-          <w:rFonts w:ascii="IBM Plex Sans Arabic" w:cs="IBM Plex Sans Arabic" w:hAnsi="IBM Plex Sans Arabic"/>
-          <w:rtl/>
-        </w:rPr>
-        <w:t xml:space="preserve">الإجراءات: لكل شاشة حدد الإجراءات (فتح، إضافة، تعديل، حذف، اعتماد، تصدير، طباعة) وما بداخلها.</w:t>
-      </w:r>
-    </w:p>
-    <w:p>
-      <w:pPr>
-        <w:pStyle w:val="ListParagraph"/>
-        <w:numPr>
-          <w:ilvl w:val="0"/>
-          <w:numId w:val="5"/>
-        </w:numPr>
-        <w:bidi/>
-        <w:spacing w:after="80" w:line="300"/>
-        <w:jc w:val="start"/>
-      </w:pPr>
-      <w:r>
-        <w:rPr>
-          <w:rFonts w:ascii="IBM Plex Sans Arabic" w:cs="IBM Plex Sans Arabic" w:hAnsi="IBM Plex Sans Arabic"/>
-          <w:rtl/>
-        </w:rPr>
-        <w:t xml:space="preserve">البيانات في القوائم: لكل قائمة في الشاشة: الكل، أو قيم محددة، أو حسب قاعدة، أو لا شيء.</w:t>
-      </w:r>
-    </w:p>
-    <w:p>
-      <w:pPr>
-        <w:pStyle w:val="ListParagraph"/>
-        <w:numPr>
-          <w:ilvl w:val="0"/>
-          <w:numId w:val="5"/>
-        </w:numPr>
-        <w:bidi/>
-        <w:spacing w:after="80" w:line="300"/>
-        <w:jc w:val="start"/>
-      </w:pPr>
-      <w:r>
-        <w:rPr>
-          <w:rFonts w:ascii="IBM Plex Sans Arabic" w:cs="IBM Plex Sans Arabic" w:hAnsi="IBM Plex Sans Arabic"/>
-          <w:rtl/>
-        </w:rPr>
-        <w:t xml:space="preserve">القوائم: عناصر القائمة الجانبية التي يظهرها الدور.</w:t>
-      </w:r>
-    </w:p>
-    <w:p>
-      <w:pPr>
-        <w:pStyle w:val="Heading2"/>
-        <w:bidi/>
-      </w:pPr>
-      <w:r>
-        <w:rPr>
-          <w:rFonts w:ascii="IBM Plex Sans Arabic" w:cs="IBM Plex Sans Arabic" w:hAnsi="IBM Plex Sans Arabic"/>
-          <w:rtl/>
-        </w:rPr>
-        <w:t xml:space="preserve">16.6 القوائم والإعدادات والهوية</w:t>
+        <w:t xml:space="preserve">الهيكل التنظيمي: الوحدة وموظفوها</w:t>
       </w:r>
     </w:p>
     <w:p>
@@ -7551,7 +7355,7 @@
           <w:rFonts w:ascii="IBM Plex Sans Arabic" w:cs="IBM Plex Sans Arabic" w:hAnsi="IBM Plex Sans Arabic"/>
           <w:rtl/>
         </w:rPr>
-        <w:t xml:space="preserve">القوائم: مجموعات القائمة الجانبية وعناصرها وأيقوناتها وترتيبها.</w:t>
+        <w:t xml:space="preserve">الوحدات: شجرة الجهة؛ اختر وحدة لعرض بياناتها ووحداتها الفرعية، وأضف وحدة فرعية أو عدّلها أو انقلها.</w:t>
       </w:r>
     </w:p>
     <w:p>
@@ -7570,7 +7374,7 @@
           <w:rFonts w:ascii="IBM Plex Sans Arabic" w:cs="IBM Plex Sans Arabic" w:hAnsi="IBM Plex Sans Arabic"/>
           <w:rtl/>
         </w:rPr>
-        <w:t xml:space="preserve">الإعدادات: قيم عامة مثل التقويم وأيام العطلة.</w:t>
+        <w:t xml:space="preserve">الموظفون: يعرض الجدول أسفل الوحدة الموظفين المعينين فيها ومسمياتهم، ومع «مع الوحدات التابعة» موظفي ما تحتها. أضف موظفًا بمسمى أو أزله من الوحدة.</w:t>
       </w:r>
     </w:p>
     <w:p>
@@ -7589,7 +7393,7 @@
           <w:rFonts w:ascii="IBM Plex Sans Arabic" w:cs="IBM Plex Sans Arabic" w:hAnsi="IBM Plex Sans Arabic"/>
           <w:rtl/>
         </w:rPr>
-        <w:t xml:space="preserve">النظام والجهة: الجهات وتطبيقات الأعمال.</w:t>
+        <w:t xml:space="preserve">أنواع الوحدات: مستوى الوحدة في الهيكل (قطاع، إدارة عامة، إدارة، قسم، فرع)، وما يتبع كل نوع، وتستخدمها قواعد التوجيه.</w:t>
       </w:r>
     </w:p>
     <w:p>
@@ -7608,7 +7412,34 @@
           <w:rFonts w:ascii="IBM Plex Sans Arabic" w:cs="IBM Plex Sans Arabic" w:hAnsi="IBM Plex Sans Arabic"/>
           <w:rtl/>
         </w:rPr>
-        <w:t xml:space="preserve">الهوية والشعار: الاسم والشعار وألوان النظام والبوابة وصور الدخول وبيانات التواصل.</w:t>
+        <w:t xml:space="preserve">المسميات: الوظائف داخل الوحدة (مدير إدارة، رئيس قسم، محلل، مفتش)، لتوجيه المهام إلى «مدير الإدارة» دون تسمية شخص.</w:t>
+      </w:r>
+    </w:p>
+    <w:p>
+      <w:pPr>
+        <w:pStyle w:val="Heading2"/>
+        <w:bidi/>
+      </w:pPr>
+      <w:r>
+        <w:rPr>
+          <w:rFonts w:ascii="IBM Plex Sans Arabic" w:cs="IBM Plex Sans Arabic" w:hAnsi="IBM Plex Sans Arabic"/>
+          <w:rtl/>
+        </w:rPr>
+        <w:t xml:space="preserve">16.4 المستخدمون</w:t>
+      </w:r>
+    </w:p>
+    <w:p>
+      <w:pPr>
+        <w:bidi/>
+        <w:spacing w:after="120" w:line="320"/>
+        <w:jc w:val="start"/>
+      </w:pPr>
+      <w:r>
+        <w:rPr>
+          <w:rFonts w:ascii="IBM Plex Sans Arabic" w:cs="IBM Plex Sans Arabic" w:hAnsi="IBM Plex Sans Arabic"/>
+          <w:rtl/>
+        </w:rPr>
+        <w:t xml:space="preserve">أضف الموظف، وعيّن أدواره، وتكليفاته (الوحدة والمسمى)، وجهته. يُدار حساب الدخول (التفعيل وكلمة المرور) من الشاشة نفسها ما لم يكن الدخول موحدًا مع دليل الجهة.</w:t>
       </w:r>
     </w:p>
     <w:p>
@@ -7621,7 +7452,7 @@
           <wp:inline distT="0" distB="0" distL="0" distR="0">
             <wp:extent cx="5715000" cy="3571875"/>
             <wp:effectExtent t="0" r="0" b="0" l="0"/>
-            <wp:docPr id="1" name="38-menus.jpg" descr="القوائم" title="القوائم"/>
+            <wp:docPr id="1" name="35-users.jpg" descr="المستخدمون" title="المستخدمون"/>
             <wp:cNvGraphicFramePr>
               <a:graphicFrameLocks xmlns:a="http://schemas.openxmlformats.org/drawingml/2006/main" noChangeAspect="1"/>
             </wp:cNvGraphicFramePr>
@@ -7673,7 +7504,20 @@
           <w:szCs w:val="18"/>
           <w:rtl/>
         </w:rPr>
-        <w:t xml:space="preserve">القوائم</w:t>
+        <w:t xml:space="preserve">المستخدمون</w:t>
+      </w:r>
+    </w:p>
+    <w:p>
+      <w:pPr>
+        <w:pStyle w:val="Heading2"/>
+        <w:bidi/>
+      </w:pPr>
+      <w:r>
+        <w:rPr>
+          <w:rFonts w:ascii="IBM Plex Sans Arabic" w:cs="IBM Plex Sans Arabic" w:hAnsi="IBM Plex Sans Arabic"/>
+          <w:rtl/>
+        </w:rPr>
+        <w:t xml:space="preserve">16.5 الأدوار والصلاحيات</w:t>
       </w:r>
     </w:p>
     <w:p>
@@ -7686,7 +7530,7 @@
           <wp:inline distT="0" distB="0" distL="0" distR="0">
             <wp:extent cx="5715000" cy="3571875"/>
             <wp:effectExtent t="0" r="0" b="0" l="0"/>
-            <wp:docPr id="1" name="40-installation.jpg" descr="النظام والجهة: الجهات وتطبيقات الأعمال" title="النظام والجهة: الجهات وتطبيقات الأعمال"/>
+            <wp:docPr id="1" name="54-role-editor.jpg" descr="محرر الدور" title="محرر الدور"/>
             <wp:cNvGraphicFramePr>
               <a:graphicFrameLocks xmlns:a="http://schemas.openxmlformats.org/drawingml/2006/main" noChangeAspect="1"/>
             </wp:cNvGraphicFramePr>
@@ -7738,6 +7582,320 @@
           <w:szCs w:val="18"/>
           <w:rtl/>
         </w:rPr>
+        <w:t xml:space="preserve">محرر الدور</w:t>
+      </w:r>
+    </w:p>
+    <w:p>
+      <w:pPr>
+        <w:pStyle w:val="ListParagraph"/>
+        <w:numPr>
+          <w:ilvl w:val="0"/>
+          <w:numId w:val="5"/>
+        </w:numPr>
+        <w:bidi/>
+        <w:spacing w:after="80" w:line="300"/>
+        <w:jc w:val="start"/>
+      </w:pPr>
+      <w:r>
+        <w:rPr>
+          <w:rFonts w:ascii="IBM Plex Sans Arabic" w:cs="IBM Plex Sans Arabic" w:hAnsi="IBM Plex Sans Arabic"/>
+          <w:rtl/>
+        </w:rPr>
+        <w:t xml:space="preserve">البيانات: الاسم والرمز وتطبيقات الأعمال (دور واحد قد يخدم أكثر من تطبيق).</w:t>
+      </w:r>
+    </w:p>
+    <w:p>
+      <w:pPr>
+        <w:pStyle w:val="ListParagraph"/>
+        <w:numPr>
+          <w:ilvl w:val="0"/>
+          <w:numId w:val="5"/>
+        </w:numPr>
+        <w:bidi/>
+        <w:spacing w:after="80" w:line="300"/>
+        <w:jc w:val="start"/>
+      </w:pPr>
+      <w:r>
+        <w:rPr>
+          <w:rFonts w:ascii="IBM Plex Sans Arabic" w:cs="IBM Plex Sans Arabic" w:hAnsi="IBM Plex Sans Arabic"/>
+          <w:rtl/>
+        </w:rPr>
+        <w:t xml:space="preserve">الشاشات: اختر الشاشات التي يفتحها الدور.</w:t>
+      </w:r>
+    </w:p>
+    <w:p>
+      <w:pPr>
+        <w:pStyle w:val="ListParagraph"/>
+        <w:numPr>
+          <w:ilvl w:val="0"/>
+          <w:numId w:val="5"/>
+        </w:numPr>
+        <w:bidi/>
+        <w:spacing w:after="80" w:line="300"/>
+        <w:jc w:val="start"/>
+      </w:pPr>
+      <w:r>
+        <w:rPr>
+          <w:rFonts w:ascii="IBM Plex Sans Arabic" w:cs="IBM Plex Sans Arabic" w:hAnsi="IBM Plex Sans Arabic"/>
+          <w:rtl/>
+        </w:rPr>
+        <w:t xml:space="preserve">الإجراءات: لكل شاشة حدد الإجراءات (فتح، إضافة، تعديل، حذف، اعتماد، تصدير، طباعة) وما بداخلها.</w:t>
+      </w:r>
+    </w:p>
+    <w:p>
+      <w:pPr>
+        <w:pStyle w:val="ListParagraph"/>
+        <w:numPr>
+          <w:ilvl w:val="0"/>
+          <w:numId w:val="5"/>
+        </w:numPr>
+        <w:bidi/>
+        <w:spacing w:after="80" w:line="300"/>
+        <w:jc w:val="start"/>
+      </w:pPr>
+      <w:r>
+        <w:rPr>
+          <w:rFonts w:ascii="IBM Plex Sans Arabic" w:cs="IBM Plex Sans Arabic" w:hAnsi="IBM Plex Sans Arabic"/>
+          <w:rtl/>
+        </w:rPr>
+        <w:t xml:space="preserve">البيانات في القوائم: لكل قائمة في الشاشة: الكل، أو قيم محددة، أو حسب قاعدة، أو لا شيء.</w:t>
+      </w:r>
+    </w:p>
+    <w:p>
+      <w:pPr>
+        <w:pStyle w:val="ListParagraph"/>
+        <w:numPr>
+          <w:ilvl w:val="0"/>
+          <w:numId w:val="5"/>
+        </w:numPr>
+        <w:bidi/>
+        <w:spacing w:after="80" w:line="300"/>
+        <w:jc w:val="start"/>
+      </w:pPr>
+      <w:r>
+        <w:rPr>
+          <w:rFonts w:ascii="IBM Plex Sans Arabic" w:cs="IBM Plex Sans Arabic" w:hAnsi="IBM Plex Sans Arabic"/>
+          <w:rtl/>
+        </w:rPr>
+        <w:t xml:space="preserve">القوائم: عناصر القائمة الجانبية التي يظهرها الدور.</w:t>
+      </w:r>
+    </w:p>
+    <w:p>
+      <w:pPr>
+        <w:pStyle w:val="Heading2"/>
+        <w:bidi/>
+      </w:pPr>
+      <w:r>
+        <w:rPr>
+          <w:rFonts w:ascii="IBM Plex Sans Arabic" w:cs="IBM Plex Sans Arabic" w:hAnsi="IBM Plex Sans Arabic"/>
+          <w:rtl/>
+        </w:rPr>
+        <w:t xml:space="preserve">16.6 القوائم والإعدادات والهوية</w:t>
+      </w:r>
+    </w:p>
+    <w:p>
+      <w:pPr>
+        <w:pStyle w:val="ListParagraph"/>
+        <w:numPr>
+          <w:ilvl w:val="0"/>
+          <w:numId w:val="2"/>
+        </w:numPr>
+        <w:bidi/>
+        <w:spacing w:after="80" w:line="300"/>
+        <w:jc w:val="start"/>
+      </w:pPr>
+      <w:r>
+        <w:rPr>
+          <w:rFonts w:ascii="IBM Plex Sans Arabic" w:cs="IBM Plex Sans Arabic" w:hAnsi="IBM Plex Sans Arabic"/>
+          <w:rtl/>
+        </w:rPr>
+        <w:t xml:space="preserve">القوائم: مجموعات القائمة الجانبية وعناصرها وأيقوناتها وترتيبها.</w:t>
+      </w:r>
+    </w:p>
+    <w:p>
+      <w:pPr>
+        <w:pStyle w:val="ListParagraph"/>
+        <w:numPr>
+          <w:ilvl w:val="0"/>
+          <w:numId w:val="2"/>
+        </w:numPr>
+        <w:bidi/>
+        <w:spacing w:after="80" w:line="300"/>
+        <w:jc w:val="start"/>
+      </w:pPr>
+      <w:r>
+        <w:rPr>
+          <w:rFonts w:ascii="IBM Plex Sans Arabic" w:cs="IBM Plex Sans Arabic" w:hAnsi="IBM Plex Sans Arabic"/>
+          <w:rtl/>
+        </w:rPr>
+        <w:t xml:space="preserve">الإعدادات: قيم عامة مثل التقويم وأيام العطلة.</w:t>
+      </w:r>
+    </w:p>
+    <w:p>
+      <w:pPr>
+        <w:pStyle w:val="ListParagraph"/>
+        <w:numPr>
+          <w:ilvl w:val="0"/>
+          <w:numId w:val="2"/>
+        </w:numPr>
+        <w:bidi/>
+        <w:spacing w:after="80" w:line="300"/>
+        <w:jc w:val="start"/>
+      </w:pPr>
+      <w:r>
+        <w:rPr>
+          <w:rFonts w:ascii="IBM Plex Sans Arabic" w:cs="IBM Plex Sans Arabic" w:hAnsi="IBM Plex Sans Arabic"/>
+          <w:rtl/>
+        </w:rPr>
+        <w:t xml:space="preserve">النظام والجهة: الجهات وتطبيقات الأعمال.</w:t>
+      </w:r>
+    </w:p>
+    <w:p>
+      <w:pPr>
+        <w:pStyle w:val="ListParagraph"/>
+        <w:numPr>
+          <w:ilvl w:val="0"/>
+          <w:numId w:val="2"/>
+        </w:numPr>
+        <w:bidi/>
+        <w:spacing w:after="80" w:line="300"/>
+        <w:jc w:val="start"/>
+      </w:pPr>
+      <w:r>
+        <w:rPr>
+          <w:rFonts w:ascii="IBM Plex Sans Arabic" w:cs="IBM Plex Sans Arabic" w:hAnsi="IBM Plex Sans Arabic"/>
+          <w:rtl/>
+        </w:rPr>
+        <w:t xml:space="preserve">الهوية والشعار: الاسم والشعار وألوان النظام والبوابة وصور الدخول وبيانات التواصل.</w:t>
+      </w:r>
+    </w:p>
+    <w:p>
+      <w:pPr>
+        <w:spacing w:after="60" w:before="120"/>
+        <w:jc w:val="center"/>
+      </w:pPr>
+      <w:r>
+        <w:drawing>
+          <wp:inline distT="0" distB="0" distL="0" distR="0">
+            <wp:extent cx="5715000" cy="3571875"/>
+            <wp:effectExtent t="0" r="0" b="0" l="0"/>
+            <wp:docPr id="1" name="38-menus.jpg" descr="القوائم" title="القوائم"/>
+            <wp:cNvGraphicFramePr>
+              <a:graphicFrameLocks xmlns:a="http://schemas.openxmlformats.org/drawingml/2006/main" noChangeAspect="1"/>
+            </wp:cNvGraphicFramePr>
+            <a:graphic xmlns:a="http://schemas.openxmlformats.org/drawingml/2006/main">
+              <a:graphicData uri="http://schemas.openxmlformats.org/drawingml/2006/picture">
+                <pic:pic xmlns:pic="http://schemas.openxmlformats.org/drawingml/2006/picture">
+                  <pic:nvPicPr>
+                    <pic:cNvPr id="0" name="" descr=""/>
+                    <pic:cNvPicPr>
+                      <a:picLocks noChangeAspect="1" noChangeArrowheads="1"/>
+                    </pic:cNvPicPr>
+                  </pic:nvPicPr>
+                  <pic:blipFill>
+                    <a:blip r:embed="rId52" cstate="none"/>
+                    <a:srcRect/>
+                    <a:stretch>
+                      <a:fillRect/>
+                    </a:stretch>
+                  </pic:blipFill>
+                  <pic:spPr bwMode="auto">
+                    <a:xfrm>
+                      <a:off x="0" y="0"/>
+                      <a:ext cx="5715000" cy="3571875"/>
+                    </a:xfrm>
+                    <a:prstGeom prst="rect">
+                      <a:avLst/>
+                    </a:prstGeom>
+                  </pic:spPr>
+                </pic:pic>
+              </a:graphicData>
+            </a:graphic>
+          </wp:inline>
+        </w:drawing>
+      </w:r>
+    </w:p>
+    <w:p>
+      <w:pPr>
+        <w:bidi/>
+        <w:spacing w:after="240"/>
+        <w:jc w:val="center"/>
+      </w:pPr>
+      <w:r>
+        <w:rPr>
+          <w:rFonts w:ascii="IBM Plex Sans Arabic" w:cs="IBM Plex Sans Arabic" w:hAnsi="IBM Plex Sans Arabic"/>
+          <w:i/>
+          <w:iCs/>
+          <w:color w:val="667085"/>
+          <w:sz w:val="18"/>
+          <w:szCs w:val="18"/>
+          <w:rtl/>
+        </w:rPr>
+        <w:t xml:space="preserve">القوائم</w:t>
+      </w:r>
+    </w:p>
+    <w:p>
+      <w:pPr>
+        <w:spacing w:after="60" w:before="120"/>
+        <w:jc w:val="center"/>
+      </w:pPr>
+      <w:r>
+        <w:drawing>
+          <wp:inline distT="0" distB="0" distL="0" distR="0">
+            <wp:extent cx="5715000" cy="3571875"/>
+            <wp:effectExtent t="0" r="0" b="0" l="0"/>
+            <wp:docPr id="1" name="40-installation.jpg" descr="النظام والجهة: الجهات وتطبيقات الأعمال" title="النظام والجهة: الجهات وتطبيقات الأعمال"/>
+            <wp:cNvGraphicFramePr>
+              <a:graphicFrameLocks xmlns:a="http://schemas.openxmlformats.org/drawingml/2006/main" noChangeAspect="1"/>
+            </wp:cNvGraphicFramePr>
+            <a:graphic xmlns:a="http://schemas.openxmlformats.org/drawingml/2006/main">
+              <a:graphicData uri="http://schemas.openxmlformats.org/drawingml/2006/picture">
+                <pic:pic xmlns:pic="http://schemas.openxmlformats.org/drawingml/2006/picture">
+                  <pic:nvPicPr>
+                    <pic:cNvPr id="0" name="" descr=""/>
+                    <pic:cNvPicPr>
+                      <a:picLocks noChangeAspect="1" noChangeArrowheads="1"/>
+                    </pic:cNvPicPr>
+                  </pic:nvPicPr>
+                  <pic:blipFill>
+                    <a:blip r:embed="rId53" cstate="none"/>
+                    <a:srcRect/>
+                    <a:stretch>
+                      <a:fillRect/>
+                    </a:stretch>
+                  </pic:blipFill>
+                  <pic:spPr bwMode="auto">
+                    <a:xfrm>
+                      <a:off x="0" y="0"/>
+                      <a:ext cx="5715000" cy="3571875"/>
+                    </a:xfrm>
+                    <a:prstGeom prst="rect">
+                      <a:avLst/>
+                    </a:prstGeom>
+                  </pic:spPr>
+                </pic:pic>
+              </a:graphicData>
+            </a:graphic>
+          </wp:inline>
+        </w:drawing>
+      </w:r>
+    </w:p>
+    <w:p>
+      <w:pPr>
+        <w:bidi/>
+        <w:spacing w:after="240"/>
+        <w:jc w:val="center"/>
+      </w:pPr>
+      <w:r>
+        <w:rPr>
+          <w:rFonts w:ascii="IBM Plex Sans Arabic" w:cs="IBM Plex Sans Arabic" w:hAnsi="IBM Plex Sans Arabic"/>
+          <w:i/>
+          <w:iCs/>
+          <w:color w:val="667085"/>
+          <w:sz w:val="18"/>
+          <w:szCs w:val="18"/>
+          <w:rtl/>
+        </w:rPr>
         <w:t xml:space="preserve">النظام والجهة: الجهات وتطبيقات الأعمال</w:t>
       </w:r>
     </w:p>
@@ -7765,7 +7923,7 @@
                     </pic:cNvPicPr>
                   </pic:nvPicPr>
                   <pic:blipFill>
-                    <a:blip r:embed="rId52" cstate="none"/>
+                    <a:blip r:embed="rId54" cstate="none"/>
                     <a:srcRect/>
                     <a:stretch>
                       <a:fillRect/>

--- a/docs/manual/ar/user-manual-ar.docx
+++ b/docs/manual/ar/user-manual-ar.docx
@@ -2230,7 +2230,21 @@
           <w:rFonts w:ascii="IBM Plex Sans Arabic" w:cs="IBM Plex Sans Arabic" w:hAnsi="IBM Plex Sans Arabic"/>
           <w:rtl/>
         </w:rPr>
-        <w:t xml:space="preserve">من «التحكم بالتطبيقات ← حسابات البوابة» ابحث عن حسابات المستفيدين، وفعّلها أو أوقفها، وأعد تعيين كلمات مرورها. اسم الدخول هو رقم الهوية أو الإقامة.</w:t>
+        <w:t xml:space="preserve">من «التحكم بالتطبيقات ← حسابات البوابة» ابحث عن حسابات المستفيدين، وفعّلها أو أوقفها، وأعد تعيين كلمات مرورها. اسم الدخول هو رقم الهوية أو الإقامة. تبيّن الملاحظة أعلى الشاشة هل تُنشأ الحسابات هنا أم يدخل المستفيدون عبر النفاذ الوطني الموحد.</w:t>
+      </w:r>
+    </w:p>
+    <w:p>
+      <w:pPr>
+        <w:bidi/>
+        <w:spacing w:after="120" w:line="320"/>
+        <w:jc w:val="start"/>
+      </w:pPr>
+      <w:r>
+        <w:rPr>
+          <w:rFonts w:ascii="IBM Plex Sans Arabic" w:cs="IBM Plex Sans Arabic" w:hAnsi="IBM Plex Sans Arabic"/>
+          <w:rtl/>
+        </w:rPr>
+        <w:t xml:space="preserve">في الحساب قسم «المنشآت التي يمثلها»: تظهر فيه المنشآت الواردة من السجل التجاري عند الدخول، وتضيف منه ربطًا بمنشأة (رقم السجل التجاري أو الرقم الموحد 700، وصفته فيها، وتاريخ الانتهاء والخدمات المسموحة)، ولو قبل أول دخول للشخص. المنشأة غير المسجلة تُسجَّل باسمها مع الربط. إذا كان الدخول عبر النفاذ فلا حساب محلي: ابحث برقم الهوية ثم «فتح صاحب الهوية».</w:t>
       </w:r>
     </w:p>
     <w:p>
@@ -2300,47 +2314,6 @@
     </w:p>
     <w:p>
       <w:pPr>
-        <w:pStyle w:val="Heading1"/>
-        <w:pageBreakBefore/>
-        <w:bidi/>
-      </w:pPr>
-      <w:r>
-        <w:rPr>
-          <w:rFonts w:ascii="IBM Plex Sans Arabic" w:cs="IBM Plex Sans Arabic" w:hAnsi="IBM Plex Sans Arabic"/>
-          <w:rtl/>
-        </w:rPr>
-        <w:t xml:space="preserve">5. المستندات والمدفوعات والزيارات والرسائل</w:t>
-      </w:r>
-    </w:p>
-    <w:p>
-      <w:pPr>
-        <w:pStyle w:val="Heading2"/>
-        <w:bidi/>
-      </w:pPr>
-      <w:r>
-        <w:rPr>
-          <w:rFonts w:ascii="IBM Plex Sans Arabic" w:cs="IBM Plex Sans Arabic" w:hAnsi="IBM Plex Sans Arabic"/>
-          <w:rtl/>
-        </w:rPr>
-        <w:t xml:space="preserve">5.1 المستندات الصادرة</w:t>
-      </w:r>
-    </w:p>
-    <w:p>
-      <w:pPr>
-        <w:bidi/>
-        <w:spacing w:after="120" w:line="320"/>
-        <w:jc w:val="start"/>
-      </w:pPr>
-      <w:r>
-        <w:rPr>
-          <w:rFonts w:ascii="IBM Plex Sans Arabic" w:cs="IBM Plex Sans Arabic" w:hAnsi="IBM Plex Sans Arabic"/>
-          <w:rtl/>
-        </w:rPr>
-        <w:t xml:space="preserve">تعرض شاشة «المستندات الصادرة» الشهادات والتراخيص التي أصدرتها مسارات العمل، مع حالتها وتاريخ انتهائها. يمكنك عرض المستند وطباعته، وتغيير حالته (إيقاف أو إلغاء) بحسب صلاحيتك. يتحقق أي شخص من المستند برمز QR.</w:t>
-      </w:r>
-    </w:p>
-    <w:p>
-      <w:pPr>
         <w:spacing w:after="60" w:before="120"/>
         <w:jc w:val="center"/>
       </w:pPr>
@@ -2349,7 +2322,7 @@
           <wp:inline distT="0" distB="0" distL="0" distR="0">
             <wp:extent cx="5715000" cy="3571875"/>
             <wp:effectExtent t="0" r="0" b="0" l="0"/>
-            <wp:docPr id="1" name="14-documents.jpg" descr="المستندات الصادرة" title="المستندات الصادرة"/>
+            <wp:docPr id="1" name="36b-person-links.jpg" descr="حساب البوابة والمنشآت التي يمثلها" title="حساب البوابة والمنشآت التي يمثلها"/>
             <wp:cNvGraphicFramePr>
               <a:graphicFrameLocks xmlns:a="http://schemas.openxmlformats.org/drawingml/2006/main" noChangeAspect="1"/>
             </wp:cNvGraphicFramePr>
@@ -2401,7 +2374,21 @@
           <w:szCs w:val="18"/>
           <w:rtl/>
         </w:rPr>
-        <w:t xml:space="preserve">المستندات الصادرة</w:t>
+        <w:t xml:space="preserve">حساب البوابة والمنشآت التي يمثلها</w:t>
+      </w:r>
+    </w:p>
+    <w:p>
+      <w:pPr>
+        <w:pStyle w:val="Heading1"/>
+        <w:pageBreakBefore/>
+        <w:bidi/>
+      </w:pPr>
+      <w:r>
+        <w:rPr>
+          <w:rFonts w:ascii="IBM Plex Sans Arabic" w:cs="IBM Plex Sans Arabic" w:hAnsi="IBM Plex Sans Arabic"/>
+          <w:rtl/>
+        </w:rPr>
+        <w:t xml:space="preserve">5. المستندات والمدفوعات والزيارات والرسائل</w:t>
       </w:r>
     </w:p>
     <w:p>
@@ -2414,7 +2401,7 @@
           <w:rFonts w:ascii="IBM Plex Sans Arabic" w:cs="IBM Plex Sans Arabic" w:hAnsi="IBM Plex Sans Arabic"/>
           <w:rtl/>
         </w:rPr>
-        <w:t xml:space="preserve">5.2 الفواتير</w:t>
+        <w:t xml:space="preserve">5.1 المستندات الصادرة</w:t>
       </w:r>
     </w:p>
     <w:p>
@@ -2428,7 +2415,7 @@
           <w:rFonts w:ascii="IBM Plex Sans Arabic" w:cs="IBM Plex Sans Arabic" w:hAnsi="IBM Plex Sans Arabic"/>
           <w:rtl/>
         </w:rPr>
-        <w:t xml:space="preserve">تعرض «المدفوعات ← الفواتير» فواتير سداد الطلبات وحالتها (بانتظار السداد، مسددة، منتهية، ملغاة).</w:t>
+        <w:t xml:space="preserve">تعرض شاشة «المستندات الصادرة» الشهادات والتراخيص التي أصدرتها مسارات العمل، مع حالتها وتاريخ انتهائها. يمكنك عرض المستند وطباعته، وتغيير حالته (إيقاف أو إلغاء) بحسب صلاحيتك. يتحقق أي شخص من المستند برمز QR.</w:t>
       </w:r>
     </w:p>
     <w:p>
@@ -2441,7 +2428,7 @@
           <wp:inline distT="0" distB="0" distL="0" distR="0">
             <wp:extent cx="5715000" cy="3571875"/>
             <wp:effectExtent t="0" r="0" b="0" l="0"/>
-            <wp:docPr id="1" name="20-bills.jpg" descr="الفواتير" title="الفواتير"/>
+            <wp:docPr id="1" name="14-documents.jpg" descr="المستندات الصادرة" title="المستندات الصادرة"/>
             <wp:cNvGraphicFramePr>
               <a:graphicFrameLocks xmlns:a="http://schemas.openxmlformats.org/drawingml/2006/main" noChangeAspect="1"/>
             </wp:cNvGraphicFramePr>
@@ -2493,7 +2480,7 @@
           <w:szCs w:val="18"/>
           <w:rtl/>
         </w:rPr>
-        <w:t xml:space="preserve">الفواتير</w:t>
+        <w:t xml:space="preserve">المستندات الصادرة</w:t>
       </w:r>
     </w:p>
     <w:p>
@@ -2506,7 +2493,7 @@
           <w:rFonts w:ascii="IBM Plex Sans Arabic" w:cs="IBM Plex Sans Arabic" w:hAnsi="IBM Plex Sans Arabic"/>
           <w:rtl/>
         </w:rPr>
-        <w:t xml:space="preserve">5.3 الزيارات الميدانية</w:t>
+        <w:t xml:space="preserve">5.2 الفواتير</w:t>
       </w:r>
     </w:p>
     <w:p>
@@ -2520,7 +2507,7 @@
           <w:rFonts w:ascii="IBM Plex Sans Arabic" w:cs="IBM Plex Sans Arabic" w:hAnsi="IBM Plex Sans Arabic"/>
           <w:rtl/>
         </w:rPr>
-        <w:t xml:space="preserve">تعرض «الزيارات» الزيارات المطلوبة من مسارات العمل: إسنادها إلى مفتش، وموعدها، ونتيجتها والصور والملاحظات. ينجز المفتش الزيارة من تطبيق الميدان ولو دون اتصال.</w:t>
+        <w:t xml:space="preserve">تعرض «المدفوعات ← الفواتير» فواتير سداد الطلبات وحالتها (بانتظار السداد، مسددة، منتهية، ملغاة).</w:t>
       </w:r>
     </w:p>
     <w:p>
@@ -2533,7 +2520,7 @@
           <wp:inline distT="0" distB="0" distL="0" distR="0">
             <wp:extent cx="5715000" cy="3571875"/>
             <wp:effectExtent t="0" r="0" b="0" l="0"/>
-            <wp:docPr id="1" name="22-visits.jpg" descr="الزيارات" title="الزيارات"/>
+            <wp:docPr id="1" name="20-bills.jpg" descr="الفواتير" title="الفواتير"/>
             <wp:cNvGraphicFramePr>
               <a:graphicFrameLocks xmlns:a="http://schemas.openxmlformats.org/drawingml/2006/main" noChangeAspect="1"/>
             </wp:cNvGraphicFramePr>
@@ -2585,6 +2572,98 @@
           <w:szCs w:val="18"/>
           <w:rtl/>
         </w:rPr>
+        <w:t xml:space="preserve">الفواتير</w:t>
+      </w:r>
+    </w:p>
+    <w:p>
+      <w:pPr>
+        <w:pStyle w:val="Heading2"/>
+        <w:bidi/>
+      </w:pPr>
+      <w:r>
+        <w:rPr>
+          <w:rFonts w:ascii="IBM Plex Sans Arabic" w:cs="IBM Plex Sans Arabic" w:hAnsi="IBM Plex Sans Arabic"/>
+          <w:rtl/>
+        </w:rPr>
+        <w:t xml:space="preserve">5.3 الزيارات الميدانية</w:t>
+      </w:r>
+    </w:p>
+    <w:p>
+      <w:pPr>
+        <w:bidi/>
+        <w:spacing w:after="120" w:line="320"/>
+        <w:jc w:val="start"/>
+      </w:pPr>
+      <w:r>
+        <w:rPr>
+          <w:rFonts w:ascii="IBM Plex Sans Arabic" w:cs="IBM Plex Sans Arabic" w:hAnsi="IBM Plex Sans Arabic"/>
+          <w:rtl/>
+        </w:rPr>
+        <w:t xml:space="preserve">تعرض «الزيارات» الزيارات المطلوبة من مسارات العمل: إسنادها إلى مفتش، وموعدها، ونتيجتها والصور والملاحظات. ينجز المفتش الزيارة من تطبيق الميدان ولو دون اتصال.</w:t>
+      </w:r>
+    </w:p>
+    <w:p>
+      <w:pPr>
+        <w:spacing w:after="60" w:before="120"/>
+        <w:jc w:val="center"/>
+      </w:pPr>
+      <w:r>
+        <w:drawing>
+          <wp:inline distT="0" distB="0" distL="0" distR="0">
+            <wp:extent cx="5715000" cy="3571875"/>
+            <wp:effectExtent t="0" r="0" b="0" l="0"/>
+            <wp:docPr id="1" name="22-visits.jpg" descr="الزيارات" title="الزيارات"/>
+            <wp:cNvGraphicFramePr>
+              <a:graphicFrameLocks xmlns:a="http://schemas.openxmlformats.org/drawingml/2006/main" noChangeAspect="1"/>
+            </wp:cNvGraphicFramePr>
+            <a:graphic xmlns:a="http://schemas.openxmlformats.org/drawingml/2006/main">
+              <a:graphicData uri="http://schemas.openxmlformats.org/drawingml/2006/picture">
+                <pic:pic xmlns:pic="http://schemas.openxmlformats.org/drawingml/2006/picture">
+                  <pic:nvPicPr>
+                    <pic:cNvPr id="0" name="" descr=""/>
+                    <pic:cNvPicPr>
+                      <a:picLocks noChangeAspect="1" noChangeArrowheads="1"/>
+                    </pic:cNvPicPr>
+                  </pic:nvPicPr>
+                  <pic:blipFill>
+                    <a:blip r:embed="rId22" cstate="none"/>
+                    <a:srcRect/>
+                    <a:stretch>
+                      <a:fillRect/>
+                    </a:stretch>
+                  </pic:blipFill>
+                  <pic:spPr bwMode="auto">
+                    <a:xfrm>
+                      <a:off x="0" y="0"/>
+                      <a:ext cx="5715000" cy="3571875"/>
+                    </a:xfrm>
+                    <a:prstGeom prst="rect">
+                      <a:avLst/>
+                    </a:prstGeom>
+                  </pic:spPr>
+                </pic:pic>
+              </a:graphicData>
+            </a:graphic>
+          </wp:inline>
+        </w:drawing>
+      </w:r>
+    </w:p>
+    <w:p>
+      <w:pPr>
+        <w:bidi/>
+        <w:spacing w:after="240"/>
+        <w:jc w:val="center"/>
+      </w:pPr>
+      <w:r>
+        <w:rPr>
+          <w:rFonts w:ascii="IBM Plex Sans Arabic" w:cs="IBM Plex Sans Arabic" w:hAnsi="IBM Plex Sans Arabic"/>
+          <w:i/>
+          <w:iCs/>
+          <w:color w:val="667085"/>
+          <w:sz w:val="18"/>
+          <w:szCs w:val="18"/>
+          <w:rtl/>
+        </w:rPr>
         <w:t xml:space="preserve">الزيارات</w:t>
       </w:r>
     </w:p>
@@ -2639,7 +2718,7 @@
                     </pic:cNvPicPr>
                   </pic:nvPicPr>
                   <pic:blipFill>
-                    <a:blip r:embed="rId22" cstate="none"/>
+                    <a:blip r:embed="rId23" cstate="none"/>
                     <a:srcRect/>
                     <a:stretch>
                       <a:fillRect/>
@@ -3266,71 +3345,6 @@
                     </pic:cNvPicPr>
                   </pic:nvPicPr>
                   <pic:blipFill>
-                    <a:blip r:embed="rId23" cstate="none"/>
-                    <a:srcRect/>
-                    <a:stretch>
-                      <a:fillRect/>
-                    </a:stretch>
-                  </pic:blipFill>
-                  <pic:spPr bwMode="auto">
-                    <a:xfrm>
-                      <a:off x="0" y="0"/>
-                      <a:ext cx="5715000" cy="3571875"/>
-                    </a:xfrm>
-                    <a:prstGeom prst="rect">
-                      <a:avLst/>
-                    </a:prstGeom>
-                  </pic:spPr>
-                </pic:pic>
-              </a:graphicData>
-            </a:graphic>
-          </wp:inline>
-        </w:drawing>
-      </w:r>
-    </w:p>
-    <w:p>
-      <w:pPr>
-        <w:bidi/>
-        <w:spacing w:after="240"/>
-        <w:jc w:val="center"/>
-      </w:pPr>
-      <w:r>
-        <w:rPr>
-          <w:rFonts w:ascii="IBM Plex Sans Arabic" w:cs="IBM Plex Sans Arabic" w:hAnsi="IBM Plex Sans Arabic"/>
-          <w:i/>
-          <w:iCs/>
-          <w:color w:val="667085"/>
-          <w:sz w:val="18"/>
-          <w:szCs w:val="18"/>
-          <w:rtl/>
-        </w:rPr>
-        <w:t xml:space="preserve">طلبات التغيير</w:t>
-      </w:r>
-    </w:p>
-    <w:p>
-      <w:pPr>
-        <w:spacing w:after="60" w:before="120"/>
-        <w:jc w:val="center"/>
-      </w:pPr>
-      <w:r>
-        <w:drawing>
-          <wp:inline distT="0" distB="0" distL="0" distR="0">
-            <wp:extent cx="5715000" cy="3571875"/>
-            <wp:effectExtent t="0" r="0" b="0" l="0"/>
-            <wp:docPr id="1" name="56-change-set.jpg" descr="تفاصيل طلب تغيير: كل بند مع قيمته قبل التعديل وبعده" title="تفاصيل طلب تغيير: كل بند مع قيمته قبل التعديل وبعده"/>
-            <wp:cNvGraphicFramePr>
-              <a:graphicFrameLocks xmlns:a="http://schemas.openxmlformats.org/drawingml/2006/main" noChangeAspect="1"/>
-            </wp:cNvGraphicFramePr>
-            <a:graphic xmlns:a="http://schemas.openxmlformats.org/drawingml/2006/main">
-              <a:graphicData uri="http://schemas.openxmlformats.org/drawingml/2006/picture">
-                <pic:pic xmlns:pic="http://schemas.openxmlformats.org/drawingml/2006/picture">
-                  <pic:nvPicPr>
-                    <pic:cNvPr id="0" name="" descr=""/>
-                    <pic:cNvPicPr>
-                      <a:picLocks noChangeAspect="1" noChangeArrowheads="1"/>
-                    </pic:cNvPicPr>
-                  </pic:nvPicPr>
-                  <pic:blipFill>
                     <a:blip r:embed="rId24" cstate="none"/>
                     <a:srcRect/>
                     <a:stretch>
@@ -3369,21 +3383,7 @@
           <w:szCs w:val="18"/>
           <w:rtl/>
         </w:rPr>
-        <w:t xml:space="preserve">تفاصيل طلب تغيير: كل بند مع قيمته قبل التعديل وبعده</w:t>
-      </w:r>
-    </w:p>
-    <w:p>
-      <w:pPr>
-        <w:bidi/>
-        <w:spacing w:after="120" w:line="320"/>
-        <w:jc w:val="start"/>
-      </w:pPr>
-      <w:r>
-        <w:rPr>
-          <w:rFonts w:ascii="IBM Plex Sans Arabic" w:cs="IBM Plex Sans Arabic" w:hAnsi="IBM Plex Sans Arabic"/>
-          <w:rtl/>
-        </w:rPr>
-        <w:t xml:space="preserve">تحدد «سياسة الاعتماد» أي مجالات الإعداد تحتاج إلى اعتماد، وأيها يُحفظ مباشرة.</w:t>
+        <w:t xml:space="preserve">طلبات التغيير</w:t>
       </w:r>
     </w:p>
     <w:p>
@@ -3396,7 +3396,7 @@
           <wp:inline distT="0" distB="0" distL="0" distR="0">
             <wp:extent cx="5715000" cy="3571875"/>
             <wp:effectExtent t="0" r="0" b="0" l="0"/>
-            <wp:docPr id="1" name="42-approval-policy.jpg" descr="سياسة الاعتماد" title="سياسة الاعتماد"/>
+            <wp:docPr id="1" name="56-change-set.jpg" descr="تفاصيل طلب تغيير: كل بند مع قيمته قبل التعديل وبعده" title="تفاصيل طلب تغيير: كل بند مع قيمته قبل التعديل وبعده"/>
             <wp:cNvGraphicFramePr>
               <a:graphicFrameLocks xmlns:a="http://schemas.openxmlformats.org/drawingml/2006/main" noChangeAspect="1"/>
             </wp:cNvGraphicFramePr>
@@ -3448,6 +3448,85 @@
           <w:szCs w:val="18"/>
           <w:rtl/>
         </w:rPr>
+        <w:t xml:space="preserve">تفاصيل طلب تغيير: كل بند مع قيمته قبل التعديل وبعده</w:t>
+      </w:r>
+    </w:p>
+    <w:p>
+      <w:pPr>
+        <w:bidi/>
+        <w:spacing w:after="120" w:line="320"/>
+        <w:jc w:val="start"/>
+      </w:pPr>
+      <w:r>
+        <w:rPr>
+          <w:rFonts w:ascii="IBM Plex Sans Arabic" w:cs="IBM Plex Sans Arabic" w:hAnsi="IBM Plex Sans Arabic"/>
+          <w:rtl/>
+        </w:rPr>
+        <w:t xml:space="preserve">تحدد «سياسة الاعتماد» أي مجالات الإعداد تحتاج إلى اعتماد، وأيها يُحفظ مباشرة.</w:t>
+      </w:r>
+    </w:p>
+    <w:p>
+      <w:pPr>
+        <w:spacing w:after="60" w:before="120"/>
+        <w:jc w:val="center"/>
+      </w:pPr>
+      <w:r>
+        <w:drawing>
+          <wp:inline distT="0" distB="0" distL="0" distR="0">
+            <wp:extent cx="5715000" cy="3571875"/>
+            <wp:effectExtent t="0" r="0" b="0" l="0"/>
+            <wp:docPr id="1" name="42-approval-policy.jpg" descr="سياسة الاعتماد" title="سياسة الاعتماد"/>
+            <wp:cNvGraphicFramePr>
+              <a:graphicFrameLocks xmlns:a="http://schemas.openxmlformats.org/drawingml/2006/main" noChangeAspect="1"/>
+            </wp:cNvGraphicFramePr>
+            <a:graphic xmlns:a="http://schemas.openxmlformats.org/drawingml/2006/main">
+              <a:graphicData uri="http://schemas.openxmlformats.org/drawingml/2006/picture">
+                <pic:pic xmlns:pic="http://schemas.openxmlformats.org/drawingml/2006/picture">
+                  <pic:nvPicPr>
+                    <pic:cNvPr id="0" name="" descr=""/>
+                    <pic:cNvPicPr>
+                      <a:picLocks noChangeAspect="1" noChangeArrowheads="1"/>
+                    </pic:cNvPicPr>
+                  </pic:nvPicPr>
+                  <pic:blipFill>
+                    <a:blip r:embed="rId26" cstate="none"/>
+                    <a:srcRect/>
+                    <a:stretch>
+                      <a:fillRect/>
+                    </a:stretch>
+                  </pic:blipFill>
+                  <pic:spPr bwMode="auto">
+                    <a:xfrm>
+                      <a:off x="0" y="0"/>
+                      <a:ext cx="5715000" cy="3571875"/>
+                    </a:xfrm>
+                    <a:prstGeom prst="rect">
+                      <a:avLst/>
+                    </a:prstGeom>
+                  </pic:spPr>
+                </pic:pic>
+              </a:graphicData>
+            </a:graphic>
+          </wp:inline>
+        </w:drawing>
+      </w:r>
+    </w:p>
+    <w:p>
+      <w:pPr>
+        <w:bidi/>
+        <w:spacing w:after="240"/>
+        <w:jc w:val="center"/>
+      </w:pPr>
+      <w:r>
+        <w:rPr>
+          <w:rFonts w:ascii="IBM Plex Sans Arabic" w:cs="IBM Plex Sans Arabic" w:hAnsi="IBM Plex Sans Arabic"/>
+          <w:i/>
+          <w:iCs/>
+          <w:color w:val="667085"/>
+          <w:sz w:val="18"/>
+          <w:szCs w:val="18"/>
+          <w:rtl/>
+        </w:rPr>
         <w:t xml:space="preserve">سياسة الاعتماد</w:t>
       </w:r>
     </w:p>
@@ -3531,7 +3610,7 @@
                     </pic:cNvPicPr>
                   </pic:nvPicPr>
                   <pic:blipFill>
-                    <a:blip r:embed="rId26" cstate="none"/>
+                    <a:blip r:embed="rId27" cstate="none"/>
                     <a:srcRect/>
                     <a:stretch>
                       <a:fillRect/>
@@ -4047,7 +4126,7 @@
                     </pic:cNvPicPr>
                   </pic:nvPicPr>
                   <pic:blipFill>
-                    <a:blip r:embed="rId27" cstate="none"/>
+                    <a:blip r:embed="rId28" cstate="none"/>
                     <a:srcRect/>
                     <a:stretch>
                       <a:fillRect/>
@@ -4139,7 +4218,7 @@
                     </pic:cNvPicPr>
                   </pic:nvPicPr>
                   <pic:blipFill>
-                    <a:blip r:embed="rId28" cstate="none"/>
+                    <a:blip r:embed="rId29" cstate="none"/>
                     <a:srcRect/>
                     <a:stretch>
                       <a:fillRect/>
@@ -4657,85 +4736,6 @@
                     </pic:cNvPicPr>
                   </pic:nvPicPr>
                   <pic:blipFill>
-                    <a:blip r:embed="rId29" cstate="none"/>
-                    <a:srcRect/>
-                    <a:stretch>
-                      <a:fillRect/>
-                    </a:stretch>
-                  </pic:blipFill>
-                  <pic:spPr bwMode="auto">
-                    <a:xfrm>
-                      <a:off x="0" y="0"/>
-                      <a:ext cx="5715000" cy="3571875"/>
-                    </a:xfrm>
-                    <a:prstGeom prst="rect">
-                      <a:avLst/>
-                    </a:prstGeom>
-                  </pic:spPr>
-                </pic:pic>
-              </a:graphicData>
-            </a:graphic>
-          </wp:inline>
-        </w:drawing>
-      </w:r>
-    </w:p>
-    <w:p>
-      <w:pPr>
-        <w:bidi/>
-        <w:spacing w:after="240"/>
-        <w:jc w:val="center"/>
-      </w:pPr>
-      <w:r>
-        <w:rPr>
-          <w:rFonts w:ascii="IBM Plex Sans Arabic" w:cs="IBM Plex Sans Arabic" w:hAnsi="IBM Plex Sans Arabic"/>
-          <w:i/>
-          <w:iCs/>
-          <w:color w:val="667085"/>
-          <w:sz w:val="18"/>
-          <w:szCs w:val="18"/>
-          <w:rtl/>
-        </w:rPr>
-        <w:t xml:space="preserve">بنك الأسئلة</w:t>
-      </w:r>
-    </w:p>
-    <w:p>
-      <w:pPr>
-        <w:bidi/>
-        <w:spacing w:after="120" w:line="320"/>
-        <w:jc w:val="start"/>
-      </w:pPr>
-      <w:r>
-        <w:rPr>
-          <w:rFonts w:ascii="IBM Plex Sans Arabic" w:cs="IBM Plex Sans Arabic" w:hAnsi="IBM Plex Sans Arabic"/>
-          <w:rtl/>
-        </w:rPr>
-        <w:t xml:space="preserve">سؤال «رفع ملفات» يطلب من المتعامل إرفاق ملف: حدد أنواع الملفات المقبولة (مثل pdf, jpg؛ الفارغ للمستندات والصور المعتادة)، وأكبر حجم للملف (حتى 25 ميجابايت)، وفعّل «اختيار متعدد / عدة ملفات» مع أقصى عدد للملفات عند الحاجة لأكثر من ملف.</w:t>
-      </w:r>
-    </w:p>
-    <w:p>
-      <w:pPr>
-        <w:spacing w:after="60" w:before="120"/>
-        <w:jc w:val="center"/>
-      </w:pPr>
-      <w:r>
-        <w:drawing>
-          <wp:inline distT="0" distB="0" distL="0" distR="0">
-            <wp:extent cx="5715000" cy="3571875"/>
-            <wp:effectExtent t="0" r="0" b="0" l="0"/>
-            <wp:docPr id="1" name="07b-file-question.jpg" descr="إعدادات سؤال رفع الملفات" title="إعدادات سؤال رفع الملفات"/>
-            <wp:cNvGraphicFramePr>
-              <a:graphicFrameLocks xmlns:a="http://schemas.openxmlformats.org/drawingml/2006/main" noChangeAspect="1"/>
-            </wp:cNvGraphicFramePr>
-            <a:graphic xmlns:a="http://schemas.openxmlformats.org/drawingml/2006/main">
-              <a:graphicData uri="http://schemas.openxmlformats.org/drawingml/2006/picture">
-                <pic:pic xmlns:pic="http://schemas.openxmlformats.org/drawingml/2006/picture">
-                  <pic:nvPicPr>
-                    <pic:cNvPr id="0" name="" descr=""/>
-                    <pic:cNvPicPr>
-                      <a:picLocks noChangeAspect="1" noChangeArrowheads="1"/>
-                    </pic:cNvPicPr>
-                  </pic:nvPicPr>
-                  <pic:blipFill>
                     <a:blip r:embed="rId30" cstate="none"/>
                     <a:srcRect/>
                     <a:stretch>
@@ -4774,7 +4774,7 @@
           <w:szCs w:val="18"/>
           <w:rtl/>
         </w:rPr>
-        <w:t xml:space="preserve">إعدادات سؤال رفع الملفات</w:t>
+        <w:t xml:space="preserve">بنك الأسئلة</w:t>
       </w:r>
     </w:p>
     <w:p>
@@ -4788,7 +4788,7 @@
           <w:rFonts w:ascii="IBM Plex Sans Arabic" w:cs="IBM Plex Sans Arabic" w:hAnsi="IBM Plex Sans Arabic"/>
           <w:rtl/>
         </w:rPr>
-        <w:t xml:space="preserve">لطلب ملف عند إجابة معينة فقط (مثل «هل لديك ترخيص سابق؟» = نعم): أضف سؤال الملف إلى النموذج في منشئ الخدمات واضبط له «مطلوب عندما» و«يظهر عندما» على تلك الإجابة. يرفع المتعامل الملفات في البوابة ويراها الموظف في تفاصيل الطلب وفي مهمة مركز الإجراءات ويفتحها بالضغط عليها.</w:t>
+        <w:t xml:space="preserve">سؤال «رفع ملفات» يطلب من المتعامل إرفاق ملف: حدد أنواع الملفات المقبولة (مثل pdf, jpg؛ الفارغ للمستندات والصور المعتادة)، وأكبر حجم للملف (حتى 25 ميجابايت)، وفعّل «اختيار متعدد / عدة ملفات» مع أقصى عدد للملفات عند الحاجة لأكثر من ملف.</w:t>
       </w:r>
     </w:p>
     <w:p>
@@ -4801,7 +4801,7 @@
           <wp:inline distT="0" distB="0" distL="0" distR="0">
             <wp:extent cx="5715000" cy="3571875"/>
             <wp:effectExtent t="0" r="0" b="0" l="0"/>
-            <wp:docPr id="1" name="07c-request-files.jpg" descr="ملفات الطلب في تفاصيل الطلب" title="ملفات الطلب في تفاصيل الطلب"/>
+            <wp:docPr id="1" name="07b-file-question.jpg" descr="إعدادات سؤال رفع الملفات" title="إعدادات سؤال رفع الملفات"/>
             <wp:cNvGraphicFramePr>
               <a:graphicFrameLocks xmlns:a="http://schemas.openxmlformats.org/drawingml/2006/main" noChangeAspect="1"/>
             </wp:cNvGraphicFramePr>
@@ -4853,20 +4853,7 @@
           <w:szCs w:val="18"/>
           <w:rtl/>
         </w:rPr>
-        <w:t xml:space="preserve">ملفات الطلب في تفاصيل الطلب</w:t>
-      </w:r>
-    </w:p>
-    <w:p>
-      <w:pPr>
-        <w:pStyle w:val="Heading2"/>
-        <w:bidi/>
-      </w:pPr>
-      <w:r>
-        <w:rPr>
-          <w:rFonts w:ascii="IBM Plex Sans Arabic" w:cs="IBM Plex Sans Arabic" w:hAnsi="IBM Plex Sans Arabic"/>
-          <w:rtl/>
-        </w:rPr>
-        <w:t xml:space="preserve">7.4 تصنيفات الخدمات</w:t>
+        <w:t xml:space="preserve">إعدادات سؤال رفع الملفات</w:t>
       </w:r>
     </w:p>
     <w:p>
@@ -4880,7 +4867,7 @@
           <w:rFonts w:ascii="IBM Plex Sans Arabic" w:cs="IBM Plex Sans Arabic" w:hAnsi="IBM Plex Sans Arabic"/>
           <w:rtl/>
         </w:rPr>
-        <w:t xml:space="preserve">تجمع التصنيفات الخدمات في تبويبات الصفحة الرئيسية للبوابة وفي تصفية البحث. التصنيفات قيم في «التصنيفات والقيم» (الفئة SVC_CATEGORY) وتُعدّ من هذه الشاشة أيضًا.</w:t>
+        <w:t xml:space="preserve">لطلب ملف عند إجابة معينة فقط (مثل «هل لديك ترخيص سابق؟» = نعم): أضف سؤال الملف إلى النموذج في منشئ الخدمات واضبط له «مطلوب عندما» و«يظهر عندما» على تلك الإجابة. يرفع المتعامل الملفات في البوابة ويراها الموظف في تفاصيل الطلب وفي مهمة مركز الإجراءات ويفتحها بالضغط عليها.</w:t>
       </w:r>
     </w:p>
     <w:p>
@@ -4893,7 +4880,7 @@
           <wp:inline distT="0" distB="0" distL="0" distR="0">
             <wp:extent cx="5715000" cy="3571875"/>
             <wp:effectExtent t="0" r="0" b="0" l="0"/>
-            <wp:docPr id="1" name="08-categories.jpg" descr="تصنيفات الخدمات" title="تصنيفات الخدمات"/>
+            <wp:docPr id="1" name="07c-request-files.jpg" descr="ملفات الطلب في تفاصيل الطلب" title="ملفات الطلب في تفاصيل الطلب"/>
             <wp:cNvGraphicFramePr>
               <a:graphicFrameLocks xmlns:a="http://schemas.openxmlformats.org/drawingml/2006/main" noChangeAspect="1"/>
             </wp:cNvGraphicFramePr>
@@ -4945,21 +4932,20 @@
           <w:szCs w:val="18"/>
           <w:rtl/>
         </w:rPr>
-        <w:t xml:space="preserve">تصنيفات الخدمات</w:t>
-      </w:r>
-    </w:p>
-    <w:p>
-      <w:pPr>
-        <w:pStyle w:val="Heading1"/>
-        <w:pageBreakBefore/>
-        <w:bidi/>
-      </w:pPr>
-      <w:r>
-        <w:rPr>
-          <w:rFonts w:ascii="IBM Plex Sans Arabic" w:cs="IBM Plex Sans Arabic" w:hAnsi="IBM Plex Sans Arabic"/>
-          <w:rtl/>
-        </w:rPr>
-        <w:t xml:space="preserve">8. مسارات العمل</w:t>
+        <w:t xml:space="preserve">ملفات الطلب في تفاصيل الطلب</w:t>
+      </w:r>
+    </w:p>
+    <w:p>
+      <w:pPr>
+        <w:pStyle w:val="Heading2"/>
+        <w:bidi/>
+      </w:pPr>
+      <w:r>
+        <w:rPr>
+          <w:rFonts w:ascii="IBM Plex Sans Arabic" w:cs="IBM Plex Sans Arabic" w:hAnsi="IBM Plex Sans Arabic"/>
+          <w:rtl/>
+        </w:rPr>
+        <w:t xml:space="preserve">7.4 تصنيفات الخدمات</w:t>
       </w:r>
     </w:p>
     <w:p>
@@ -4973,7 +4959,7 @@
           <w:rFonts w:ascii="IBM Plex Sans Arabic" w:cs="IBM Plex Sans Arabic" w:hAnsi="IBM Plex Sans Arabic"/>
           <w:rtl/>
         </w:rPr>
-        <w:t xml:space="preserve">لكل خدمة مسار عمل يحدد خطوات معالجة الطلب. تعرض «مسارات العمل» المسارات و«إصدارات المسارات» إصداراتها.</w:t>
+        <w:t xml:space="preserve">تجمع التصنيفات الخدمات في تبويبات الصفحة الرئيسية للبوابة وفي تصفية البحث. التصنيفات قيم في «التصنيفات والقيم» (الفئة SVC_CATEGORY) وتُعدّ من هذه الشاشة أيضًا.</w:t>
       </w:r>
     </w:p>
     <w:p>
@@ -4986,7 +4972,7 @@
           <wp:inline distT="0" distB="0" distL="0" distR="0">
             <wp:extent cx="5715000" cy="3571875"/>
             <wp:effectExtent t="0" r="0" b="0" l="0"/>
-            <wp:docPr id="1" name="10-workflows.jpg" descr="مسارات العمل" title="مسارات العمل"/>
+            <wp:docPr id="1" name="08-categories.jpg" descr="تصنيفات الخدمات" title="تصنيفات الخدمات"/>
             <wp:cNvGraphicFramePr>
               <a:graphicFrameLocks xmlns:a="http://schemas.openxmlformats.org/drawingml/2006/main" noChangeAspect="1"/>
             </wp:cNvGraphicFramePr>
@@ -5038,6 +5024,99 @@
           <w:szCs w:val="18"/>
           <w:rtl/>
         </w:rPr>
+        <w:t xml:space="preserve">تصنيفات الخدمات</w:t>
+      </w:r>
+    </w:p>
+    <w:p>
+      <w:pPr>
+        <w:pStyle w:val="Heading1"/>
+        <w:pageBreakBefore/>
+        <w:bidi/>
+      </w:pPr>
+      <w:r>
+        <w:rPr>
+          <w:rFonts w:ascii="IBM Plex Sans Arabic" w:cs="IBM Plex Sans Arabic" w:hAnsi="IBM Plex Sans Arabic"/>
+          <w:rtl/>
+        </w:rPr>
+        <w:t xml:space="preserve">8. مسارات العمل</w:t>
+      </w:r>
+    </w:p>
+    <w:p>
+      <w:pPr>
+        <w:bidi/>
+        <w:spacing w:after="120" w:line="320"/>
+        <w:jc w:val="start"/>
+      </w:pPr>
+      <w:r>
+        <w:rPr>
+          <w:rFonts w:ascii="IBM Plex Sans Arabic" w:cs="IBM Plex Sans Arabic" w:hAnsi="IBM Plex Sans Arabic"/>
+          <w:rtl/>
+        </w:rPr>
+        <w:t xml:space="preserve">لكل خدمة مسار عمل يحدد خطوات معالجة الطلب. تعرض «مسارات العمل» المسارات و«إصدارات المسارات» إصداراتها.</w:t>
+      </w:r>
+    </w:p>
+    <w:p>
+      <w:pPr>
+        <w:spacing w:after="60" w:before="120"/>
+        <w:jc w:val="center"/>
+      </w:pPr>
+      <w:r>
+        <w:drawing>
+          <wp:inline distT="0" distB="0" distL="0" distR="0">
+            <wp:extent cx="5715000" cy="3571875"/>
+            <wp:effectExtent t="0" r="0" b="0" l="0"/>
+            <wp:docPr id="1" name="10-workflows.jpg" descr="مسارات العمل" title="مسارات العمل"/>
+            <wp:cNvGraphicFramePr>
+              <a:graphicFrameLocks xmlns:a="http://schemas.openxmlformats.org/drawingml/2006/main" noChangeAspect="1"/>
+            </wp:cNvGraphicFramePr>
+            <a:graphic xmlns:a="http://schemas.openxmlformats.org/drawingml/2006/main">
+              <a:graphicData uri="http://schemas.openxmlformats.org/drawingml/2006/picture">
+                <pic:pic xmlns:pic="http://schemas.openxmlformats.org/drawingml/2006/picture">
+                  <pic:nvPicPr>
+                    <pic:cNvPr id="0" name="" descr=""/>
+                    <pic:cNvPicPr>
+                      <a:picLocks noChangeAspect="1" noChangeArrowheads="1"/>
+                    </pic:cNvPicPr>
+                  </pic:nvPicPr>
+                  <pic:blipFill>
+                    <a:blip r:embed="rId34" cstate="none"/>
+                    <a:srcRect/>
+                    <a:stretch>
+                      <a:fillRect/>
+                    </a:stretch>
+                  </pic:blipFill>
+                  <pic:spPr bwMode="auto">
+                    <a:xfrm>
+                      <a:off x="0" y="0"/>
+                      <a:ext cx="5715000" cy="3571875"/>
+                    </a:xfrm>
+                    <a:prstGeom prst="rect">
+                      <a:avLst/>
+                    </a:prstGeom>
+                  </pic:spPr>
+                </pic:pic>
+              </a:graphicData>
+            </a:graphic>
+          </wp:inline>
+        </w:drawing>
+      </w:r>
+    </w:p>
+    <w:p>
+      <w:pPr>
+        <w:bidi/>
+        <w:spacing w:after="240"/>
+        <w:jc w:val="center"/>
+      </w:pPr>
+      <w:r>
+        <w:rPr>
+          <w:rFonts w:ascii="IBM Plex Sans Arabic" w:cs="IBM Plex Sans Arabic" w:hAnsi="IBM Plex Sans Arabic"/>
+          <w:i/>
+          <w:iCs/>
+          <w:color w:val="667085"/>
+          <w:sz w:val="18"/>
+          <w:szCs w:val="18"/>
+          <w:rtl/>
+        </w:rPr>
         <w:t xml:space="preserve">مسارات العمل</w:t>
       </w:r>
     </w:p>
@@ -5078,7 +5157,7 @@
                     </pic:cNvPicPr>
                   </pic:nvPicPr>
                   <pic:blipFill>
-                    <a:blip r:embed="rId34" cstate="none"/>
+                    <a:blip r:embed="rId35" cstate="none"/>
                     <a:srcRect/>
                     <a:stretch>
                       <a:fillRect/>
@@ -5940,85 +6019,6 @@
                     </pic:cNvPicPr>
                   </pic:nvPicPr>
                   <pic:blipFill>
-                    <a:blip r:embed="rId35" cstate="none"/>
-                    <a:srcRect/>
-                    <a:stretch>
-                      <a:fillRect/>
-                    </a:stretch>
-                  </pic:blipFill>
-                  <pic:spPr bwMode="auto">
-                    <a:xfrm>
-                      <a:off x="0" y="0"/>
-                      <a:ext cx="5715000" cy="3571875"/>
-                    </a:xfrm>
-                    <a:prstGeom prst="rect">
-                      <a:avLst/>
-                    </a:prstGeom>
-                  </pic:spPr>
-                </pic:pic>
-              </a:graphicData>
-            </a:graphic>
-          </wp:inline>
-        </w:drawing>
-      </w:r>
-    </w:p>
-    <w:p>
-      <w:pPr>
-        <w:bidi/>
-        <w:spacing w:after="240"/>
-        <w:jc w:val="center"/>
-      </w:pPr>
-      <w:r>
-        <w:rPr>
-          <w:rFonts w:ascii="IBM Plex Sans Arabic" w:cs="IBM Plex Sans Arabic" w:hAnsi="IBM Plex Sans Arabic"/>
-          <w:i/>
-          <w:iCs/>
-          <w:color w:val="667085"/>
-          <w:sz w:val="18"/>
-          <w:szCs w:val="18"/>
-          <w:rtl/>
-        </w:rPr>
-        <w:t xml:space="preserve">مجموعات القواعد</w:t>
-      </w:r>
-    </w:p>
-    <w:p>
-      <w:pPr>
-        <w:bidi/>
-        <w:spacing w:after="120" w:line="320"/>
-        <w:jc w:val="start"/>
-      </w:pPr>
-      <w:r>
-        <w:rPr>
-          <w:rFonts w:ascii="IBM Plex Sans Arabic" w:cs="IBM Plex Sans Arabic" w:hAnsi="IBM Plex Sans Arabic"/>
-          <w:rtl/>
-        </w:rPr>
-        <w:t xml:space="preserve">في «إصدارات القواعد» يُبنى الإصدار الجديد من: الخطوات (اسم وقاعدة لكل خطوة)، ونتيجة لكل عنصر (مثل كل قطاع)، والنتيجة النهائية. جرّب الإصدار بمدخلات تجريبية قبل إضافته.</w:t>
-      </w:r>
-    </w:p>
-    <w:p>
-      <w:pPr>
-        <w:spacing w:after="60" w:before="120"/>
-        <w:jc w:val="center"/>
-      </w:pPr>
-      <w:r>
-        <w:drawing>
-          <wp:inline distT="0" distB="0" distL="0" distR="0">
-            <wp:extent cx="5715000" cy="3571875"/>
-            <wp:effectExtent t="0" r="0" b="0" l="0"/>
-            <wp:docPr id="1" name="13-rule-versions.jpg" descr="إصدارات القواعد" title="إصدارات القواعد"/>
-            <wp:cNvGraphicFramePr>
-              <a:graphicFrameLocks xmlns:a="http://schemas.openxmlformats.org/drawingml/2006/main" noChangeAspect="1"/>
-            </wp:cNvGraphicFramePr>
-            <a:graphic xmlns:a="http://schemas.openxmlformats.org/drawingml/2006/main">
-              <a:graphicData uri="http://schemas.openxmlformats.org/drawingml/2006/picture">
-                <pic:pic xmlns:pic="http://schemas.openxmlformats.org/drawingml/2006/picture">
-                  <pic:nvPicPr>
-                    <pic:cNvPr id="0" name="" descr=""/>
-                    <pic:cNvPicPr>
-                      <a:picLocks noChangeAspect="1" noChangeArrowheads="1"/>
-                    </pic:cNvPicPr>
-                  </pic:nvPicPr>
-                  <pic:blipFill>
                     <a:blip r:embed="rId36" cstate="none"/>
                     <a:srcRect/>
                     <a:stretch>
@@ -6057,34 +6057,7 @@
           <w:szCs w:val="18"/>
           <w:rtl/>
         </w:rPr>
-        <w:t xml:space="preserve">إصدارات القواعد</w:t>
-      </w:r>
-    </w:p>
-    <w:p>
-      <w:pPr>
-        <w:pStyle w:val="Heading1"/>
-        <w:pageBreakBefore/>
-        <w:bidi/>
-      </w:pPr>
-      <w:r>
-        <w:rPr>
-          <w:rFonts w:ascii="IBM Plex Sans Arabic" w:cs="IBM Plex Sans Arabic" w:hAnsi="IBM Plex Sans Arabic"/>
-          <w:rtl/>
-        </w:rPr>
-        <w:t xml:space="preserve">10. المستندات</w:t>
-      </w:r>
-    </w:p>
-    <w:p>
-      <w:pPr>
-        <w:pStyle w:val="Heading2"/>
-        <w:bidi/>
-      </w:pPr>
-      <w:r>
-        <w:rPr>
-          <w:rFonts w:ascii="IBM Plex Sans Arabic" w:cs="IBM Plex Sans Arabic" w:hAnsi="IBM Plex Sans Arabic"/>
-          <w:rtl/>
-        </w:rPr>
-        <w:t xml:space="preserve">10.1 أنواع المستندات</w:t>
+        <w:t xml:space="preserve">مجموعات القواعد</w:t>
       </w:r>
     </w:p>
     <w:p>
@@ -6098,7 +6071,7 @@
           <w:rFonts w:ascii="IBM Plex Sans Arabic" w:cs="IBM Plex Sans Arabic" w:hAnsi="IBM Plex Sans Arabic"/>
           <w:rtl/>
         </w:rPr>
-        <w:t xml:space="preserve">يحدد نوع المستند: بادئة الترقيم، ومدة الصلاحية، وأيام التذكير قبل الانتهاء، وحقول البيانات وحقول البنود (مع ما يظهر منها في صفحة التحقق العامة)، وقالب الطباعة.</w:t>
+        <w:t xml:space="preserve">في «إصدارات القواعد» يُبنى الإصدار الجديد من: الخطوات (اسم وقاعدة لكل خطوة)، ونتيجة لكل عنصر (مثل كل قطاع)، والنتيجة النهائية. جرّب الإصدار بمدخلات تجريبية قبل إضافته.</w:t>
       </w:r>
     </w:p>
     <w:p>
@@ -6111,7 +6084,7 @@
           <wp:inline distT="0" distB="0" distL="0" distR="0">
             <wp:extent cx="5715000" cy="3571875"/>
             <wp:effectExtent t="0" r="0" b="0" l="0"/>
-            <wp:docPr id="1" name="15-document-types.jpg" descr="أنواع المستندات" title="أنواع المستندات"/>
+            <wp:docPr id="1" name="13-rule-versions.jpg" descr="إصدارات القواعد" title="إصدارات القواعد"/>
             <wp:cNvGraphicFramePr>
               <a:graphicFrameLocks xmlns:a="http://schemas.openxmlformats.org/drawingml/2006/main" noChangeAspect="1"/>
             </wp:cNvGraphicFramePr>
@@ -6163,7 +6136,21 @@
           <w:szCs w:val="18"/>
           <w:rtl/>
         </w:rPr>
-        <w:t xml:space="preserve">أنواع المستندات</w:t>
+        <w:t xml:space="preserve">إصدارات القواعد</w:t>
+      </w:r>
+    </w:p>
+    <w:p>
+      <w:pPr>
+        <w:pStyle w:val="Heading1"/>
+        <w:pageBreakBefore/>
+        <w:bidi/>
+      </w:pPr>
+      <w:r>
+        <w:rPr>
+          <w:rFonts w:ascii="IBM Plex Sans Arabic" w:cs="IBM Plex Sans Arabic" w:hAnsi="IBM Plex Sans Arabic"/>
+          <w:rtl/>
+        </w:rPr>
+        <w:t xml:space="preserve">10. المستندات</w:t>
       </w:r>
     </w:p>
     <w:p>
@@ -6176,7 +6163,7 @@
           <w:rFonts w:ascii="IBM Plex Sans Arabic" w:cs="IBM Plex Sans Arabic" w:hAnsi="IBM Plex Sans Arabic"/>
           <w:rtl/>
         </w:rPr>
-        <w:t xml:space="preserve">10.2 قوالب الطباعة</w:t>
+        <w:t xml:space="preserve">10.1 أنواع المستندات</w:t>
       </w:r>
     </w:p>
     <w:p>
@@ -6190,7 +6177,7 @@
           <w:rFonts w:ascii="IBM Plex Sans Arabic" w:cs="IBM Plex Sans Arabic" w:hAnsi="IBM Plex Sans Arabic"/>
           <w:rtl/>
         </w:rPr>
-        <w:t xml:space="preserve">قوالب الشهادات القابلة للطباعة مع معاينة مباشرة على بيانات تجريبية، وتحوَّل إلى PDF عند الإصدار.</w:t>
+        <w:t xml:space="preserve">يحدد نوع المستند: بادئة الترقيم، ومدة الصلاحية، وأيام التذكير قبل الانتهاء، وحقول البيانات وحقول البنود (مع ما يظهر منها في صفحة التحقق العامة)، وقالب الطباعة.</w:t>
       </w:r>
     </w:p>
     <w:p>
@@ -6203,7 +6190,7 @@
           <wp:inline distT="0" distB="0" distL="0" distR="0">
             <wp:extent cx="5715000" cy="3571875"/>
             <wp:effectExtent t="0" r="0" b="0" l="0"/>
-            <wp:docPr id="1" name="16-print-templates.jpg" descr="قوالب الطباعة" title="قوالب الطباعة"/>
+            <wp:docPr id="1" name="15-document-types.jpg" descr="أنواع المستندات" title="أنواع المستندات"/>
             <wp:cNvGraphicFramePr>
               <a:graphicFrameLocks xmlns:a="http://schemas.openxmlformats.org/drawingml/2006/main" noChangeAspect="1"/>
             </wp:cNvGraphicFramePr>
@@ -6255,21 +6242,7 @@
           <w:szCs w:val="18"/>
           <w:rtl/>
         </w:rPr>
-        <w:t xml:space="preserve">قوالب الطباعة</w:t>
-      </w:r>
-    </w:p>
-    <w:p>
-      <w:pPr>
-        <w:pStyle w:val="Heading1"/>
-        <w:pageBreakBefore/>
-        <w:bidi/>
-      </w:pPr>
-      <w:r>
-        <w:rPr>
-          <w:rFonts w:ascii="IBM Plex Sans Arabic" w:cs="IBM Plex Sans Arabic" w:hAnsi="IBM Plex Sans Arabic"/>
-          <w:rtl/>
-        </w:rPr>
-        <w:t xml:space="preserve">11. التنبيهات والرسائل</w:t>
+        <w:t xml:space="preserve">أنواع المستندات</w:t>
       </w:r>
     </w:p>
     <w:p>
@@ -6282,7 +6255,7 @@
           <w:rFonts w:ascii="IBM Plex Sans Arabic" w:cs="IBM Plex Sans Arabic" w:hAnsi="IBM Plex Sans Arabic"/>
           <w:rtl/>
         </w:rPr>
-        <w:t xml:space="preserve">11.1 قواعد التنبيه</w:t>
+        <w:t xml:space="preserve">10.2 قوالب الطباعة</w:t>
       </w:r>
     </w:p>
     <w:p>
@@ -6296,7 +6269,7 @@
           <w:rFonts w:ascii="IBM Plex Sans Arabic" w:cs="IBM Plex Sans Arabic" w:hAnsi="IBM Plex Sans Arabic"/>
           <w:rtl/>
         </w:rPr>
-        <w:t xml:space="preserve">تربط القاعدة حدثًا (مثل اعتماد الطلب أو اقتراب انتهاء المستند) بقالب رسالة وقنوات (داخل المنصة، البريد، الرسائل النصية) ومستلمين (المتعامل، أو حاملو دور، أو موظف)، مع شرط اختياري.</w:t>
+        <w:t xml:space="preserve">قوالب الشهادات القابلة للطباعة مع معاينة مباشرة على بيانات تجريبية، وتحوَّل إلى PDF عند الإصدار.</w:t>
       </w:r>
     </w:p>
     <w:p>
@@ -6309,7 +6282,7 @@
           <wp:inline distT="0" distB="0" distL="0" distR="0">
             <wp:extent cx="5715000" cy="3571875"/>
             <wp:effectExtent t="0" r="0" b="0" l="0"/>
-            <wp:docPr id="1" name="18-notification-rules.jpg" descr="قواعد التنبيه" title="قواعد التنبيه"/>
+            <wp:docPr id="1" name="16-print-templates.jpg" descr="قوالب الطباعة" title="قوالب الطباعة"/>
             <wp:cNvGraphicFramePr>
               <a:graphicFrameLocks xmlns:a="http://schemas.openxmlformats.org/drawingml/2006/main" noChangeAspect="1"/>
             </wp:cNvGraphicFramePr>
@@ -6361,7 +6334,21 @@
           <w:szCs w:val="18"/>
           <w:rtl/>
         </w:rPr>
-        <w:t xml:space="preserve">قواعد التنبيه</w:t>
+        <w:t xml:space="preserve">قوالب الطباعة</w:t>
+      </w:r>
+    </w:p>
+    <w:p>
+      <w:pPr>
+        <w:pStyle w:val="Heading1"/>
+        <w:pageBreakBefore/>
+        <w:bidi/>
+      </w:pPr>
+      <w:r>
+        <w:rPr>
+          <w:rFonts w:ascii="IBM Plex Sans Arabic" w:cs="IBM Plex Sans Arabic" w:hAnsi="IBM Plex Sans Arabic"/>
+          <w:rtl/>
+        </w:rPr>
+        <w:t xml:space="preserve">11. التنبيهات والرسائل</w:t>
       </w:r>
     </w:p>
     <w:p>
@@ -6374,7 +6361,7 @@
           <w:rFonts w:ascii="IBM Plex Sans Arabic" w:cs="IBM Plex Sans Arabic" w:hAnsi="IBM Plex Sans Arabic"/>
           <w:rtl/>
         </w:rPr>
-        <w:t xml:space="preserve">11.2 قوالب الرسائل</w:t>
+        <w:t xml:space="preserve">11.1 قواعد التنبيه</w:t>
       </w:r>
     </w:p>
     <w:p>
@@ -6388,7 +6375,7 @@
           <w:rFonts w:ascii="IBM Plex Sans Arabic" w:cs="IBM Plex Sans Arabic" w:hAnsi="IBM Plex Sans Arabic"/>
           <w:rtl/>
         </w:rPr>
-        <w:t xml:space="preserve">لكل قالب نص لكل قناة بالعربية والإنجليزية. يُكتب نص البريد في محرر نصوص منسقة (عناوين، غامق، قوائم، روابط، محاذاة) دون كتابة HTML، ويُدرج «إدراج حقل» قيم الطلب مثل رقمه واسم المستفيد. تظهر المعاينة مباشرة على بيانات حدث تجريبي.</w:t>
+        <w:t xml:space="preserve">تربط القاعدة حدثًا (مثل اعتماد الطلب أو اقتراب انتهاء المستند) بقالب رسالة وقنوات (داخل المنصة، البريد، الرسائل النصية) ومستلمين (المتعامل، أو حاملو دور، أو موظف)، مع شرط اختياري.</w:t>
       </w:r>
     </w:p>
     <w:p>
@@ -6401,7 +6388,7 @@
           <wp:inline distT="0" distB="0" distL="0" distR="0">
             <wp:extent cx="5715000" cy="3571875"/>
             <wp:effectExtent t="0" r="0" b="0" l="0"/>
-            <wp:docPr id="1" name="53-message-template.jpg" descr="محرر قالب الرسالة مع المعاينة" title="محرر قالب الرسالة مع المعاينة"/>
+            <wp:docPr id="1" name="18-notification-rules.jpg" descr="قواعد التنبيه" title="قواعد التنبيه"/>
             <wp:cNvGraphicFramePr>
               <a:graphicFrameLocks xmlns:a="http://schemas.openxmlformats.org/drawingml/2006/main" noChangeAspect="1"/>
             </wp:cNvGraphicFramePr>
@@ -6453,21 +6440,20 @@
           <w:szCs w:val="18"/>
           <w:rtl/>
         </w:rPr>
-        <w:t xml:space="preserve">محرر قالب الرسالة مع المعاينة</w:t>
-      </w:r>
-    </w:p>
-    <w:p>
-      <w:pPr>
-        <w:pStyle w:val="Heading1"/>
-        <w:pageBreakBefore/>
-        <w:bidi/>
-      </w:pPr>
-      <w:r>
-        <w:rPr>
-          <w:rFonts w:ascii="IBM Plex Sans Arabic" w:cs="IBM Plex Sans Arabic" w:hAnsi="IBM Plex Sans Arabic"/>
-          <w:rtl/>
-        </w:rPr>
-        <w:t xml:space="preserve">12. المدفوعات</w:t>
+        <w:t xml:space="preserve">قواعد التنبيه</w:t>
+      </w:r>
+    </w:p>
+    <w:p>
+      <w:pPr>
+        <w:pStyle w:val="Heading2"/>
+        <w:bidi/>
+      </w:pPr>
+      <w:r>
+        <w:rPr>
+          <w:rFonts w:ascii="IBM Plex Sans Arabic" w:cs="IBM Plex Sans Arabic" w:hAnsi="IBM Plex Sans Arabic"/>
+          <w:rtl/>
+        </w:rPr>
+        <w:t xml:space="preserve">11.2 قوالب الرسائل</w:t>
       </w:r>
     </w:p>
     <w:p>
@@ -6481,7 +6467,7 @@
           <w:rFonts w:ascii="IBM Plex Sans Arabic" w:cs="IBM Plex Sans Arabic" w:hAnsi="IBM Plex Sans Arabic"/>
           <w:rtl/>
         </w:rPr>
-        <w:t xml:space="preserve">«مزودو الدفع» يحددون طريقة إصدار الفواتير (مثل سداد) ومدة صلاحيتها وحقول إشعار السداد. الأسرار (المفاتيح) لا تُخزن في الشاشة بل في مخزن الأسرار باسمها.</w:t>
+        <w:t xml:space="preserve">لكل قالب نص لكل قناة بالعربية والإنجليزية. يُكتب نص البريد في محرر نصوص منسقة (عناوين، غامق، قوائم، روابط، محاذاة) دون كتابة HTML، ويُدرج «إدراج حقل» قيم الطلب مثل رقمه واسم المستفيد. تظهر المعاينة مباشرة على بيانات حدث تجريبي.</w:t>
       </w:r>
     </w:p>
     <w:p>
@@ -6494,7 +6480,7 @@
           <wp:inline distT="0" distB="0" distL="0" distR="0">
             <wp:extent cx="5715000" cy="3571875"/>
             <wp:effectExtent t="0" r="0" b="0" l="0"/>
-            <wp:docPr id="1" name="21-payment-providers.jpg" descr="مزودو الدفع" title="مزودو الدفع"/>
+            <wp:docPr id="1" name="53-message-template.jpg" descr="محرر قالب الرسالة مع المعاينة" title="محرر قالب الرسالة مع المعاينة"/>
             <wp:cNvGraphicFramePr>
               <a:graphicFrameLocks xmlns:a="http://schemas.openxmlformats.org/drawingml/2006/main" noChangeAspect="1"/>
             </wp:cNvGraphicFramePr>
@@ -6546,7 +6532,7 @@
           <w:szCs w:val="18"/>
           <w:rtl/>
         </w:rPr>
-        <w:t xml:space="preserve">مزودو الدفع</w:t>
+        <w:t xml:space="preserve">محرر قالب الرسالة مع المعاينة</w:t>
       </w:r>
     </w:p>
     <w:p>
@@ -6560,7 +6546,7 @@
           <w:rFonts w:ascii="IBM Plex Sans Arabic" w:cs="IBM Plex Sans Arabic" w:hAnsi="IBM Plex Sans Arabic"/>
           <w:rtl/>
         </w:rPr>
-        <w:t xml:space="preserve">13. الزيارات الميدانية</w:t>
+        <w:t xml:space="preserve">12. المدفوعات</w:t>
       </w:r>
     </w:p>
     <w:p>
@@ -6574,7 +6560,7 @@
           <w:rFonts w:ascii="IBM Plex Sans Arabic" w:cs="IBM Plex Sans Arabic" w:hAnsi="IBM Plex Sans Arabic"/>
           <w:rtl/>
         </w:rPr>
-        <w:t xml:space="preserve">يحدد «نوع الزيارة» من يجريها (ميدانية، جهة معاينة خارجية، تسجيل يدوي)، والنتائج الممكنة، وحقول المفتش، وعدد الصور والتوقيع والموقع المطلوبة، وإعداد التكامل مع الجهة الخارجية.</w:t>
+        <w:t xml:space="preserve">«مزودو الدفع» يحددون طريقة إصدار الفواتير (مثل سداد) ومدة صلاحيتها وحقول إشعار السداد. الأسرار (المفاتيح) لا تُخزن في الشاشة بل في مخزن الأسرار باسمها.</w:t>
       </w:r>
     </w:p>
     <w:p>
@@ -6587,7 +6573,7 @@
           <wp:inline distT="0" distB="0" distL="0" distR="0">
             <wp:extent cx="5715000" cy="3571875"/>
             <wp:effectExtent t="0" r="0" b="0" l="0"/>
-            <wp:docPr id="1" name="23-visit-types.jpg" descr="أنواع الزيارات" title="أنواع الزيارات"/>
+            <wp:docPr id="1" name="21-payment-providers.jpg" descr="مزودو الدفع" title="مزودو الدفع"/>
             <wp:cNvGraphicFramePr>
               <a:graphicFrameLocks xmlns:a="http://schemas.openxmlformats.org/drawingml/2006/main" noChangeAspect="1"/>
             </wp:cNvGraphicFramePr>
@@ -6639,7 +6625,7 @@
           <w:szCs w:val="18"/>
           <w:rtl/>
         </w:rPr>
-        <w:t xml:space="preserve">أنواع الزيارات</w:t>
+        <w:t xml:space="preserve">مزودو الدفع</w:t>
       </w:r>
     </w:p>
     <w:p>
@@ -6653,7 +6639,7 @@
           <w:rFonts w:ascii="IBM Plex Sans Arabic" w:cs="IBM Plex Sans Arabic" w:hAnsi="IBM Plex Sans Arabic"/>
           <w:rtl/>
         </w:rPr>
-        <w:t xml:space="preserve">14. محتوى البوابة</w:t>
+        <w:t xml:space="preserve">13. الزيارات الميدانية</w:t>
       </w:r>
     </w:p>
     <w:p>
@@ -6667,7 +6653,7 @@
           <w:rFonts w:ascii="IBM Plex Sans Arabic" w:cs="IBM Plex Sans Arabic" w:hAnsi="IBM Plex Sans Arabic"/>
           <w:rtl/>
         </w:rPr>
-        <w:t xml:space="preserve">يدير «محتوى البوابة» الصفحة الرئيسية (العنوان والصورة والإحصاءات والروابط)، والأسئلة الشائعة، والصفحات، وآراء الزوار.</w:t>
+        <w:t xml:space="preserve">يحدد «نوع الزيارة» من يجريها (ميدانية، جهة معاينة خارجية، تسجيل يدوي)، والنتائج الممكنة، وحقول المفتش، وعدد الصور والتوقيع والموقع المطلوبة، وإعداد التكامل مع الجهة الخارجية.</w:t>
       </w:r>
     </w:p>
     <w:p>
@@ -6680,7 +6666,7 @@
           <wp:inline distT="0" distB="0" distL="0" distR="0">
             <wp:extent cx="5715000" cy="3571875"/>
             <wp:effectExtent t="0" r="0" b="0" l="0"/>
-            <wp:docPr id="1" name="24-portal-home.jpg" descr="الصفحة الرئيسية للبوابة" title="الصفحة الرئيسية للبوابة"/>
+            <wp:docPr id="1" name="23-visit-types.jpg" descr="أنواع الزيارات" title="أنواع الزيارات"/>
             <wp:cNvGraphicFramePr>
               <a:graphicFrameLocks xmlns:a="http://schemas.openxmlformats.org/drawingml/2006/main" noChangeAspect="1"/>
             </wp:cNvGraphicFramePr>
@@ -6732,7 +6718,35 @@
           <w:szCs w:val="18"/>
           <w:rtl/>
         </w:rPr>
-        <w:t xml:space="preserve">الصفحة الرئيسية للبوابة</w:t>
+        <w:t xml:space="preserve">أنواع الزيارات</w:t>
+      </w:r>
+    </w:p>
+    <w:p>
+      <w:pPr>
+        <w:pStyle w:val="Heading1"/>
+        <w:pageBreakBefore/>
+        <w:bidi/>
+      </w:pPr>
+      <w:r>
+        <w:rPr>
+          <w:rFonts w:ascii="IBM Plex Sans Arabic" w:cs="IBM Plex Sans Arabic" w:hAnsi="IBM Plex Sans Arabic"/>
+          <w:rtl/>
+        </w:rPr>
+        <w:t xml:space="preserve">14. محتوى البوابة</w:t>
+      </w:r>
+    </w:p>
+    <w:p>
+      <w:pPr>
+        <w:bidi/>
+        <w:spacing w:after="120" w:line="320"/>
+        <w:jc w:val="start"/>
+      </w:pPr>
+      <w:r>
+        <w:rPr>
+          <w:rFonts w:ascii="IBM Plex Sans Arabic" w:cs="IBM Plex Sans Arabic" w:hAnsi="IBM Plex Sans Arabic"/>
+          <w:rtl/>
+        </w:rPr>
+        <w:t xml:space="preserve">يدير «محتوى البوابة» الصفحة الرئيسية (العنوان والصورة والإحصاءات والروابط)، والأسئلة الشائعة، والصفحات، وآراء الزوار.</w:t>
       </w:r>
     </w:p>
     <w:p>
@@ -6745,7 +6759,7 @@
           <wp:inline distT="0" distB="0" distL="0" distR="0">
             <wp:extent cx="5715000" cy="3571875"/>
             <wp:effectExtent t="0" r="0" b="0" l="0"/>
-            <wp:docPr id="1" name="25-faqs.jpg" descr="الأسئلة الشائعة" title="الأسئلة الشائعة"/>
+            <wp:docPr id="1" name="24-portal-home.jpg" descr="الصفحة الرئيسية للبوابة" title="الصفحة الرئيسية للبوابة"/>
             <wp:cNvGraphicFramePr>
               <a:graphicFrameLocks xmlns:a="http://schemas.openxmlformats.org/drawingml/2006/main" noChangeAspect="1"/>
             </wp:cNvGraphicFramePr>
@@ -6797,111 +6811,7 @@
           <w:szCs w:val="18"/>
           <w:rtl/>
         </w:rPr>
-        <w:t xml:space="preserve">الأسئلة الشائعة</w:t>
-      </w:r>
-    </w:p>
-    <w:p>
-      <w:pPr>
-        <w:pStyle w:val="Heading1"/>
-        <w:pageBreakBefore/>
-        <w:bidi/>
-      </w:pPr>
-      <w:r>
-        <w:rPr>
-          <w:rFonts w:ascii="IBM Plex Sans Arabic" w:cs="IBM Plex Sans Arabic" w:hAnsi="IBM Plex Sans Arabic"/>
-          <w:rtl/>
-        </w:rPr>
-        <w:t xml:space="preserve">15. التكاملات</w:t>
-      </w:r>
-    </w:p>
-    <w:p>
-      <w:pPr>
-        <w:bidi/>
-        <w:spacing w:after="120" w:line="320"/>
-        <w:jc w:val="start"/>
-      </w:pPr>
-      <w:r>
-        <w:rPr>
-          <w:rFonts w:ascii="IBM Plex Sans Arabic" w:cs="IBM Plex Sans Arabic" w:hAnsi="IBM Plex Sans Arabic"/>
-          <w:rtl/>
-        </w:rPr>
-        <w:t xml:space="preserve">تربط التكاملات المنصة بالجهات الأخرى (السجل التجاري، النفاذ الوطني، سداد…):</w:t>
-      </w:r>
-    </w:p>
-    <w:p>
-      <w:pPr>
-        <w:pStyle w:val="ListParagraph"/>
-        <w:numPr>
-          <w:ilvl w:val="0"/>
-          <w:numId w:val="2"/>
-        </w:numPr>
-        <w:bidi/>
-        <w:spacing w:after="80" w:line="300"/>
-        <w:jc w:val="start"/>
-      </w:pPr>
-      <w:r>
-        <w:rPr>
-          <w:rFonts w:ascii="IBM Plex Sans Arabic" w:cs="IBM Plex Sans Arabic" w:hAnsi="IBM Plex Sans Arabic"/>
-          <w:rtl/>
-        </w:rPr>
-        <w:t xml:space="preserve">الجهات المزودة والاتصالات: عنوان الخدمة وطريقة المصادقة والمهلة وإعادة المحاولة.</w:t>
-      </w:r>
-    </w:p>
-    <w:p>
-      <w:pPr>
-        <w:pStyle w:val="ListParagraph"/>
-        <w:numPr>
-          <w:ilvl w:val="0"/>
-          <w:numId w:val="2"/>
-        </w:numPr>
-        <w:bidi/>
-        <w:spacing w:after="80" w:line="300"/>
-        <w:jc w:val="start"/>
-      </w:pPr>
-      <w:r>
-        <w:rPr>
-          <w:rFonts w:ascii="IBM Plex Sans Arabic" w:cs="IBM Plex Sans Arabic" w:hAnsi="IBM Plex Sans Arabic"/>
-          <w:rtl/>
-        </w:rPr>
-        <w:t xml:space="preserve">العمليات: المدخلات (الاسم والموقع وقيمة تجريبية) والمخرجات (الاسم والمسار في الاستجابة) ورموز الاستجابة.</w:t>
-      </w:r>
-    </w:p>
-    <w:p>
-      <w:pPr>
-        <w:pStyle w:val="ListParagraph"/>
-        <w:numPr>
-          <w:ilvl w:val="0"/>
-          <w:numId w:val="2"/>
-        </w:numPr>
-        <w:bidi/>
-        <w:spacing w:after="80" w:line="300"/>
-        <w:jc w:val="start"/>
-      </w:pPr>
-      <w:r>
-        <w:rPr>
-          <w:rFonts w:ascii="IBM Plex Sans Arabic" w:cs="IBM Plex Sans Arabic" w:hAnsi="IBM Plex Sans Arabic"/>
-          <w:rtl/>
-        </w:rPr>
-        <w:t xml:space="preserve">تجربة العمليات: استدعاء عملية بقيم تجريبية ومشاهدة النتيجة.</w:t>
-      </w:r>
-    </w:p>
-    <w:p>
-      <w:pPr>
-        <w:pStyle w:val="ListParagraph"/>
-        <w:numPr>
-          <w:ilvl w:val="0"/>
-          <w:numId w:val="2"/>
-        </w:numPr>
-        <w:bidi/>
-        <w:spacing w:after="80" w:line="300"/>
-        <w:jc w:val="start"/>
-      </w:pPr>
-      <w:r>
-        <w:rPr>
-          <w:rFonts w:ascii="IBM Plex Sans Arabic" w:cs="IBM Plex Sans Arabic" w:hAnsi="IBM Plex Sans Arabic"/>
-          <w:rtl/>
-        </w:rPr>
-        <w:t xml:space="preserve">سجل الاستدعاءات: كل استدعاء مع زمنه ونتيجته، مع إخفاء الحقول الحساسة.</w:t>
+        <w:t xml:space="preserve">الصفحة الرئيسية للبوابة</w:t>
       </w:r>
     </w:p>
     <w:p>
@@ -6914,7 +6824,7 @@
           <wp:inline distT="0" distB="0" distL="0" distR="0">
             <wp:extent cx="5715000" cy="3571875"/>
             <wp:effectExtent t="0" r="0" b="0" l="0"/>
-            <wp:docPr id="1" name="28-operations.jpg" descr="العمليات" title="العمليات"/>
+            <wp:docPr id="1" name="25-faqs.jpg" descr="الأسئلة الشائعة" title="الأسئلة الشائعة"/>
             <wp:cNvGraphicFramePr>
               <a:graphicFrameLocks xmlns:a="http://schemas.openxmlformats.org/drawingml/2006/main" noChangeAspect="1"/>
             </wp:cNvGraphicFramePr>
@@ -6966,7 +6876,111 @@
           <w:szCs w:val="18"/>
           <w:rtl/>
         </w:rPr>
-        <w:t xml:space="preserve">العمليات</w:t>
+        <w:t xml:space="preserve">الأسئلة الشائعة</w:t>
+      </w:r>
+    </w:p>
+    <w:p>
+      <w:pPr>
+        <w:pStyle w:val="Heading1"/>
+        <w:pageBreakBefore/>
+        <w:bidi/>
+      </w:pPr>
+      <w:r>
+        <w:rPr>
+          <w:rFonts w:ascii="IBM Plex Sans Arabic" w:cs="IBM Plex Sans Arabic" w:hAnsi="IBM Plex Sans Arabic"/>
+          <w:rtl/>
+        </w:rPr>
+        <w:t xml:space="preserve">15. التكاملات</w:t>
+      </w:r>
+    </w:p>
+    <w:p>
+      <w:pPr>
+        <w:bidi/>
+        <w:spacing w:after="120" w:line="320"/>
+        <w:jc w:val="start"/>
+      </w:pPr>
+      <w:r>
+        <w:rPr>
+          <w:rFonts w:ascii="IBM Plex Sans Arabic" w:cs="IBM Plex Sans Arabic" w:hAnsi="IBM Plex Sans Arabic"/>
+          <w:rtl/>
+        </w:rPr>
+        <w:t xml:space="preserve">تربط التكاملات المنصة بالجهات الأخرى (السجل التجاري، النفاذ الوطني، سداد…):</w:t>
+      </w:r>
+    </w:p>
+    <w:p>
+      <w:pPr>
+        <w:pStyle w:val="ListParagraph"/>
+        <w:numPr>
+          <w:ilvl w:val="0"/>
+          <w:numId w:val="2"/>
+        </w:numPr>
+        <w:bidi/>
+        <w:spacing w:after="80" w:line="300"/>
+        <w:jc w:val="start"/>
+      </w:pPr>
+      <w:r>
+        <w:rPr>
+          <w:rFonts w:ascii="IBM Plex Sans Arabic" w:cs="IBM Plex Sans Arabic" w:hAnsi="IBM Plex Sans Arabic"/>
+          <w:rtl/>
+        </w:rPr>
+        <w:t xml:space="preserve">الجهات المزودة والاتصالات: عنوان الخدمة وطريقة المصادقة والمهلة وإعادة المحاولة.</w:t>
+      </w:r>
+    </w:p>
+    <w:p>
+      <w:pPr>
+        <w:pStyle w:val="ListParagraph"/>
+        <w:numPr>
+          <w:ilvl w:val="0"/>
+          <w:numId w:val="2"/>
+        </w:numPr>
+        <w:bidi/>
+        <w:spacing w:after="80" w:line="300"/>
+        <w:jc w:val="start"/>
+      </w:pPr>
+      <w:r>
+        <w:rPr>
+          <w:rFonts w:ascii="IBM Plex Sans Arabic" w:cs="IBM Plex Sans Arabic" w:hAnsi="IBM Plex Sans Arabic"/>
+          <w:rtl/>
+        </w:rPr>
+        <w:t xml:space="preserve">العمليات: المدخلات (الاسم والموقع وقيمة تجريبية) والمخرجات (الاسم والمسار في الاستجابة) ورموز الاستجابة.</w:t>
+      </w:r>
+    </w:p>
+    <w:p>
+      <w:pPr>
+        <w:pStyle w:val="ListParagraph"/>
+        <w:numPr>
+          <w:ilvl w:val="0"/>
+          <w:numId w:val="2"/>
+        </w:numPr>
+        <w:bidi/>
+        <w:spacing w:after="80" w:line="300"/>
+        <w:jc w:val="start"/>
+      </w:pPr>
+      <w:r>
+        <w:rPr>
+          <w:rFonts w:ascii="IBM Plex Sans Arabic" w:cs="IBM Plex Sans Arabic" w:hAnsi="IBM Plex Sans Arabic"/>
+          <w:rtl/>
+        </w:rPr>
+        <w:t xml:space="preserve">تجربة العمليات: استدعاء عملية بقيم تجريبية ومشاهدة النتيجة.</w:t>
+      </w:r>
+    </w:p>
+    <w:p>
+      <w:pPr>
+        <w:pStyle w:val="ListParagraph"/>
+        <w:numPr>
+          <w:ilvl w:val="0"/>
+          <w:numId w:val="2"/>
+        </w:numPr>
+        <w:bidi/>
+        <w:spacing w:after="80" w:line="300"/>
+        <w:jc w:val="start"/>
+      </w:pPr>
+      <w:r>
+        <w:rPr>
+          <w:rFonts w:ascii="IBM Plex Sans Arabic" w:cs="IBM Plex Sans Arabic" w:hAnsi="IBM Plex Sans Arabic"/>
+          <w:rtl/>
+        </w:rPr>
+        <w:t xml:space="preserve">سجل الاستدعاءات: كل استدعاء مع زمنه ونتيجته، مع إخفاء الحقول الحساسة.</w:t>
       </w:r>
     </w:p>
     <w:p>
@@ -6979,7 +6993,7 @@
           <wp:inline distT="0" distB="0" distL="0" distR="0">
             <wp:extent cx="5715000" cy="3571875"/>
             <wp:effectExtent t="0" r="0" b="0" l="0"/>
-            <wp:docPr id="1" name="29-test-console.jpg" descr="تجربة العمليات" title="تجربة العمليات"/>
+            <wp:docPr id="1" name="28-operations.jpg" descr="العمليات" title="العمليات"/>
             <wp:cNvGraphicFramePr>
               <a:graphicFrameLocks xmlns:a="http://schemas.openxmlformats.org/drawingml/2006/main" noChangeAspect="1"/>
             </wp:cNvGraphicFramePr>
@@ -7031,48 +7045,7 @@
           <w:szCs w:val="18"/>
           <w:rtl/>
         </w:rPr>
-        <w:t xml:space="preserve">تجربة العمليات</w:t>
-      </w:r>
-    </w:p>
-    <w:p>
-      <w:pPr>
-        <w:pStyle w:val="Heading1"/>
-        <w:pageBreakBefore/>
-        <w:bidi/>
-      </w:pPr>
-      <w:r>
-        <w:rPr>
-          <w:rFonts w:ascii="IBM Plex Sans Arabic" w:cs="IBM Plex Sans Arabic" w:hAnsi="IBM Plex Sans Arabic"/>
-          <w:rtl/>
-        </w:rPr>
-        <w:t xml:space="preserve">16. التحكم بالتطبيقات</w:t>
-      </w:r>
-    </w:p>
-    <w:p>
-      <w:pPr>
-        <w:pStyle w:val="Heading2"/>
-        <w:bidi/>
-      </w:pPr>
-      <w:r>
-        <w:rPr>
-          <w:rFonts w:ascii="IBM Plex Sans Arabic" w:cs="IBM Plex Sans Arabic" w:hAnsi="IBM Plex Sans Arabic"/>
-          <w:rtl/>
-        </w:rPr>
-        <w:t xml:space="preserve">16.1 التصنيفات والقيم</w:t>
-      </w:r>
-    </w:p>
-    <w:p>
-      <w:pPr>
-        <w:bidi/>
-        <w:spacing w:after="120" w:line="320"/>
-        <w:jc w:val="start"/>
-      </w:pPr>
-      <w:r>
-        <w:rPr>
-          <w:rFonts w:ascii="IBM Plex Sans Arabic" w:cs="IBM Plex Sans Arabic" w:hAnsi="IBM Plex Sans Arabic"/>
-          <w:rtl/>
-        </w:rPr>
-        <w:t xml:space="preserve">التصنيف (Class) قائمة قيم لها خصائص (نص، رقم، تاريخ، نعم/لا، مرجع لتصنيف آخر، JSON)، والقيمة (Domain) عنصر فيها. كل قوائم النظام تُدار هنا: المناطق والمدن، وتصنيفات الخدمات، وأنواع العلاقات والشهادات والجزاءات، وأنواع خطوات المسار، وطرق التوزيع، وقنوات التنبيه وغيرها.</w:t>
+        <w:t xml:space="preserve">العمليات</w:t>
       </w:r>
     </w:p>
     <w:p>
@@ -7085,7 +7058,7 @@
           <wp:inline distT="0" distB="0" distL="0" distR="0">
             <wp:extent cx="5715000" cy="3571875"/>
             <wp:effectExtent t="0" r="0" b="0" l="0"/>
-            <wp:docPr id="1" name="32-classes.jpg" descr="التصنيفات والقيم" title="التصنيفات والقيم"/>
+            <wp:docPr id="1" name="29-test-console.jpg" descr="تجربة العمليات" title="تجربة العمليات"/>
             <wp:cNvGraphicFramePr>
               <a:graphicFrameLocks xmlns:a="http://schemas.openxmlformats.org/drawingml/2006/main" noChangeAspect="1"/>
             </wp:cNvGraphicFramePr>
@@ -7137,63 +7110,48 @@
           <w:szCs w:val="18"/>
           <w:rtl/>
         </w:rPr>
-        <w:t xml:space="preserve">التصنيفات والقيم</w:t>
-      </w:r>
-    </w:p>
-    <w:p>
-      <w:pPr>
-        <w:pBdr>
-          <w:right w:val="single" w:color="9D7A3D" w:sz="18" w:space="8"/>
-        </w:pBdr>
-        <w:shd w:fill="FBF8F2" w:color="auto" w:val="clear"/>
+        <w:t xml:space="preserve">تجربة العمليات</w:t>
+      </w:r>
+    </w:p>
+    <w:p>
+      <w:pPr>
+        <w:pStyle w:val="Heading1"/>
+        <w:pageBreakBefore/>
+        <w:bidi/>
+      </w:pPr>
+      <w:r>
+        <w:rPr>
+          <w:rFonts w:ascii="IBM Plex Sans Arabic" w:cs="IBM Plex Sans Arabic" w:hAnsi="IBM Plex Sans Arabic"/>
+          <w:rtl/>
+        </w:rPr>
+        <w:t xml:space="preserve">16. التحكم بالتطبيقات</w:t>
+      </w:r>
+    </w:p>
+    <w:p>
+      <w:pPr>
+        <w:pStyle w:val="Heading2"/>
+        <w:bidi/>
+      </w:pPr>
+      <w:r>
+        <w:rPr>
+          <w:rFonts w:ascii="IBM Plex Sans Arabic" w:cs="IBM Plex Sans Arabic" w:hAnsi="IBM Plex Sans Arabic"/>
+          <w:rtl/>
+        </w:rPr>
+        <w:t xml:space="preserve">16.1 التصنيفات والقيم</w:t>
+      </w:r>
+    </w:p>
+    <w:p>
+      <w:pPr>
         <w:bidi/>
         <w:spacing w:after="120" w:line="320"/>
-        <w:ind w:start="200" w:end="200"/>
-        <w:jc w:val="start"/>
-      </w:pPr>
-      <w:r>
-        <w:rPr>
-          <w:rFonts w:ascii="IBM Plex Sans Arabic" w:cs="IBM Plex Sans Arabic" w:hAnsi="IBM Plex Sans Arabic"/>
-          <w:b/>
-          <w:bCs/>
-          <w:color w:val="9D7A3D"/>
-          <w:rtl/>
-        </w:rPr>
-        <w:t xml:space="preserve">ملاحظة: </w:t>
-      </w:r>
-      <w:r>
-        <w:rPr>
-          <w:rFonts w:ascii="IBM Plex Sans Arabic" w:cs="IBM Plex Sans Arabic" w:hAnsi="IBM Plex Sans Arabic"/>
-          <w:rtl/>
-        </w:rPr>
-        <w:t xml:space="preserve">تصنيفات النظام (المالك: النظام) لا يُغيَّر رمزها ولا خصائصها، لكن يمكن تعديل أسماء قيمها وترتيبها وإيقافها وإضافة قيم جديدة.</w:t>
-      </w:r>
-    </w:p>
-    <w:p>
-      <w:pPr>
-        <w:pStyle w:val="Heading2"/>
-        <w:bidi/>
-      </w:pPr>
-      <w:r>
-        <w:rPr>
-          <w:rFonts w:ascii="IBM Plex Sans Arabic" w:cs="IBM Plex Sans Arabic" w:hAnsi="IBM Plex Sans Arabic"/>
-          <w:rtl/>
-        </w:rPr>
-        <w:t xml:space="preserve">16.2 قوائم القيم</w:t>
-      </w:r>
-    </w:p>
-    <w:p>
-      <w:pPr>
-        <w:bidi/>
-        <w:spacing w:after="120" w:line="320"/>
-        <w:jc w:val="start"/>
-      </w:pPr>
-      <w:r>
-        <w:rPr>
-          <w:rFonts w:ascii="IBM Plex Sans Arabic" w:cs="IBM Plex Sans Arabic" w:hAnsi="IBM Plex Sans Arabic"/>
-          <w:rtl/>
-        </w:rPr>
-        <w:t xml:space="preserve">قائمة القيم مصدر لخيارات القوائم المنسدلة (من تصنيف أو جدول بيانات)، وتُربط بحقول الشاشات، وتُقيّد قيمها لكل دور.</w:t>
+        <w:jc w:val="start"/>
+      </w:pPr>
+      <w:r>
+        <w:rPr>
+          <w:rFonts w:ascii="IBM Plex Sans Arabic" w:cs="IBM Plex Sans Arabic" w:hAnsi="IBM Plex Sans Arabic"/>
+          <w:rtl/>
+        </w:rPr>
+        <w:t xml:space="preserve">التصنيف (Class) قائمة قيم لها خصائص (نص، رقم، تاريخ، نعم/لا، مرجع لتصنيف آخر، JSON)، والقيمة (Domain) عنصر فيها. كل قوائم النظام تُدار هنا: المناطق والمدن، وتصنيفات الخدمات، وأنواع العلاقات والشهادات والجزاءات، وأنواع خطوات المسار، وطرق التوزيع، وقنوات التنبيه وغيرها.</w:t>
       </w:r>
     </w:p>
     <w:p>
@@ -7206,7 +7164,7 @@
           <wp:inline distT="0" distB="0" distL="0" distR="0">
             <wp:extent cx="5715000" cy="3571875"/>
             <wp:effectExtent t="0" r="0" b="0" l="0"/>
-            <wp:docPr id="1" name="33-lovs.jpg" descr="قوائم القيم" title="قوائم القيم"/>
+            <wp:docPr id="1" name="32-classes.jpg" descr="التصنيفات والقيم" title="التصنيفات والقيم"/>
             <wp:cNvGraphicFramePr>
               <a:graphicFrameLocks xmlns:a="http://schemas.openxmlformats.org/drawingml/2006/main" noChangeAspect="1"/>
             </wp:cNvGraphicFramePr>
@@ -7258,7 +7216,36 @@
           <w:szCs w:val="18"/>
           <w:rtl/>
         </w:rPr>
-        <w:t xml:space="preserve">قوائم القيم</w:t>
+        <w:t xml:space="preserve">التصنيفات والقيم</w:t>
+      </w:r>
+    </w:p>
+    <w:p>
+      <w:pPr>
+        <w:pBdr>
+          <w:right w:val="single" w:color="9D7A3D" w:sz="18" w:space="8"/>
+        </w:pBdr>
+        <w:shd w:fill="FBF8F2" w:color="auto" w:val="clear"/>
+        <w:bidi/>
+        <w:spacing w:after="120" w:line="320"/>
+        <w:ind w:start="200" w:end="200"/>
+        <w:jc w:val="start"/>
+      </w:pPr>
+      <w:r>
+        <w:rPr>
+          <w:rFonts w:ascii="IBM Plex Sans Arabic" w:cs="IBM Plex Sans Arabic" w:hAnsi="IBM Plex Sans Arabic"/>
+          <w:b/>
+          <w:bCs/>
+          <w:color w:val="9D7A3D"/>
+          <w:rtl/>
+        </w:rPr>
+        <w:t xml:space="preserve">ملاحظة: </w:t>
+      </w:r>
+      <w:r>
+        <w:rPr>
+          <w:rFonts w:ascii="IBM Plex Sans Arabic" w:cs="IBM Plex Sans Arabic" w:hAnsi="IBM Plex Sans Arabic"/>
+          <w:rtl/>
+        </w:rPr>
+        <w:t xml:space="preserve">تصنيفات النظام (المالك: النظام) لا يُغيَّر رمزها ولا خصائصها، لكن يمكن تعديل أسماء قيمها وترتيبها وإيقافها وإضافة قيم جديدة.</w:t>
       </w:r>
     </w:p>
     <w:p>
@@ -7271,7 +7258,21 @@
           <w:rFonts w:ascii="IBM Plex Sans Arabic" w:cs="IBM Plex Sans Arabic" w:hAnsi="IBM Plex Sans Arabic"/>
           <w:rtl/>
         </w:rPr>
-        <w:t xml:space="preserve">16.3 الهيكل التنظيمي</w:t>
+        <w:t xml:space="preserve">16.2 قوائم القيم</w:t>
+      </w:r>
+    </w:p>
+    <w:p>
+      <w:pPr>
+        <w:bidi/>
+        <w:spacing w:after="120" w:line="320"/>
+        <w:jc w:val="start"/>
+      </w:pPr>
+      <w:r>
+        <w:rPr>
+          <w:rFonts w:ascii="IBM Plex Sans Arabic" w:cs="IBM Plex Sans Arabic" w:hAnsi="IBM Plex Sans Arabic"/>
+          <w:rtl/>
+        </w:rPr>
+        <w:t xml:space="preserve">قائمة القيم مصدر لخيارات القوائم المنسدلة (من تصنيف أو جدول بيانات)، وتُربط بحقول الشاشات، وتُقيّد قيمها لكل دور.</w:t>
       </w:r>
     </w:p>
     <w:p>
@@ -7284,7 +7285,7 @@
           <wp:inline distT="0" distB="0" distL="0" distR="0">
             <wp:extent cx="5715000" cy="3571875"/>
             <wp:effectExtent t="0" r="0" b="0" l="0"/>
-            <wp:docPr id="1" name="55-org-unit.jpg" descr="الهيكل التنظيمي: الوحدة وموظفوها" title="الهيكل التنظيمي: الوحدة وموظفوها"/>
+            <wp:docPr id="1" name="33-lovs.jpg" descr="قوائم القيم" title="قوائم القيم"/>
             <wp:cNvGraphicFramePr>
               <a:graphicFrameLocks xmlns:a="http://schemas.openxmlformats.org/drawingml/2006/main" noChangeAspect="1"/>
             </wp:cNvGraphicFramePr>
@@ -7336,83 +7337,7 @@
           <w:szCs w:val="18"/>
           <w:rtl/>
         </w:rPr>
-        <w:t xml:space="preserve">الهيكل التنظيمي: الوحدة وموظفوها</w:t>
-      </w:r>
-    </w:p>
-    <w:p>
-      <w:pPr>
-        <w:pStyle w:val="ListParagraph"/>
-        <w:numPr>
-          <w:ilvl w:val="0"/>
-          <w:numId w:val="2"/>
-        </w:numPr>
-        <w:bidi/>
-        <w:spacing w:after="80" w:line="300"/>
-        <w:jc w:val="start"/>
-      </w:pPr>
-      <w:r>
-        <w:rPr>
-          <w:rFonts w:ascii="IBM Plex Sans Arabic" w:cs="IBM Plex Sans Arabic" w:hAnsi="IBM Plex Sans Arabic"/>
-          <w:rtl/>
-        </w:rPr>
-        <w:t xml:space="preserve">الوحدات: شجرة الجهة؛ اختر وحدة لعرض بياناتها ووحداتها الفرعية، وأضف وحدة فرعية أو عدّلها أو انقلها.</w:t>
-      </w:r>
-    </w:p>
-    <w:p>
-      <w:pPr>
-        <w:pStyle w:val="ListParagraph"/>
-        <w:numPr>
-          <w:ilvl w:val="0"/>
-          <w:numId w:val="2"/>
-        </w:numPr>
-        <w:bidi/>
-        <w:spacing w:after="80" w:line="300"/>
-        <w:jc w:val="start"/>
-      </w:pPr>
-      <w:r>
-        <w:rPr>
-          <w:rFonts w:ascii="IBM Plex Sans Arabic" w:cs="IBM Plex Sans Arabic" w:hAnsi="IBM Plex Sans Arabic"/>
-          <w:rtl/>
-        </w:rPr>
-        <w:t xml:space="preserve">الموظفون: يعرض الجدول أسفل الوحدة الموظفين المعينين فيها ومسمياتهم، ومع «مع الوحدات التابعة» موظفي ما تحتها. أضف موظفًا بمسمى أو أزله من الوحدة.</w:t>
-      </w:r>
-    </w:p>
-    <w:p>
-      <w:pPr>
-        <w:pStyle w:val="ListParagraph"/>
-        <w:numPr>
-          <w:ilvl w:val="0"/>
-          <w:numId w:val="2"/>
-        </w:numPr>
-        <w:bidi/>
-        <w:spacing w:after="80" w:line="300"/>
-        <w:jc w:val="start"/>
-      </w:pPr>
-      <w:r>
-        <w:rPr>
-          <w:rFonts w:ascii="IBM Plex Sans Arabic" w:cs="IBM Plex Sans Arabic" w:hAnsi="IBM Plex Sans Arabic"/>
-          <w:rtl/>
-        </w:rPr>
-        <w:t xml:space="preserve">أنواع الوحدات: مستوى الوحدة في الهيكل (قطاع، إدارة عامة، إدارة، قسم، فرع)، وما يتبع كل نوع، وتستخدمها قواعد التوجيه.</w:t>
-      </w:r>
-    </w:p>
-    <w:p>
-      <w:pPr>
-        <w:pStyle w:val="ListParagraph"/>
-        <w:numPr>
-          <w:ilvl w:val="0"/>
-          <w:numId w:val="2"/>
-        </w:numPr>
-        <w:bidi/>
-        <w:spacing w:after="80" w:line="300"/>
-        <w:jc w:val="start"/>
-      </w:pPr>
-      <w:r>
-        <w:rPr>
-          <w:rFonts w:ascii="IBM Plex Sans Arabic" w:cs="IBM Plex Sans Arabic" w:hAnsi="IBM Plex Sans Arabic"/>
-          <w:rtl/>
-        </w:rPr>
-        <w:t xml:space="preserve">المسميات: الوظائف داخل الوحدة (مدير إدارة، رئيس قسم، محلل، مفتش)، لتوجيه المهام إلى «مدير الإدارة» دون تسمية شخص.</w:t>
+        <w:t xml:space="preserve">قوائم القيم</w:t>
       </w:r>
     </w:p>
     <w:p>
@@ -7425,21 +7350,7 @@
           <w:rFonts w:ascii="IBM Plex Sans Arabic" w:cs="IBM Plex Sans Arabic" w:hAnsi="IBM Plex Sans Arabic"/>
           <w:rtl/>
         </w:rPr>
-        <w:t xml:space="preserve">16.4 المستخدمون</w:t>
-      </w:r>
-    </w:p>
-    <w:p>
-      <w:pPr>
-        <w:bidi/>
-        <w:spacing w:after="120" w:line="320"/>
-        <w:jc w:val="start"/>
-      </w:pPr>
-      <w:r>
-        <w:rPr>
-          <w:rFonts w:ascii="IBM Plex Sans Arabic" w:cs="IBM Plex Sans Arabic" w:hAnsi="IBM Plex Sans Arabic"/>
-          <w:rtl/>
-        </w:rPr>
-        <w:t xml:space="preserve">أضف الموظف، وعيّن أدواره، وتكليفاته (الوحدة والمسمى)، وجهته. يُدار حساب الدخول (التفعيل وكلمة المرور) من الشاشة نفسها ما لم يكن الدخول موحدًا مع دليل الجهة.</w:t>
+        <w:t xml:space="preserve">16.3 الهيكل التنظيمي</w:t>
       </w:r>
     </w:p>
     <w:p>
@@ -7452,7 +7363,7 @@
           <wp:inline distT="0" distB="0" distL="0" distR="0">
             <wp:extent cx="5715000" cy="3571875"/>
             <wp:effectExtent t="0" r="0" b="0" l="0"/>
-            <wp:docPr id="1" name="35-users.jpg" descr="المستخدمون" title="المستخدمون"/>
+            <wp:docPr id="1" name="55-org-unit.jpg" descr="الهيكل التنظيمي: الوحدة وموظفوها" title="الهيكل التنظيمي: الوحدة وموظفوها"/>
             <wp:cNvGraphicFramePr>
               <a:graphicFrameLocks xmlns:a="http://schemas.openxmlformats.org/drawingml/2006/main" noChangeAspect="1"/>
             </wp:cNvGraphicFramePr>
@@ -7504,7 +7415,83 @@
           <w:szCs w:val="18"/>
           <w:rtl/>
         </w:rPr>
-        <w:t xml:space="preserve">المستخدمون</w:t>
+        <w:t xml:space="preserve">الهيكل التنظيمي: الوحدة وموظفوها</w:t>
+      </w:r>
+    </w:p>
+    <w:p>
+      <w:pPr>
+        <w:pStyle w:val="ListParagraph"/>
+        <w:numPr>
+          <w:ilvl w:val="0"/>
+          <w:numId w:val="2"/>
+        </w:numPr>
+        <w:bidi/>
+        <w:spacing w:after="80" w:line="300"/>
+        <w:jc w:val="start"/>
+      </w:pPr>
+      <w:r>
+        <w:rPr>
+          <w:rFonts w:ascii="IBM Plex Sans Arabic" w:cs="IBM Plex Sans Arabic" w:hAnsi="IBM Plex Sans Arabic"/>
+          <w:rtl/>
+        </w:rPr>
+        <w:t xml:space="preserve">الوحدات: شجرة الجهة؛ اختر وحدة لعرض بياناتها ووحداتها الفرعية، وأضف وحدة فرعية أو عدّلها أو انقلها.</w:t>
+      </w:r>
+    </w:p>
+    <w:p>
+      <w:pPr>
+        <w:pStyle w:val="ListParagraph"/>
+        <w:numPr>
+          <w:ilvl w:val="0"/>
+          <w:numId w:val="2"/>
+        </w:numPr>
+        <w:bidi/>
+        <w:spacing w:after="80" w:line="300"/>
+        <w:jc w:val="start"/>
+      </w:pPr>
+      <w:r>
+        <w:rPr>
+          <w:rFonts w:ascii="IBM Plex Sans Arabic" w:cs="IBM Plex Sans Arabic" w:hAnsi="IBM Plex Sans Arabic"/>
+          <w:rtl/>
+        </w:rPr>
+        <w:t xml:space="preserve">الموظفون: يعرض الجدول أسفل الوحدة الموظفين المعينين فيها ومسمياتهم، ومع «مع الوحدات التابعة» موظفي ما تحتها. أضف موظفًا بمسمى أو أزله من الوحدة.</w:t>
+      </w:r>
+    </w:p>
+    <w:p>
+      <w:pPr>
+        <w:pStyle w:val="ListParagraph"/>
+        <w:numPr>
+          <w:ilvl w:val="0"/>
+          <w:numId w:val="2"/>
+        </w:numPr>
+        <w:bidi/>
+        <w:spacing w:after="80" w:line="300"/>
+        <w:jc w:val="start"/>
+      </w:pPr>
+      <w:r>
+        <w:rPr>
+          <w:rFonts w:ascii="IBM Plex Sans Arabic" w:cs="IBM Plex Sans Arabic" w:hAnsi="IBM Plex Sans Arabic"/>
+          <w:rtl/>
+        </w:rPr>
+        <w:t xml:space="preserve">أنواع الوحدات: مستوى الوحدة في الهيكل (قطاع، إدارة عامة، إدارة، قسم، فرع)، وما يتبع كل نوع، وتستخدمها قواعد التوجيه.</w:t>
+      </w:r>
+    </w:p>
+    <w:p>
+      <w:pPr>
+        <w:pStyle w:val="ListParagraph"/>
+        <w:numPr>
+          <w:ilvl w:val="0"/>
+          <w:numId w:val="2"/>
+        </w:numPr>
+        <w:bidi/>
+        <w:spacing w:after="80" w:line="300"/>
+        <w:jc w:val="start"/>
+      </w:pPr>
+      <w:r>
+        <w:rPr>
+          <w:rFonts w:ascii="IBM Plex Sans Arabic" w:cs="IBM Plex Sans Arabic" w:hAnsi="IBM Plex Sans Arabic"/>
+          <w:rtl/>
+        </w:rPr>
+        <w:t xml:space="preserve">المسميات: الوظائف داخل الوحدة (مدير إدارة، رئيس قسم، محلل، مفتش)، لتوجيه المهام إلى «مدير الإدارة» دون تسمية شخص.</w:t>
       </w:r>
     </w:p>
     <w:p>
@@ -7517,7 +7504,21 @@
           <w:rFonts w:ascii="IBM Plex Sans Arabic" w:cs="IBM Plex Sans Arabic" w:hAnsi="IBM Plex Sans Arabic"/>
           <w:rtl/>
         </w:rPr>
-        <w:t xml:space="preserve">16.5 الأدوار والصلاحيات</w:t>
+        <w:t xml:space="preserve">16.4 المستخدمون</w:t>
+      </w:r>
+    </w:p>
+    <w:p>
+      <w:pPr>
+        <w:bidi/>
+        <w:spacing w:after="120" w:line="320"/>
+        <w:jc w:val="start"/>
+      </w:pPr>
+      <w:r>
+        <w:rPr>
+          <w:rFonts w:ascii="IBM Plex Sans Arabic" w:cs="IBM Plex Sans Arabic" w:hAnsi="IBM Plex Sans Arabic"/>
+          <w:rtl/>
+        </w:rPr>
+        <w:t xml:space="preserve">أضف الموظف، وعيّن أدواره، وتكليفاته (الوحدة والمسمى)، وجهته. تبيّن الملاحظة أعلى الشاشة مصدر حسابات الدخول: تُدار من هنا (إنشاء الحساب وكلمة مرور مؤقتة أو رابط بالبريد)، أو من دليل الجهة (AD أو LDAP أو Entra ID) فتُنشأ الحسابات وكلمات المرور هناك ويُضاف المستخدم هنا بنفس اسم الدخول لإعطائه الأدوار. إجراء «حساب الدخول» في كل صف يفعّل الحساب أو يعطله فورًا ويعيّن كلمة المرور وينهي الجلسات.</w:t>
       </w:r>
     </w:p>
     <w:p>
@@ -7530,7 +7531,7 @@
           <wp:inline distT="0" distB="0" distL="0" distR="0">
             <wp:extent cx="5715000" cy="3571875"/>
             <wp:effectExtent t="0" r="0" b="0" l="0"/>
-            <wp:docPr id="1" name="54-role-editor.jpg" descr="محرر الدور" title="محرر الدور"/>
+            <wp:docPr id="1" name="35-users.jpg" descr="المستخدمون" title="المستخدمون"/>
             <wp:cNvGraphicFramePr>
               <a:graphicFrameLocks xmlns:a="http://schemas.openxmlformats.org/drawingml/2006/main" noChangeAspect="1"/>
             </wp:cNvGraphicFramePr>
@@ -7582,102 +7583,7 @@
           <w:szCs w:val="18"/>
           <w:rtl/>
         </w:rPr>
-        <w:t xml:space="preserve">محرر الدور</w:t>
-      </w:r>
-    </w:p>
-    <w:p>
-      <w:pPr>
-        <w:pStyle w:val="ListParagraph"/>
-        <w:numPr>
-          <w:ilvl w:val="0"/>
-          <w:numId w:val="5"/>
-        </w:numPr>
-        <w:bidi/>
-        <w:spacing w:after="80" w:line="300"/>
-        <w:jc w:val="start"/>
-      </w:pPr>
-      <w:r>
-        <w:rPr>
-          <w:rFonts w:ascii="IBM Plex Sans Arabic" w:cs="IBM Plex Sans Arabic" w:hAnsi="IBM Plex Sans Arabic"/>
-          <w:rtl/>
-        </w:rPr>
-        <w:t xml:space="preserve">البيانات: الاسم والرمز وتطبيقات الأعمال (دور واحد قد يخدم أكثر من تطبيق).</w:t>
-      </w:r>
-    </w:p>
-    <w:p>
-      <w:pPr>
-        <w:pStyle w:val="ListParagraph"/>
-        <w:numPr>
-          <w:ilvl w:val="0"/>
-          <w:numId w:val="5"/>
-        </w:numPr>
-        <w:bidi/>
-        <w:spacing w:after="80" w:line="300"/>
-        <w:jc w:val="start"/>
-      </w:pPr>
-      <w:r>
-        <w:rPr>
-          <w:rFonts w:ascii="IBM Plex Sans Arabic" w:cs="IBM Plex Sans Arabic" w:hAnsi="IBM Plex Sans Arabic"/>
-          <w:rtl/>
-        </w:rPr>
-        <w:t xml:space="preserve">الشاشات: اختر الشاشات التي يفتحها الدور.</w:t>
-      </w:r>
-    </w:p>
-    <w:p>
-      <w:pPr>
-        <w:pStyle w:val="ListParagraph"/>
-        <w:numPr>
-          <w:ilvl w:val="0"/>
-          <w:numId w:val="5"/>
-        </w:numPr>
-        <w:bidi/>
-        <w:spacing w:after="80" w:line="300"/>
-        <w:jc w:val="start"/>
-      </w:pPr>
-      <w:r>
-        <w:rPr>
-          <w:rFonts w:ascii="IBM Plex Sans Arabic" w:cs="IBM Plex Sans Arabic" w:hAnsi="IBM Plex Sans Arabic"/>
-          <w:rtl/>
-        </w:rPr>
-        <w:t xml:space="preserve">الإجراءات: لكل شاشة حدد الإجراءات (فتح، إضافة، تعديل، حذف، اعتماد، تصدير، طباعة) وما بداخلها.</w:t>
-      </w:r>
-    </w:p>
-    <w:p>
-      <w:pPr>
-        <w:pStyle w:val="ListParagraph"/>
-        <w:numPr>
-          <w:ilvl w:val="0"/>
-          <w:numId w:val="5"/>
-        </w:numPr>
-        <w:bidi/>
-        <w:spacing w:after="80" w:line="300"/>
-        <w:jc w:val="start"/>
-      </w:pPr>
-      <w:r>
-        <w:rPr>
-          <w:rFonts w:ascii="IBM Plex Sans Arabic" w:cs="IBM Plex Sans Arabic" w:hAnsi="IBM Plex Sans Arabic"/>
-          <w:rtl/>
-        </w:rPr>
-        <w:t xml:space="preserve">البيانات في القوائم: لكل قائمة في الشاشة: الكل، أو قيم محددة، أو حسب قاعدة، أو لا شيء.</w:t>
-      </w:r>
-    </w:p>
-    <w:p>
-      <w:pPr>
-        <w:pStyle w:val="ListParagraph"/>
-        <w:numPr>
-          <w:ilvl w:val="0"/>
-          <w:numId w:val="5"/>
-        </w:numPr>
-        <w:bidi/>
-        <w:spacing w:after="80" w:line="300"/>
-        <w:jc w:val="start"/>
-      </w:pPr>
-      <w:r>
-        <w:rPr>
-          <w:rFonts w:ascii="IBM Plex Sans Arabic" w:cs="IBM Plex Sans Arabic" w:hAnsi="IBM Plex Sans Arabic"/>
-          <w:rtl/>
-        </w:rPr>
-        <w:t xml:space="preserve">القوائم: عناصر القائمة الجانبية التي يظهرها الدور.</w:t>
+        <w:t xml:space="preserve">المستخدمون</w:t>
       </w:r>
     </w:p>
     <w:p>
@@ -7690,83 +7596,7 @@
           <w:rFonts w:ascii="IBM Plex Sans Arabic" w:cs="IBM Plex Sans Arabic" w:hAnsi="IBM Plex Sans Arabic"/>
           <w:rtl/>
         </w:rPr>
-        <w:t xml:space="preserve">16.6 القوائم والإعدادات والهوية</w:t>
-      </w:r>
-    </w:p>
-    <w:p>
-      <w:pPr>
-        <w:pStyle w:val="ListParagraph"/>
-        <w:numPr>
-          <w:ilvl w:val="0"/>
-          <w:numId w:val="2"/>
-        </w:numPr>
-        <w:bidi/>
-        <w:spacing w:after="80" w:line="300"/>
-        <w:jc w:val="start"/>
-      </w:pPr>
-      <w:r>
-        <w:rPr>
-          <w:rFonts w:ascii="IBM Plex Sans Arabic" w:cs="IBM Plex Sans Arabic" w:hAnsi="IBM Plex Sans Arabic"/>
-          <w:rtl/>
-        </w:rPr>
-        <w:t xml:space="preserve">القوائم: مجموعات القائمة الجانبية وعناصرها وأيقوناتها وترتيبها.</w:t>
-      </w:r>
-    </w:p>
-    <w:p>
-      <w:pPr>
-        <w:pStyle w:val="ListParagraph"/>
-        <w:numPr>
-          <w:ilvl w:val="0"/>
-          <w:numId w:val="2"/>
-        </w:numPr>
-        <w:bidi/>
-        <w:spacing w:after="80" w:line="300"/>
-        <w:jc w:val="start"/>
-      </w:pPr>
-      <w:r>
-        <w:rPr>
-          <w:rFonts w:ascii="IBM Plex Sans Arabic" w:cs="IBM Plex Sans Arabic" w:hAnsi="IBM Plex Sans Arabic"/>
-          <w:rtl/>
-        </w:rPr>
-        <w:t xml:space="preserve">الإعدادات: قيم عامة مثل التقويم وأيام العطلة.</w:t>
-      </w:r>
-    </w:p>
-    <w:p>
-      <w:pPr>
-        <w:pStyle w:val="ListParagraph"/>
-        <w:numPr>
-          <w:ilvl w:val="0"/>
-          <w:numId w:val="2"/>
-        </w:numPr>
-        <w:bidi/>
-        <w:spacing w:after="80" w:line="300"/>
-        <w:jc w:val="start"/>
-      </w:pPr>
-      <w:r>
-        <w:rPr>
-          <w:rFonts w:ascii="IBM Plex Sans Arabic" w:cs="IBM Plex Sans Arabic" w:hAnsi="IBM Plex Sans Arabic"/>
-          <w:rtl/>
-        </w:rPr>
-        <w:t xml:space="preserve">النظام والجهة: الجهات وتطبيقات الأعمال.</w:t>
-      </w:r>
-    </w:p>
-    <w:p>
-      <w:pPr>
-        <w:pStyle w:val="ListParagraph"/>
-        <w:numPr>
-          <w:ilvl w:val="0"/>
-          <w:numId w:val="2"/>
-        </w:numPr>
-        <w:bidi/>
-        <w:spacing w:after="80" w:line="300"/>
-        <w:jc w:val="start"/>
-      </w:pPr>
-      <w:r>
-        <w:rPr>
-          <w:rFonts w:ascii="IBM Plex Sans Arabic" w:cs="IBM Plex Sans Arabic" w:hAnsi="IBM Plex Sans Arabic"/>
-          <w:rtl/>
-        </w:rPr>
-        <w:t xml:space="preserve">الهوية والشعار: الاسم والشعار وألوان النظام والبوابة وصور الدخول وبيانات التواصل.</w:t>
+        <w:t xml:space="preserve">16.5 الأدوار والصلاحيات</w:t>
       </w:r>
     </w:p>
     <w:p>
@@ -7779,7 +7609,7 @@
           <wp:inline distT="0" distB="0" distL="0" distR="0">
             <wp:extent cx="5715000" cy="3571875"/>
             <wp:effectExtent t="0" r="0" b="0" l="0"/>
-            <wp:docPr id="1" name="38-menus.jpg" descr="القوائم" title="القوائم"/>
+            <wp:docPr id="1" name="54-role-editor.jpg" descr="محرر الدور" title="محرر الدور"/>
             <wp:cNvGraphicFramePr>
               <a:graphicFrameLocks xmlns:a="http://schemas.openxmlformats.org/drawingml/2006/main" noChangeAspect="1"/>
             </wp:cNvGraphicFramePr>
@@ -7831,7 +7661,172 @@
           <w:szCs w:val="18"/>
           <w:rtl/>
         </w:rPr>
-        <w:t xml:space="preserve">القوائم</w:t>
+        <w:t xml:space="preserve">محرر الدور</w:t>
+      </w:r>
+    </w:p>
+    <w:p>
+      <w:pPr>
+        <w:pStyle w:val="ListParagraph"/>
+        <w:numPr>
+          <w:ilvl w:val="0"/>
+          <w:numId w:val="5"/>
+        </w:numPr>
+        <w:bidi/>
+        <w:spacing w:after="80" w:line="300"/>
+        <w:jc w:val="start"/>
+      </w:pPr>
+      <w:r>
+        <w:rPr>
+          <w:rFonts w:ascii="IBM Plex Sans Arabic" w:cs="IBM Plex Sans Arabic" w:hAnsi="IBM Plex Sans Arabic"/>
+          <w:rtl/>
+        </w:rPr>
+        <w:t xml:space="preserve">البيانات: الاسم والرمز وتطبيقات الأعمال (دور واحد قد يخدم أكثر من تطبيق).</w:t>
+      </w:r>
+    </w:p>
+    <w:p>
+      <w:pPr>
+        <w:pStyle w:val="ListParagraph"/>
+        <w:numPr>
+          <w:ilvl w:val="0"/>
+          <w:numId w:val="5"/>
+        </w:numPr>
+        <w:bidi/>
+        <w:spacing w:after="80" w:line="300"/>
+        <w:jc w:val="start"/>
+      </w:pPr>
+      <w:r>
+        <w:rPr>
+          <w:rFonts w:ascii="IBM Plex Sans Arabic" w:cs="IBM Plex Sans Arabic" w:hAnsi="IBM Plex Sans Arabic"/>
+          <w:rtl/>
+        </w:rPr>
+        <w:t xml:space="preserve">الشاشات: اختر الشاشات التي يفتحها الدور.</w:t>
+      </w:r>
+    </w:p>
+    <w:p>
+      <w:pPr>
+        <w:pStyle w:val="ListParagraph"/>
+        <w:numPr>
+          <w:ilvl w:val="0"/>
+          <w:numId w:val="5"/>
+        </w:numPr>
+        <w:bidi/>
+        <w:spacing w:after="80" w:line="300"/>
+        <w:jc w:val="start"/>
+      </w:pPr>
+      <w:r>
+        <w:rPr>
+          <w:rFonts w:ascii="IBM Plex Sans Arabic" w:cs="IBM Plex Sans Arabic" w:hAnsi="IBM Plex Sans Arabic"/>
+          <w:rtl/>
+        </w:rPr>
+        <w:t xml:space="preserve">الإجراءات: لكل شاشة حدد الإجراءات (فتح، إضافة، تعديل، حذف، اعتماد، تصدير، طباعة) وما بداخلها.</w:t>
+      </w:r>
+    </w:p>
+    <w:p>
+      <w:pPr>
+        <w:pStyle w:val="ListParagraph"/>
+        <w:numPr>
+          <w:ilvl w:val="0"/>
+          <w:numId w:val="5"/>
+        </w:numPr>
+        <w:bidi/>
+        <w:spacing w:after="80" w:line="300"/>
+        <w:jc w:val="start"/>
+      </w:pPr>
+      <w:r>
+        <w:rPr>
+          <w:rFonts w:ascii="IBM Plex Sans Arabic" w:cs="IBM Plex Sans Arabic" w:hAnsi="IBM Plex Sans Arabic"/>
+          <w:rtl/>
+        </w:rPr>
+        <w:t xml:space="preserve">البيانات في القوائم: لكل قائمة في الشاشة: الكل، أو قيم محددة، أو حسب قاعدة، أو لا شيء.</w:t>
+      </w:r>
+    </w:p>
+    <w:p>
+      <w:pPr>
+        <w:pStyle w:val="ListParagraph"/>
+        <w:numPr>
+          <w:ilvl w:val="0"/>
+          <w:numId w:val="5"/>
+        </w:numPr>
+        <w:bidi/>
+        <w:spacing w:after="80" w:line="300"/>
+        <w:jc w:val="start"/>
+      </w:pPr>
+      <w:r>
+        <w:rPr>
+          <w:rFonts w:ascii="IBM Plex Sans Arabic" w:cs="IBM Plex Sans Arabic" w:hAnsi="IBM Plex Sans Arabic"/>
+          <w:rtl/>
+        </w:rPr>
+        <w:t xml:space="preserve">القوائم: عناصر القائمة الجانبية التي يظهرها الدور.</w:t>
+      </w:r>
+    </w:p>
+    <w:p>
+      <w:pPr>
+        <w:pStyle w:val="Heading2"/>
+        <w:bidi/>
+      </w:pPr>
+      <w:r>
+        <w:rPr>
+          <w:rFonts w:ascii="IBM Plex Sans Arabic" w:cs="IBM Plex Sans Arabic" w:hAnsi="IBM Plex Sans Arabic"/>
+          <w:rtl/>
+        </w:rPr>
+        <w:t xml:space="preserve">16.6 القوائم والهوية</w:t>
+      </w:r>
+    </w:p>
+    <w:p>
+      <w:pPr>
+        <w:pStyle w:val="ListParagraph"/>
+        <w:numPr>
+          <w:ilvl w:val="0"/>
+          <w:numId w:val="2"/>
+        </w:numPr>
+        <w:bidi/>
+        <w:spacing w:after="80" w:line="300"/>
+        <w:jc w:val="start"/>
+      </w:pPr>
+      <w:r>
+        <w:rPr>
+          <w:rFonts w:ascii="IBM Plex Sans Arabic" w:cs="IBM Plex Sans Arabic" w:hAnsi="IBM Plex Sans Arabic"/>
+          <w:rtl/>
+        </w:rPr>
+        <w:t xml:space="preserve">القوائم: مجموعات القائمة الجانبية وعناصرها وأيقوناتها وترتيبها.</w:t>
+      </w:r>
+    </w:p>
+    <w:p>
+      <w:pPr>
+        <w:pStyle w:val="ListParagraph"/>
+        <w:numPr>
+          <w:ilvl w:val="0"/>
+          <w:numId w:val="2"/>
+        </w:numPr>
+        <w:bidi/>
+        <w:spacing w:after="80" w:line="300"/>
+        <w:jc w:val="start"/>
+      </w:pPr>
+      <w:r>
+        <w:rPr>
+          <w:rFonts w:ascii="IBM Plex Sans Arabic" w:cs="IBM Plex Sans Arabic" w:hAnsi="IBM Plex Sans Arabic"/>
+          <w:rtl/>
+        </w:rPr>
+        <w:t xml:space="preserve">النظام والجهة: الجهات وتطبيقات الأعمال.</w:t>
+      </w:r>
+    </w:p>
+    <w:p>
+      <w:pPr>
+        <w:pStyle w:val="ListParagraph"/>
+        <w:numPr>
+          <w:ilvl w:val="0"/>
+          <w:numId w:val="2"/>
+        </w:numPr>
+        <w:bidi/>
+        <w:spacing w:after="80" w:line="300"/>
+        <w:jc w:val="start"/>
+      </w:pPr>
+      <w:r>
+        <w:rPr>
+          <w:rFonts w:ascii="IBM Plex Sans Arabic" w:cs="IBM Plex Sans Arabic" w:hAnsi="IBM Plex Sans Arabic"/>
+          <w:rtl/>
+        </w:rPr>
+        <w:t xml:space="preserve">الهوية والشعار: الاسم والشعار وألوان النظام والبوابة وصور الدخول وبيانات التواصل.</w:t>
       </w:r>
     </w:p>
     <w:p>
@@ -7844,7 +7839,7 @@
           <wp:inline distT="0" distB="0" distL="0" distR="0">
             <wp:extent cx="5715000" cy="3571875"/>
             <wp:effectExtent t="0" r="0" b="0" l="0"/>
-            <wp:docPr id="1" name="40-installation.jpg" descr="النظام والجهة: الجهات وتطبيقات الأعمال" title="النظام والجهة: الجهات وتطبيقات الأعمال"/>
+            <wp:docPr id="1" name="38-menus.jpg" descr="القوائم" title="القوائم"/>
             <wp:cNvGraphicFramePr>
               <a:graphicFrameLocks xmlns:a="http://schemas.openxmlformats.org/drawingml/2006/main" noChangeAspect="1"/>
             </wp:cNvGraphicFramePr>
@@ -7896,6 +7891,71 @@
           <w:szCs w:val="18"/>
           <w:rtl/>
         </w:rPr>
+        <w:t xml:space="preserve">القوائم</w:t>
+      </w:r>
+    </w:p>
+    <w:p>
+      <w:pPr>
+        <w:spacing w:after="60" w:before="120"/>
+        <w:jc w:val="center"/>
+      </w:pPr>
+      <w:r>
+        <w:drawing>
+          <wp:inline distT="0" distB="0" distL="0" distR="0">
+            <wp:extent cx="5715000" cy="3571875"/>
+            <wp:effectExtent t="0" r="0" b="0" l="0"/>
+            <wp:docPr id="1" name="40-installation.jpg" descr="النظام والجهة: الجهات وتطبيقات الأعمال" title="النظام والجهة: الجهات وتطبيقات الأعمال"/>
+            <wp:cNvGraphicFramePr>
+              <a:graphicFrameLocks xmlns:a="http://schemas.openxmlformats.org/drawingml/2006/main" noChangeAspect="1"/>
+            </wp:cNvGraphicFramePr>
+            <a:graphic xmlns:a="http://schemas.openxmlformats.org/drawingml/2006/main">
+              <a:graphicData uri="http://schemas.openxmlformats.org/drawingml/2006/picture">
+                <pic:pic xmlns:pic="http://schemas.openxmlformats.org/drawingml/2006/picture">
+                  <pic:nvPicPr>
+                    <pic:cNvPr id="0" name="" descr=""/>
+                    <pic:cNvPicPr>
+                      <a:picLocks noChangeAspect="1" noChangeArrowheads="1"/>
+                    </pic:cNvPicPr>
+                  </pic:nvPicPr>
+                  <pic:blipFill>
+                    <a:blip r:embed="rId54" cstate="none"/>
+                    <a:srcRect/>
+                    <a:stretch>
+                      <a:fillRect/>
+                    </a:stretch>
+                  </pic:blipFill>
+                  <pic:spPr bwMode="auto">
+                    <a:xfrm>
+                      <a:off x="0" y="0"/>
+                      <a:ext cx="5715000" cy="3571875"/>
+                    </a:xfrm>
+                    <a:prstGeom prst="rect">
+                      <a:avLst/>
+                    </a:prstGeom>
+                  </pic:spPr>
+                </pic:pic>
+              </a:graphicData>
+            </a:graphic>
+          </wp:inline>
+        </w:drawing>
+      </w:r>
+    </w:p>
+    <w:p>
+      <w:pPr>
+        <w:bidi/>
+        <w:spacing w:after="240"/>
+        <w:jc w:val="center"/>
+      </w:pPr>
+      <w:r>
+        <w:rPr>
+          <w:rFonts w:ascii="IBM Plex Sans Arabic" w:cs="IBM Plex Sans Arabic" w:hAnsi="IBM Plex Sans Arabic"/>
+          <w:i/>
+          <w:iCs/>
+          <w:color w:val="667085"/>
+          <w:sz w:val="18"/>
+          <w:szCs w:val="18"/>
+          <w:rtl/>
+        </w:rPr>
         <w:t xml:space="preserve">النظام والجهة: الجهات وتطبيقات الأعمال</w:t>
       </w:r>
     </w:p>
@@ -7923,7 +7983,7 @@
                     </pic:cNvPicPr>
                   </pic:nvPicPr>
                   <pic:blipFill>
-                    <a:blip r:embed="rId54" cstate="none"/>
+                    <a:blip r:embed="rId55" cstate="none"/>
                     <a:srcRect/>
                     <a:stretch>
                       <a:fillRect/>
